--- a/docs/简易任务看板-实验报告.docx
+++ b/docs/简易任务看板-实验报告.docx
@@ -112,8 +112,7 @@
       <w:pPr>
         <w:pStyle w:val="34"/>
         <w:widowControl/>
-        <w:ind w:left="2160" w:leftChars="0" w:firstLine="720" w:firstLineChars="0"/>
-        <w:jc w:val="left"/>
+        <w:jc w:val="center"/>
         <w:rPr>
           <w:rFonts w:ascii="Times New Roman" w:hAnsi="Times New Roman" w:eastAsia="宋体" w:cs="Times New Roman"/>
           <w:sz w:val="52"/>
@@ -128,7 +127,8 @@
       <w:pPr>
         <w:pStyle w:val="168"/>
         <w:widowControl/>
-        <w:ind w:firstLine="3343" w:firstLineChars="1393"/>
+        <w:ind w:left="0" w:leftChars="0" w:firstLine="0" w:firstLineChars="0"/>
+        <w:jc w:val="center"/>
         <w:rPr>
           <w:rFonts w:ascii="Times New Roman" w:hAnsi="Times New Roman" w:eastAsia="宋体" w:cs="Times New Roman"/>
           <w:sz w:val="24"/>
@@ -143,7 +143,7 @@
     <w:tbl>
       <w:tblPr>
         <w:tblStyle w:val="36"/>
-        <w:tblW w:w="0" w:type="auto"/>
+        <w:tblW w:w="9292" w:type="dxa"/>
         <w:jc w:val="center"/>
         <w:tblBorders>
           <w:top w:val="single" w:color="auto" w:sz="4" w:space="0"/>
@@ -162,8 +162,8 @@
         </w:tblCellMar>
       </w:tblPr>
       <w:tblGrid>
-        <w:gridCol w:w="4646"/>
-        <w:gridCol w:w="4646"/>
+        <w:gridCol w:w="1323"/>
+        <w:gridCol w:w="7969"/>
       </w:tblGrid>
       <w:tr>
         <w:tblPrEx>
@@ -183,19 +183,30 @@
           </w:tblCellMar>
         </w:tblPrEx>
         <w:trPr>
+          <w:trHeight w:val="0" w:hRule="atLeast"/>
+          <w:tblHeader/>
           <w:jc w:val="center"/>
         </w:trPr>
         <w:tc>
           <w:tcPr>
-            <w:tcW w:w="4646" w:type="dxa"/>
+            <w:tcW w:w="0" w:type="auto"/>
+            <w:tcBorders>
+              <w:top w:val="single" w:color="000000" w:themeColor="dark1" w:sz="12" w:space="0"/>
+              <w:left w:val="nil"/>
+              <w:bottom w:val="single" w:color="000000" w:themeColor="dark1" w:sz="6" w:space="0"/>
+              <w:right w:val="nil"/>
+            </w:tcBorders>
+            <w:shd w:val="clear" w:color="auto" w:fill="FFFFFF"/>
             <w:vAlign w:val="center"/>
-            <w:shd w:val="clear" w:color="auto" w:fill="F2F2F2"/>
           </w:tcPr>
           <w:p>
             <w:pPr>
+              <w:snapToGrid w:val="0"/>
               <w:spacing w:after="0" w:line="240" w:lineRule="auto"/>
               <w:jc w:val="left"/>
               <w:rPr>
+                <w:b/>
+                <w:i w:val="0"/>
                 <w:sz w:val="24"/>
                 <w:szCs w:val="24"/>
               </w:rPr>
@@ -204,6 +215,7 @@
               <w:rPr>
                 <w:rFonts w:ascii="宋体" w:hAnsi="宋体" w:eastAsia="宋体"/>
                 <w:b/>
+                <w:i w:val="0"/>
                 <w:color w:val="000000"/>
                 <w:sz w:val="24"/>
                 <w:szCs w:val="24"/>
@@ -214,17 +226,29 @@
         </w:tc>
         <w:tc>
           <w:tcPr>
-            <w:tcW w:w="4646" w:type="dxa"/>
+            <w:tcW w:w="7969" w:type="dxa"/>
+            <w:tcBorders>
+              <w:top w:val="single" w:color="000000" w:themeColor="dark1" w:sz="12" w:space="0"/>
+              <w:left w:val="nil"/>
+              <w:bottom w:val="single" w:color="000000" w:themeColor="dark1" w:sz="6" w:space="0"/>
+              <w:right w:val="nil"/>
+            </w:tcBorders>
+            <w:shd w:val="clear" w:color="auto" w:fill="FFFFFF"/>
             <w:vAlign w:val="center"/>
-            <w:shd w:val="clear" w:color="auto" w:fill="F2F2F2"/>
           </w:tcPr>
           <w:p>
             <w:pPr>
-              <w:jc w:val="left"/>
+              <w:snapToGrid w:val="0"/>
+              <w:jc w:val="center"/>
+              <w:rPr>
+                <w:b/>
+                <w:i w:val="0"/>
+              </w:rPr>
             </w:pPr>
             <w:r>
               <w:rPr>
                 <w:b/>
+                <w:i w:val="0"/>
                 <w:color w:val="000000"/>
               </w:rPr>
               <w:t>前端框架与工程实践 - 作业2 简易任务看板</w:t>
@@ -250,18 +274,31 @@
           </w:tblCellMar>
         </w:tblPrEx>
         <w:trPr>
+          <w:trHeight w:val="0" w:hRule="atLeast"/>
+          <w:tblHeader/>
           <w:jc w:val="center"/>
         </w:trPr>
         <w:tc>
           <w:tcPr>
-            <w:tcW w:w="4646" w:type="dxa"/>
+            <w:tcW w:w="0" w:type="auto"/>
+            <w:tcBorders>
+              <w:top w:val="single" w:color="000000" w:themeColor="dark1" w:sz="6" w:space="0"/>
+              <w:left w:val="nil"/>
+              <w:bottom w:val="nil"/>
+              <w:right w:val="nil"/>
+            </w:tcBorders>
+            <w:shd w:val="clear" w:color="auto" w:fill="FFFFFF"/>
             <w:vAlign w:val="center"/>
           </w:tcPr>
           <w:p>
             <w:pPr>
+              <w:snapToGrid w:val="0"/>
               <w:spacing w:after="0" w:line="240" w:lineRule="auto"/>
               <w:jc w:val="center"/>
               <w:rPr>
+                <w:b w:val="0"/>
+                <w:i w:val="0"/>
+                <w:color w:val="08090C"/>
                 <w:sz w:val="24"/>
                 <w:szCs w:val="24"/>
               </w:rPr>
@@ -270,6 +307,8 @@
               <w:rPr>
                 <w:rFonts w:ascii="宋体" w:hAnsi="宋体" w:eastAsia="宋体"/>
                 <w:b w:val="0"/>
+                <w:i w:val="0"/>
+                <w:color w:val="08090C"/>
                 <w:sz w:val="24"/>
                 <w:szCs w:val="24"/>
               </w:rPr>
@@ -279,11 +318,32 @@
         </w:tc>
         <w:tc>
           <w:tcPr>
-            <w:tcW w:w="4646" w:type="dxa"/>
+            <w:tcW w:w="7969" w:type="dxa"/>
+            <w:tcBorders>
+              <w:top w:val="single" w:color="000000" w:themeColor="dark1" w:sz="6" w:space="0"/>
+              <w:left w:val="nil"/>
+              <w:bottom w:val="nil"/>
+              <w:right w:val="nil"/>
+            </w:tcBorders>
+            <w:shd w:val="clear" w:color="auto" w:fill="FFFFFF"/>
             <w:vAlign w:val="center"/>
           </w:tcPr>
           <w:p>
-            <w:r>
+            <w:pPr>
+              <w:snapToGrid w:val="0"/>
+              <w:jc w:val="center"/>
+              <w:rPr>
+                <w:b w:val="0"/>
+                <w:i w:val="0"/>
+                <w:color w:val="08090C"/>
+              </w:rPr>
+            </w:pPr>
+            <w:r>
+              <w:rPr>
+                <w:b w:val="0"/>
+                <w:i w:val="0"/>
+                <w:color w:val="08090C"/>
+              </w:rPr>
               <w:t>个人任务看板系统</w:t>
             </w:r>
           </w:p>
@@ -307,18 +367,31 @@
           </w:tblCellMar>
         </w:tblPrEx>
         <w:trPr>
+          <w:trHeight w:val="0" w:hRule="atLeast"/>
+          <w:tblHeader/>
           <w:jc w:val="center"/>
         </w:trPr>
         <w:tc>
           <w:tcPr>
-            <w:tcW w:w="4646" w:type="dxa"/>
+            <w:tcW w:w="0" w:type="auto"/>
+            <w:tcBorders>
+              <w:top w:val="nil"/>
+              <w:left w:val="nil"/>
+              <w:bottom w:val="nil"/>
+              <w:right w:val="nil"/>
+            </w:tcBorders>
+            <w:shd w:val="clear" w:color="auto" w:fill="F2F2F2"/>
             <w:vAlign w:val="center"/>
           </w:tcPr>
           <w:p>
             <w:pPr>
+              <w:snapToGrid w:val="0"/>
               <w:spacing w:after="0" w:line="240" w:lineRule="auto"/>
               <w:jc w:val="center"/>
               <w:rPr>
+                <w:b w:val="0"/>
+                <w:i w:val="0"/>
+                <w:color w:val="08090C"/>
                 <w:sz w:val="24"/>
                 <w:szCs w:val="24"/>
               </w:rPr>
@@ -327,6 +400,8 @@
               <w:rPr>
                 <w:rFonts w:ascii="宋体" w:hAnsi="宋体" w:eastAsia="宋体"/>
                 <w:b w:val="0"/>
+                <w:i w:val="0"/>
+                <w:color w:val="08090C"/>
                 <w:sz w:val="24"/>
                 <w:szCs w:val="24"/>
               </w:rPr>
@@ -336,14 +411,25 @@
         </w:tc>
         <w:tc>
           <w:tcPr>
-            <w:tcW w:w="4646" w:type="dxa"/>
+            <w:tcW w:w="7969" w:type="dxa"/>
+            <w:tcBorders>
+              <w:top w:val="nil"/>
+              <w:left w:val="nil"/>
+              <w:bottom w:val="nil"/>
+              <w:right w:val="nil"/>
+            </w:tcBorders>
+            <w:shd w:val="clear" w:color="auto" w:fill="F2F2F2"/>
             <w:vAlign w:val="center"/>
           </w:tcPr>
           <w:p>
             <w:pPr>
+              <w:snapToGrid w:val="0"/>
               <w:spacing w:after="0" w:line="240" w:lineRule="auto"/>
               <w:jc w:val="center"/>
               <w:rPr>
+                <w:b w:val="0"/>
+                <w:i w:val="0"/>
+                <w:color w:val="08090C"/>
                 <w:sz w:val="24"/>
                 <w:szCs w:val="24"/>
               </w:rPr>
@@ -352,6 +438,8 @@
               <w:rPr>
                 <w:rFonts w:ascii="宋体" w:hAnsi="宋体" w:eastAsia="宋体"/>
                 <w:b w:val="0"/>
+                <w:i w:val="0"/>
+                <w:color w:val="08090C"/>
                 <w:sz w:val="24"/>
                 <w:szCs w:val="24"/>
               </w:rPr>
@@ -378,18 +466,31 @@
           </w:tblCellMar>
         </w:tblPrEx>
         <w:trPr>
+          <w:trHeight w:val="0" w:hRule="atLeast"/>
+          <w:tblHeader/>
           <w:jc w:val="center"/>
         </w:trPr>
         <w:tc>
           <w:tcPr>
-            <w:tcW w:w="4646" w:type="dxa"/>
+            <w:tcW w:w="0" w:type="auto"/>
+            <w:tcBorders>
+              <w:top w:val="nil"/>
+              <w:left w:val="nil"/>
+              <w:bottom w:val="nil"/>
+              <w:right w:val="nil"/>
+            </w:tcBorders>
+            <w:shd w:val="clear" w:color="auto" w:fill="FFFFFF"/>
             <w:vAlign w:val="center"/>
           </w:tcPr>
           <w:p>
             <w:pPr>
+              <w:snapToGrid w:val="0"/>
               <w:spacing w:after="0" w:line="240" w:lineRule="auto"/>
               <w:jc w:val="center"/>
               <w:rPr>
+                <w:b w:val="0"/>
+                <w:i w:val="0"/>
+                <w:color w:val="08090C"/>
                 <w:sz w:val="24"/>
                 <w:szCs w:val="24"/>
               </w:rPr>
@@ -398,6 +499,8 @@
               <w:rPr>
                 <w:rFonts w:ascii="宋体" w:hAnsi="宋体" w:eastAsia="宋体"/>
                 <w:b w:val="0"/>
+                <w:i w:val="0"/>
+                <w:color w:val="08090C"/>
                 <w:sz w:val="24"/>
                 <w:szCs w:val="24"/>
               </w:rPr>
@@ -407,14 +510,25 @@
         </w:tc>
         <w:tc>
           <w:tcPr>
-            <w:tcW w:w="4646" w:type="dxa"/>
+            <w:tcW w:w="7969" w:type="dxa"/>
+            <w:tcBorders>
+              <w:top w:val="nil"/>
+              <w:left w:val="nil"/>
+              <w:bottom w:val="nil"/>
+              <w:right w:val="nil"/>
+            </w:tcBorders>
+            <w:shd w:val="clear" w:color="auto" w:fill="FFFFFF"/>
             <w:vAlign w:val="center"/>
           </w:tcPr>
           <w:p>
             <w:pPr>
+              <w:snapToGrid w:val="0"/>
               <w:spacing w:after="0" w:line="240" w:lineRule="auto"/>
               <w:jc w:val="center"/>
               <w:rPr>
+                <w:b w:val="0"/>
+                <w:i w:val="0"/>
+                <w:color w:val="08090C"/>
                 <w:sz w:val="24"/>
                 <w:szCs w:val="24"/>
               </w:rPr>
@@ -423,6 +537,8 @@
               <w:rPr>
                 <w:rFonts w:ascii="宋体" w:hAnsi="宋体" w:eastAsia="宋体"/>
                 <w:b w:val="0"/>
+                <w:i w:val="0"/>
+                <w:color w:val="08090C"/>
                 <w:sz w:val="24"/>
                 <w:szCs w:val="24"/>
               </w:rPr>
@@ -449,18 +565,31 @@
           </w:tblCellMar>
         </w:tblPrEx>
         <w:trPr>
+          <w:trHeight w:val="0" w:hRule="atLeast"/>
+          <w:tblHeader/>
           <w:jc w:val="center"/>
         </w:trPr>
         <w:tc>
           <w:tcPr>
-            <w:tcW w:w="4646" w:type="dxa"/>
+            <w:tcW w:w="1323" w:type="dxa"/>
+            <w:tcBorders>
+              <w:top w:val="nil"/>
+              <w:left w:val="nil"/>
+              <w:bottom w:val="single" w:color="000000" w:themeColor="dark1" w:sz="12" w:space="0"/>
+              <w:right w:val="nil"/>
+            </w:tcBorders>
+            <w:shd w:val="clear" w:color="auto" w:fill="F2F2F2"/>
             <w:vAlign w:val="center"/>
           </w:tcPr>
           <w:p>
             <w:pPr>
+              <w:snapToGrid w:val="0"/>
               <w:spacing w:after="0" w:line="240" w:lineRule="auto"/>
               <w:jc w:val="center"/>
               <w:rPr>
+                <w:b w:val="0"/>
+                <w:i w:val="0"/>
+                <w:color w:val="08090C"/>
                 <w:sz w:val="24"/>
                 <w:szCs w:val="24"/>
               </w:rPr>
@@ -469,6 +598,8 @@
               <w:rPr>
                 <w:rFonts w:ascii="宋体" w:hAnsi="宋体" w:eastAsia="宋体"/>
                 <w:b w:val="0"/>
+                <w:i w:val="0"/>
+                <w:color w:val="08090C"/>
                 <w:sz w:val="24"/>
                 <w:szCs w:val="24"/>
               </w:rPr>
@@ -478,15 +609,26 @@
         </w:tc>
         <w:tc>
           <w:tcPr>
-            <w:tcW w:w="4646" w:type="dxa"/>
+            <w:tcW w:w="7969" w:type="dxa"/>
+            <w:tcBorders>
+              <w:top w:val="nil"/>
+              <w:left w:val="nil"/>
+              <w:bottom w:val="single" w:color="000000" w:themeColor="dark1" w:sz="12" w:space="0"/>
+              <w:right w:val="nil"/>
+            </w:tcBorders>
+            <w:shd w:val="clear" w:color="auto" w:fill="F2F2F2"/>
             <w:vAlign w:val="center"/>
           </w:tcPr>
           <w:p>
             <w:pPr>
+              <w:snapToGrid w:val="0"/>
               <w:spacing w:after="0" w:line="240" w:lineRule="auto"/>
-              <w:jc w:val="both"/>
+              <w:jc w:val="center"/>
               <w:rPr>
                 <w:rFonts w:hint="default" w:eastAsia="宋体"/>
+                <w:b w:val="0"/>
+                <w:i w:val="0"/>
+                <w:color w:val="08090C"/>
                 <w:sz w:val="24"/>
                 <w:szCs w:val="24"/>
                 <w:lang w:val="en-US" w:eastAsia="zh-CN"/>
@@ -495,6 +637,9 @@
             <w:r>
               <w:rPr>
                 <w:rFonts w:hint="eastAsia"/>
+                <w:b w:val="0"/>
+                <w:i w:val="0"/>
+                <w:color w:val="08090C"/>
                 <w:sz w:val="24"/>
                 <w:szCs w:val="24"/>
                 <w:lang w:val="en-US" w:eastAsia="zh-CN"/>
@@ -562,7 +707,7 @@
         </w:rPr>
       </w:pPr>
       <w:r>
-        <w:t>项目目标是交付一个可真实运行、可前后端联调、可用于课堂演示的个人任务管理系统，而不仅是静态界面原型。实现过程中优先保证注册登录、任务 CRUD、状态看板、拖拽同步、搜索筛选、导入导出和数据持久化等主流程稳定可用。</w:t>
+        <w:t>项目目标是完成一个可真实运行、可前后端联调、可用于课堂演示的个人任务管理系统，而不仅是静态界面原型。实现过程中优先保证注册登录、任务 CRUD、状态看板、拖拽同步、搜索筛选、导入导出和数据持久化等主流程可用。</w:t>
       </w:r>
     </w:p>
     <w:p>
@@ -732,7 +877,7 @@
     <w:tbl>
       <w:tblPr>
         <w:tblStyle w:val="36"/>
-        <w:tblW w:w="0" w:type="auto"/>
+        <w:tblW w:w="9292" w:type="dxa"/>
         <w:jc w:val="center"/>
         <w:tblBorders>
           <w:top w:val="single" w:color="auto" w:sz="4" w:space="0"/>
@@ -751,8 +896,8 @@
         </w:tblCellMar>
       </w:tblPr>
       <w:tblGrid>
-        <w:gridCol w:w="4646"/>
-        <w:gridCol w:w="4646"/>
+        <w:gridCol w:w="1378"/>
+        <w:gridCol w:w="7914"/>
       </w:tblGrid>
       <w:tr>
         <w:tblPrEx>
@@ -772,18 +917,27 @@
           </w:tblCellMar>
         </w:tblPrEx>
         <w:trPr>
+          <w:trHeight w:val="0" w:hRule="atLeast"/>
+          <w:tblHeader/>
           <w:jc w:val="center"/>
         </w:trPr>
         <w:tc>
           <w:tcPr>
-            <w:tcW w:w="4646" w:type="dxa"/>
+            <w:tcW w:w="0" w:type="auto"/>
+            <w:shd w:val="clear" w:color="auto" w:fill="F2F2F2"/>
             <w:vAlign w:val="center"/>
-            <w:shd w:val="clear" w:color="auto" w:fill="F2F2F2"/>
           </w:tcPr>
           <w:p>
             <w:pPr>
+              <w:snapToGrid w:val="0"/>
               <w:spacing w:after="0" w:line="240" w:lineRule="auto"/>
-              <w:jc w:val="left"/>
+              <w:ind w:left="0" w:leftChars="0" w:right="0" w:rightChars="0" w:firstLine="0" w:firstLineChars="0"/>
+              <w:jc w:val="center"/>
+              <w:rPr>
+                <w:rFonts w:ascii="宋体" w:eastAsia="宋体"/>
+                <w:b/>
+                <w:sz w:val="21"/>
+              </w:rPr>
             </w:pPr>
             <w:r>
               <w:rPr>
@@ -798,14 +952,21 @@
         </w:tc>
         <w:tc>
           <w:tcPr>
-            <w:tcW w:w="4646" w:type="dxa"/>
+            <w:tcW w:w="7914" w:type="dxa"/>
+            <w:shd w:val="clear" w:color="auto" w:fill="F2F2F2"/>
             <w:vAlign w:val="center"/>
-            <w:shd w:val="clear" w:color="auto" w:fill="F2F2F2"/>
           </w:tcPr>
           <w:p>
             <w:pPr>
+              <w:snapToGrid w:val="0"/>
               <w:spacing w:after="0" w:line="240" w:lineRule="auto"/>
-              <w:jc w:val="left"/>
+              <w:ind w:left="0" w:leftChars="0" w:right="0" w:rightChars="0" w:firstLine="0" w:firstLineChars="0"/>
+              <w:jc w:val="center"/>
+              <w:rPr>
+                <w:rFonts w:ascii="宋体" w:eastAsia="宋体"/>
+                <w:b/>
+                <w:sz w:val="21"/>
+              </w:rPr>
             </w:pPr>
             <w:r>
               <w:rPr>
@@ -837,23 +998,30 @@
           </w:tblCellMar>
         </w:tblPrEx>
         <w:trPr>
+          <w:trHeight w:val="0" w:hRule="atLeast"/>
           <w:jc w:val="center"/>
         </w:trPr>
         <w:tc>
           <w:tcPr>
-            <w:tcW w:w="4646" w:type="dxa"/>
+            <w:tcW w:w="0" w:type="auto"/>
             <w:vAlign w:val="center"/>
           </w:tcPr>
           <w:p>
             <w:pPr>
+              <w:snapToGrid w:val="0"/>
               <w:spacing w:after="0" w:line="240" w:lineRule="auto"/>
+              <w:ind w:left="0" w:leftChars="0" w:right="0" w:rightChars="0" w:firstLine="0" w:firstLineChars="0"/>
               <w:jc w:val="center"/>
+              <w:rPr>
+                <w:rFonts w:ascii="宋体" w:eastAsia="宋体"/>
+                <w:sz w:val="22"/>
+              </w:rPr>
             </w:pPr>
             <w:r>
               <w:rPr>
                 <w:rFonts w:ascii="宋体" w:hAnsi="宋体" w:eastAsia="宋体"/>
                 <w:b w:val="0"/>
-                <w:sz w:val="21"/>
+                <w:sz w:val="22"/>
               </w:rPr>
               <w:t>登录页</w:t>
             </w:r>
@@ -861,11 +1029,25 @@
         </w:tc>
         <w:tc>
           <w:tcPr>
-            <w:tcW w:w="4646" w:type="dxa"/>
+            <w:tcW w:w="7914" w:type="dxa"/>
             <w:vAlign w:val="center"/>
           </w:tcPr>
           <w:p>
-            <w:r>
+            <w:pPr>
+              <w:snapToGrid w:val="0"/>
+              <w:spacing w:line="240" w:lineRule="auto"/>
+              <w:ind w:left="0" w:leftChars="0" w:right="0" w:rightChars="0" w:firstLine="0" w:firstLineChars="0"/>
+              <w:jc w:val="center"/>
+              <w:rPr>
+                <w:rFonts w:ascii="宋体" w:eastAsia="宋体"/>
+                <w:sz w:val="22"/>
+              </w:rPr>
+            </w:pPr>
+            <w:r>
+              <w:rPr>
+                <w:rFonts w:ascii="宋体" w:eastAsia="宋体"/>
+                <w:sz w:val="22"/>
+              </w:rPr>
               <w:t>输入用户名和密码登录，登录成功后进入个人任务看板。</w:t>
             </w:r>
           </w:p>
@@ -889,23 +1071,30 @@
           </w:tblCellMar>
         </w:tblPrEx>
         <w:trPr>
+          <w:trHeight w:val="0" w:hRule="atLeast"/>
           <w:jc w:val="center"/>
         </w:trPr>
         <w:tc>
           <w:tcPr>
-            <w:tcW w:w="4646" w:type="dxa"/>
+            <w:tcW w:w="0" w:type="auto"/>
             <w:vAlign w:val="center"/>
           </w:tcPr>
           <w:p>
             <w:pPr>
+              <w:snapToGrid w:val="0"/>
               <w:spacing w:after="0" w:line="240" w:lineRule="auto"/>
+              <w:ind w:left="0" w:leftChars="0" w:right="0" w:rightChars="0" w:firstLine="0" w:firstLineChars="0"/>
               <w:jc w:val="center"/>
+              <w:rPr>
+                <w:rFonts w:ascii="宋体" w:eastAsia="宋体"/>
+                <w:sz w:val="22"/>
+              </w:rPr>
             </w:pPr>
             <w:r>
               <w:rPr>
                 <w:rFonts w:ascii="宋体" w:hAnsi="宋体" w:eastAsia="宋体"/>
                 <w:b w:val="0"/>
-                <w:sz w:val="21"/>
+                <w:sz w:val="22"/>
               </w:rPr>
               <w:t>注册页</w:t>
             </w:r>
@@ -913,11 +1102,25 @@
         </w:tc>
         <w:tc>
           <w:tcPr>
-            <w:tcW w:w="4646" w:type="dxa"/>
+            <w:tcW w:w="7914" w:type="dxa"/>
             <w:vAlign w:val="center"/>
           </w:tcPr>
           <w:p>
-            <w:r>
+            <w:pPr>
+              <w:snapToGrid w:val="0"/>
+              <w:spacing w:line="240" w:lineRule="auto"/>
+              <w:ind w:left="0" w:leftChars="0" w:right="0" w:rightChars="0" w:firstLine="0" w:firstLineChars="0"/>
+              <w:jc w:val="center"/>
+              <w:rPr>
+                <w:rFonts w:ascii="宋体" w:eastAsia="宋体"/>
+                <w:sz w:val="22"/>
+              </w:rPr>
+            </w:pPr>
+            <w:r>
+              <w:rPr>
+                <w:rFonts w:ascii="宋体" w:eastAsia="宋体"/>
+                <w:sz w:val="22"/>
+              </w:rPr>
               <w:t>输入用户名和密码注册，注册成功后进入主看板。</w:t>
             </w:r>
           </w:p>
@@ -941,23 +1144,30 @@
           </w:tblCellMar>
         </w:tblPrEx>
         <w:trPr>
+          <w:trHeight w:val="0" w:hRule="atLeast"/>
           <w:jc w:val="center"/>
         </w:trPr>
         <w:tc>
           <w:tcPr>
-            <w:tcW w:w="4646" w:type="dxa"/>
+            <w:tcW w:w="0" w:type="auto"/>
             <w:vAlign w:val="center"/>
           </w:tcPr>
           <w:p>
             <w:pPr>
+              <w:snapToGrid w:val="0"/>
               <w:spacing w:after="0" w:line="240" w:lineRule="auto"/>
+              <w:ind w:left="0" w:leftChars="0" w:right="0" w:rightChars="0" w:firstLine="0" w:firstLineChars="0"/>
               <w:jc w:val="center"/>
+              <w:rPr>
+                <w:rFonts w:ascii="宋体" w:eastAsia="宋体"/>
+                <w:sz w:val="22"/>
+              </w:rPr>
             </w:pPr>
             <w:r>
               <w:rPr>
                 <w:rFonts w:ascii="宋体" w:hAnsi="宋体" w:eastAsia="宋体"/>
                 <w:b w:val="0"/>
-                <w:sz w:val="21"/>
+                <w:sz w:val="22"/>
               </w:rPr>
               <w:t>主看板页</w:t>
             </w:r>
@@ -965,11 +1175,25 @@
         </w:tc>
         <w:tc>
           <w:tcPr>
-            <w:tcW w:w="4646" w:type="dxa"/>
+            <w:tcW w:w="7914" w:type="dxa"/>
             <w:vAlign w:val="center"/>
           </w:tcPr>
           <w:p>
-            <w:r>
+            <w:pPr>
+              <w:snapToGrid w:val="0"/>
+              <w:spacing w:line="240" w:lineRule="auto"/>
+              <w:ind w:left="0" w:leftChars="0" w:right="0" w:rightChars="0" w:firstLine="0" w:firstLineChars="0"/>
+              <w:jc w:val="center"/>
+              <w:rPr>
+                <w:rFonts w:ascii="宋体" w:eastAsia="宋体"/>
+                <w:sz w:val="22"/>
+              </w:rPr>
+            </w:pPr>
+            <w:r>
+              <w:rPr>
+                <w:rFonts w:ascii="宋体" w:eastAsia="宋体"/>
+                <w:sz w:val="22"/>
+              </w:rPr>
               <w:t>展示任务列表、搜索筛选、状态看板和优先级看板。</w:t>
             </w:r>
           </w:p>
@@ -993,23 +1217,30 @@
           </w:tblCellMar>
         </w:tblPrEx>
         <w:trPr>
+          <w:trHeight w:val="0" w:hRule="atLeast"/>
           <w:jc w:val="center"/>
         </w:trPr>
         <w:tc>
           <w:tcPr>
-            <w:tcW w:w="4646" w:type="dxa"/>
+            <w:tcW w:w="0" w:type="auto"/>
             <w:vAlign w:val="center"/>
           </w:tcPr>
           <w:p>
             <w:pPr>
+              <w:snapToGrid w:val="0"/>
               <w:spacing w:after="0" w:line="240" w:lineRule="auto"/>
+              <w:ind w:left="0" w:leftChars="0" w:right="0" w:rightChars="0" w:firstLine="0" w:firstLineChars="0"/>
               <w:jc w:val="center"/>
+              <w:rPr>
+                <w:rFonts w:ascii="宋体" w:eastAsia="宋体"/>
+                <w:sz w:val="22"/>
+              </w:rPr>
             </w:pPr>
             <w:r>
               <w:rPr>
                 <w:rFonts w:ascii="宋体" w:hAnsi="宋体" w:eastAsia="宋体"/>
                 <w:b w:val="0"/>
-                <w:sz w:val="21"/>
+                <w:sz w:val="22"/>
               </w:rPr>
               <w:t>任务抽屉</w:t>
             </w:r>
@@ -1017,11 +1248,25 @@
         </w:tc>
         <w:tc>
           <w:tcPr>
-            <w:tcW w:w="4646" w:type="dxa"/>
+            <w:tcW w:w="7914" w:type="dxa"/>
             <w:vAlign w:val="center"/>
           </w:tcPr>
           <w:p>
-            <w:r>
+            <w:pPr>
+              <w:snapToGrid w:val="0"/>
+              <w:spacing w:line="240" w:lineRule="auto"/>
+              <w:ind w:left="0" w:leftChars="0" w:right="0" w:rightChars="0" w:firstLine="0" w:firstLineChars="0"/>
+              <w:jc w:val="center"/>
+              <w:rPr>
+                <w:rFonts w:ascii="宋体" w:eastAsia="宋体"/>
+                <w:sz w:val="22"/>
+              </w:rPr>
+            </w:pPr>
+            <w:r>
+              <w:rPr>
+                <w:rFonts w:ascii="宋体" w:eastAsia="宋体"/>
+                <w:sz w:val="22"/>
+              </w:rPr>
               <w:t>用于新增和编辑任务，包含标题、描述、截止日期、优先级和状态等字段。</w:t>
             </w:r>
           </w:p>
@@ -1045,26 +1290,55 @@
           </w:tblCellMar>
         </w:tblPrEx>
         <w:trPr>
+          <w:trHeight w:val="0" w:hRule="atLeast"/>
           <w:jc w:val="center"/>
         </w:trPr>
         <w:tc>
           <w:tcPr>
-            <w:tcW w:w="4646" w:type="dxa"/>
+            <w:tcW w:w="0" w:type="auto"/>
             <w:vAlign w:val="center"/>
           </w:tcPr>
           <w:p>
-            <w:r>
+            <w:pPr>
+              <w:snapToGrid w:val="0"/>
+              <w:spacing w:line="240" w:lineRule="auto"/>
+              <w:ind w:left="0" w:leftChars="0" w:right="0" w:rightChars="0" w:firstLine="0" w:firstLineChars="0"/>
+              <w:jc w:val="center"/>
+              <w:rPr>
+                <w:rFonts w:ascii="宋体" w:eastAsia="宋体"/>
+                <w:sz w:val="22"/>
+              </w:rPr>
+            </w:pPr>
+            <w:r>
+              <w:rPr>
+                <w:rFonts w:ascii="宋体" w:eastAsia="宋体"/>
+                <w:sz w:val="22"/>
+              </w:rPr>
               <w:t>数据设置</w:t>
             </w:r>
           </w:p>
         </w:tc>
         <w:tc>
           <w:tcPr>
-            <w:tcW w:w="4646" w:type="dxa"/>
+            <w:tcW w:w="7914" w:type="dxa"/>
             <w:vAlign w:val="center"/>
           </w:tcPr>
           <w:p>
-            <w:r>
+            <w:pPr>
+              <w:snapToGrid w:val="0"/>
+              <w:spacing w:line="240" w:lineRule="auto"/>
+              <w:ind w:left="0" w:leftChars="0" w:right="0" w:rightChars="0" w:firstLine="0" w:firstLineChars="0"/>
+              <w:jc w:val="center"/>
+              <w:rPr>
+                <w:rFonts w:ascii="宋体" w:eastAsia="宋体"/>
+                <w:sz w:val="22"/>
+              </w:rPr>
+            </w:pPr>
+            <w:r>
+              <w:rPr>
+                <w:rFonts w:ascii="宋体" w:eastAsia="宋体"/>
+                <w:sz w:val="22"/>
+              </w:rPr>
               <w:t>用于任务导入、导出、清空和数据管理。</w:t>
             </w:r>
           </w:p>
@@ -1088,23 +1362,30 @@
           </w:tblCellMar>
         </w:tblPrEx>
         <w:trPr>
+          <w:trHeight w:val="0" w:hRule="atLeast"/>
           <w:jc w:val="center"/>
         </w:trPr>
         <w:tc>
           <w:tcPr>
-            <w:tcW w:w="4646" w:type="dxa"/>
+            <w:tcW w:w="1378" w:type="dxa"/>
             <w:vAlign w:val="center"/>
           </w:tcPr>
           <w:p>
             <w:pPr>
+              <w:snapToGrid w:val="0"/>
               <w:spacing w:after="0" w:line="240" w:lineRule="auto"/>
+              <w:ind w:left="0" w:leftChars="0" w:right="0" w:rightChars="0" w:firstLine="0" w:firstLineChars="0"/>
               <w:jc w:val="center"/>
+              <w:rPr>
+                <w:rFonts w:ascii="宋体" w:eastAsia="宋体"/>
+                <w:sz w:val="22"/>
+              </w:rPr>
             </w:pPr>
             <w:r>
               <w:rPr>
                 <w:rFonts w:ascii="宋体" w:hAnsi="宋体" w:eastAsia="宋体"/>
                 <w:b w:val="0"/>
-                <w:sz w:val="21"/>
+                <w:sz w:val="22"/>
               </w:rPr>
               <w:t>用户菜单</w:t>
             </w:r>
@@ -1112,11 +1393,25 @@
         </w:tc>
         <w:tc>
           <w:tcPr>
-            <w:tcW w:w="4646" w:type="dxa"/>
+            <w:tcW w:w="7914" w:type="dxa"/>
             <w:vAlign w:val="center"/>
           </w:tcPr>
           <w:p>
-            <w:r>
+            <w:pPr>
+              <w:snapToGrid w:val="0"/>
+              <w:spacing w:line="240" w:lineRule="auto"/>
+              <w:ind w:left="0" w:leftChars="0" w:right="0" w:rightChars="0" w:firstLine="0" w:firstLineChars="0"/>
+              <w:jc w:val="center"/>
+              <w:rPr>
+                <w:rFonts w:ascii="宋体" w:eastAsia="宋体"/>
+                <w:sz w:val="22"/>
+              </w:rPr>
+            </w:pPr>
+            <w:r>
+              <w:rPr>
+                <w:rFonts w:ascii="宋体" w:eastAsia="宋体"/>
+                <w:sz w:val="22"/>
+              </w:rPr>
               <w:t>显示当前用户名，并提供数据设置、生成示例数据和退出登录入口。</w:t>
             </w:r>
           </w:p>
@@ -1154,7 +1449,7 @@
     <w:tbl>
       <w:tblPr>
         <w:tblStyle w:val="36"/>
-        <w:tblW w:w="0" w:type="auto"/>
+        <w:tblW w:w="9292" w:type="dxa"/>
         <w:jc w:val="center"/>
         <w:tblBorders>
           <w:top w:val="single" w:color="auto" w:sz="4" w:space="0"/>
@@ -1173,9 +1468,9 @@
         </w:tblCellMar>
       </w:tblPr>
       <w:tblGrid>
-        <w:gridCol w:w="3097"/>
-        <w:gridCol w:w="3097"/>
-        <w:gridCol w:w="3097"/>
+        <w:gridCol w:w="1481"/>
+        <w:gridCol w:w="3825"/>
+        <w:gridCol w:w="3986"/>
       </w:tblGrid>
       <w:tr>
         <w:tblPrEx>
@@ -1195,18 +1490,27 @@
           </w:tblCellMar>
         </w:tblPrEx>
         <w:trPr>
+          <w:trHeight w:val="0" w:hRule="atLeast"/>
+          <w:tblHeader/>
           <w:jc w:val="center"/>
         </w:trPr>
         <w:tc>
           <w:tcPr>
-            <w:tcW w:w="3097" w:type="dxa"/>
+            <w:tcW w:w="1481" w:type="dxa"/>
+            <w:shd w:val="clear" w:color="auto" w:fill="F2F2F2"/>
             <w:vAlign w:val="center"/>
-            <w:shd w:val="clear" w:color="auto" w:fill="F2F2F2"/>
           </w:tcPr>
           <w:p>
             <w:pPr>
+              <w:snapToGrid w:val="0"/>
               <w:spacing w:after="0" w:line="240" w:lineRule="auto"/>
-              <w:jc w:val="left"/>
+              <w:ind w:left="0" w:leftChars="0" w:right="0" w:rightChars="0" w:firstLine="0" w:firstLineChars="0"/>
+              <w:jc w:val="center"/>
+              <w:rPr>
+                <w:rFonts w:ascii="宋体" w:eastAsia="宋体"/>
+                <w:b/>
+                <w:sz w:val="21"/>
+              </w:rPr>
             </w:pPr>
             <w:r>
               <w:rPr>
@@ -1221,14 +1525,21 @@
         </w:tc>
         <w:tc>
           <w:tcPr>
-            <w:tcW w:w="3097" w:type="dxa"/>
+            <w:tcW w:w="3825" w:type="dxa"/>
+            <w:shd w:val="clear" w:color="auto" w:fill="F2F2F2"/>
             <w:vAlign w:val="center"/>
-            <w:shd w:val="clear" w:color="auto" w:fill="F2F2F2"/>
           </w:tcPr>
           <w:p>
             <w:pPr>
+              <w:snapToGrid w:val="0"/>
               <w:spacing w:after="0" w:line="240" w:lineRule="auto"/>
-              <w:jc w:val="left"/>
+              <w:ind w:left="0" w:leftChars="0" w:right="0" w:rightChars="0" w:firstLine="0" w:firstLineChars="0"/>
+              <w:jc w:val="center"/>
+              <w:rPr>
+                <w:rFonts w:ascii="宋体" w:eastAsia="宋体"/>
+                <w:b/>
+                <w:sz w:val="21"/>
+              </w:rPr>
             </w:pPr>
             <w:r>
               <w:rPr>
@@ -1243,14 +1554,21 @@
         </w:tc>
         <w:tc>
           <w:tcPr>
-            <w:tcW w:w="3097" w:type="dxa"/>
+            <w:tcW w:w="3986" w:type="dxa"/>
+            <w:shd w:val="clear" w:color="auto" w:fill="F2F2F2"/>
             <w:vAlign w:val="center"/>
-            <w:shd w:val="clear" w:color="auto" w:fill="F2F2F2"/>
           </w:tcPr>
           <w:p>
             <w:pPr>
+              <w:snapToGrid w:val="0"/>
               <w:spacing w:after="0" w:line="240" w:lineRule="auto"/>
-              <w:jc w:val="left"/>
+              <w:ind w:left="0" w:leftChars="0" w:right="0" w:rightChars="0" w:firstLine="0" w:firstLineChars="0"/>
+              <w:jc w:val="center"/>
+              <w:rPr>
+                <w:rFonts w:ascii="宋体" w:eastAsia="宋体"/>
+                <w:b/>
+                <w:sz w:val="21"/>
+              </w:rPr>
             </w:pPr>
             <w:r>
               <w:rPr>
@@ -1282,23 +1600,30 @@
           </w:tblCellMar>
         </w:tblPrEx>
         <w:trPr>
+          <w:trHeight w:val="0" w:hRule="atLeast"/>
           <w:jc w:val="center"/>
         </w:trPr>
         <w:tc>
           <w:tcPr>
-            <w:tcW w:w="3097" w:type="dxa"/>
+            <w:tcW w:w="1481" w:type="dxa"/>
             <w:vAlign w:val="center"/>
           </w:tcPr>
           <w:p>
             <w:pPr>
+              <w:snapToGrid w:val="0"/>
               <w:spacing w:after="0" w:line="240" w:lineRule="auto"/>
+              <w:ind w:left="0" w:leftChars="0" w:right="0" w:rightChars="0" w:firstLine="0" w:firstLineChars="0"/>
               <w:jc w:val="center"/>
+              <w:rPr>
+                <w:rFonts w:ascii="宋体" w:eastAsia="宋体"/>
+                <w:sz w:val="22"/>
+              </w:rPr>
             </w:pPr>
             <w:r>
               <w:rPr>
                 <w:rFonts w:ascii="宋体" w:hAnsi="宋体" w:eastAsia="宋体"/>
                 <w:b w:val="0"/>
-                <w:sz w:val="21"/>
+                <w:sz w:val="22"/>
               </w:rPr>
               <w:t>登录注册</w:t>
             </w:r>
@@ -1306,22 +1631,50 @@
         </w:tc>
         <w:tc>
           <w:tcPr>
-            <w:tcW w:w="3097" w:type="dxa"/>
+            <w:tcW w:w="3825" w:type="dxa"/>
             <w:vAlign w:val="center"/>
           </w:tcPr>
           <w:p>
-            <w:r>
+            <w:pPr>
+              <w:snapToGrid w:val="0"/>
+              <w:spacing w:line="240" w:lineRule="auto"/>
+              <w:ind w:left="0" w:leftChars="0" w:right="0" w:rightChars="0" w:firstLine="0" w:firstLineChars="0"/>
+              <w:jc w:val="left"/>
+              <w:rPr>
+                <w:rFonts w:ascii="宋体" w:eastAsia="宋体"/>
+                <w:sz w:val="22"/>
+              </w:rPr>
+            </w:pPr>
+            <w:r>
+              <w:rPr>
+                <w:rFonts w:ascii="宋体" w:eastAsia="宋体"/>
+                <w:sz w:val="22"/>
+              </w:rPr>
               <w:t>支持用户注册和登录，密码使用 bcrypt 哈希存储，JWT 有效期为 7 天。</w:t>
             </w:r>
           </w:p>
         </w:tc>
         <w:tc>
           <w:tcPr>
-            <w:tcW w:w="3097" w:type="dxa"/>
+            <w:tcW w:w="3986" w:type="dxa"/>
             <w:vAlign w:val="center"/>
           </w:tcPr>
           <w:p>
-            <w:r>
+            <w:pPr>
+              <w:snapToGrid w:val="0"/>
+              <w:spacing w:line="240" w:lineRule="auto"/>
+              <w:ind w:left="0" w:leftChars="0" w:right="0" w:rightChars="0" w:firstLine="0" w:firstLineChars="0"/>
+              <w:jc w:val="left"/>
+              <w:rPr>
+                <w:rFonts w:ascii="宋体" w:eastAsia="宋体"/>
+                <w:sz w:val="22"/>
+              </w:rPr>
+            </w:pPr>
+            <w:r>
+              <w:rPr>
+                <w:rFonts w:ascii="宋体" w:eastAsia="宋体"/>
+                <w:sz w:val="22"/>
+              </w:rPr>
               <w:t>新用户可完成注册，已有用户可正常登录，错误密码会被拒绝。</w:t>
             </w:r>
           </w:p>
@@ -1345,23 +1698,30 @@
           </w:tblCellMar>
         </w:tblPrEx>
         <w:trPr>
+          <w:trHeight w:val="0" w:hRule="atLeast"/>
           <w:jc w:val="center"/>
         </w:trPr>
         <w:tc>
           <w:tcPr>
-            <w:tcW w:w="3097" w:type="dxa"/>
+            <w:tcW w:w="1481" w:type="dxa"/>
             <w:vAlign w:val="center"/>
           </w:tcPr>
           <w:p>
             <w:pPr>
+              <w:snapToGrid w:val="0"/>
               <w:spacing w:after="0" w:line="240" w:lineRule="auto"/>
+              <w:ind w:left="0" w:leftChars="0" w:right="0" w:rightChars="0" w:firstLine="0" w:firstLineChars="0"/>
               <w:jc w:val="center"/>
+              <w:rPr>
+                <w:rFonts w:ascii="宋体" w:eastAsia="宋体"/>
+                <w:sz w:val="22"/>
+              </w:rPr>
             </w:pPr>
             <w:r>
               <w:rPr>
                 <w:rFonts w:ascii="宋体" w:hAnsi="宋体" w:eastAsia="宋体"/>
                 <w:b w:val="0"/>
-                <w:sz w:val="21"/>
+                <w:sz w:val="22"/>
               </w:rPr>
               <w:t>任务 CRUD</w:t>
             </w:r>
@@ -1369,22 +1729,50 @@
         </w:tc>
         <w:tc>
           <w:tcPr>
-            <w:tcW w:w="3097" w:type="dxa"/>
+            <w:tcW w:w="3825" w:type="dxa"/>
             <w:vAlign w:val="center"/>
           </w:tcPr>
           <w:p>
-            <w:r>
+            <w:pPr>
+              <w:snapToGrid w:val="0"/>
+              <w:spacing w:line="240" w:lineRule="auto"/>
+              <w:ind w:left="0" w:leftChars="0" w:right="0" w:rightChars="0" w:firstLine="0" w:firstLineChars="0"/>
+              <w:jc w:val="left"/>
+              <w:rPr>
+                <w:rFonts w:ascii="宋体" w:eastAsia="宋体"/>
+                <w:sz w:val="22"/>
+              </w:rPr>
+            </w:pPr>
+            <w:r>
+              <w:rPr>
+                <w:rFonts w:ascii="宋体" w:eastAsia="宋体"/>
+                <w:sz w:val="22"/>
+              </w:rPr>
               <w:t>支持新增、编辑和删除任务，任务包含标题、描述、截止日期、优先级和状态。</w:t>
             </w:r>
           </w:p>
         </w:tc>
         <w:tc>
           <w:tcPr>
-            <w:tcW w:w="3097" w:type="dxa"/>
+            <w:tcW w:w="3986" w:type="dxa"/>
             <w:vAlign w:val="center"/>
           </w:tcPr>
           <w:p>
-            <w:r>
+            <w:pPr>
+              <w:snapToGrid w:val="0"/>
+              <w:spacing w:line="240" w:lineRule="auto"/>
+              <w:ind w:left="0" w:leftChars="0" w:right="0" w:rightChars="0" w:firstLine="0" w:firstLineChars="0"/>
+              <w:jc w:val="left"/>
+              <w:rPr>
+                <w:rFonts w:ascii="宋体" w:eastAsia="宋体"/>
+                <w:sz w:val="22"/>
+              </w:rPr>
+            </w:pPr>
+            <w:r>
+              <w:rPr>
+                <w:rFonts w:ascii="宋体" w:eastAsia="宋体"/>
+                <w:sz w:val="22"/>
+              </w:rPr>
               <w:t>新增后立即显示，编辑后页面同步更新，删除前弹出确认，刷新后数据保留。</w:t>
             </w:r>
           </w:p>
@@ -1408,23 +1796,30 @@
           </w:tblCellMar>
         </w:tblPrEx>
         <w:trPr>
+          <w:trHeight w:val="0" w:hRule="atLeast"/>
           <w:jc w:val="center"/>
         </w:trPr>
         <w:tc>
           <w:tcPr>
-            <w:tcW w:w="3097" w:type="dxa"/>
+            <w:tcW w:w="1481" w:type="dxa"/>
             <w:vAlign w:val="center"/>
           </w:tcPr>
           <w:p>
             <w:pPr>
+              <w:snapToGrid w:val="0"/>
               <w:spacing w:after="0" w:line="240" w:lineRule="auto"/>
+              <w:ind w:left="0" w:leftChars="0" w:right="0" w:rightChars="0" w:firstLine="0" w:firstLineChars="0"/>
               <w:jc w:val="center"/>
+              <w:rPr>
+                <w:rFonts w:ascii="宋体" w:eastAsia="宋体"/>
+                <w:sz w:val="22"/>
+              </w:rPr>
             </w:pPr>
             <w:r>
               <w:rPr>
                 <w:rFonts w:ascii="宋体" w:hAnsi="宋体" w:eastAsia="宋体"/>
                 <w:b w:val="0"/>
-                <w:sz w:val="21"/>
+                <w:sz w:val="22"/>
               </w:rPr>
               <w:t>状态看板</w:t>
             </w:r>
@@ -1432,22 +1827,50 @@
         </w:tc>
         <w:tc>
           <w:tcPr>
-            <w:tcW w:w="3097" w:type="dxa"/>
+            <w:tcW w:w="3825" w:type="dxa"/>
             <w:vAlign w:val="center"/>
           </w:tcPr>
           <w:p>
-            <w:r>
+            <w:pPr>
+              <w:snapToGrid w:val="0"/>
+              <w:spacing w:line="240" w:lineRule="auto"/>
+              <w:ind w:left="0" w:leftChars="0" w:right="0" w:rightChars="0" w:firstLine="0" w:firstLineChars="0"/>
+              <w:jc w:val="left"/>
+              <w:rPr>
+                <w:rFonts w:ascii="宋体" w:eastAsia="宋体"/>
+                <w:sz w:val="22"/>
+              </w:rPr>
+            </w:pPr>
+            <w:r>
+              <w:rPr>
+                <w:rFonts w:ascii="宋体" w:eastAsia="宋体"/>
+                <w:sz w:val="22"/>
+              </w:rPr>
               <w:t>按待处理、进行中、已完成三列展示任务，支持跨列拖拽和同列排序。</w:t>
             </w:r>
           </w:p>
         </w:tc>
         <w:tc>
           <w:tcPr>
-            <w:tcW w:w="3097" w:type="dxa"/>
+            <w:tcW w:w="3986" w:type="dxa"/>
             <w:vAlign w:val="center"/>
           </w:tcPr>
           <w:p>
-            <w:r>
+            <w:pPr>
+              <w:snapToGrid w:val="0"/>
+              <w:spacing w:line="240" w:lineRule="auto"/>
+              <w:ind w:left="0" w:leftChars="0" w:right="0" w:rightChars="0" w:firstLine="0" w:firstLineChars="0"/>
+              <w:jc w:val="left"/>
+              <w:rPr>
+                <w:rFonts w:ascii="宋体" w:eastAsia="宋体"/>
+                <w:sz w:val="22"/>
+              </w:rPr>
+            </w:pPr>
+            <w:r>
+              <w:rPr>
+                <w:rFonts w:ascii="宋体" w:eastAsia="宋体"/>
+                <w:sz w:val="22"/>
+              </w:rPr>
               <w:t>拖拽后状态和排序正确更新，刷新后结果仍然保留。</w:t>
             </w:r>
           </w:p>
@@ -1471,23 +1894,30 @@
           </w:tblCellMar>
         </w:tblPrEx>
         <w:trPr>
+          <w:trHeight w:val="0" w:hRule="atLeast"/>
           <w:jc w:val="center"/>
         </w:trPr>
         <w:tc>
           <w:tcPr>
-            <w:tcW w:w="3097" w:type="dxa"/>
+            <w:tcW w:w="1481" w:type="dxa"/>
             <w:vAlign w:val="center"/>
           </w:tcPr>
           <w:p>
             <w:pPr>
+              <w:snapToGrid w:val="0"/>
               <w:spacing w:after="0" w:line="240" w:lineRule="auto"/>
+              <w:ind w:left="0" w:leftChars="0" w:right="0" w:rightChars="0" w:firstLine="0" w:firstLineChars="0"/>
               <w:jc w:val="center"/>
+              <w:rPr>
+                <w:rFonts w:ascii="宋体" w:eastAsia="宋体"/>
+                <w:sz w:val="22"/>
+              </w:rPr>
             </w:pPr>
             <w:r>
               <w:rPr>
                 <w:rFonts w:ascii="宋体" w:hAnsi="宋体" w:eastAsia="宋体"/>
                 <w:b w:val="0"/>
-                <w:sz w:val="21"/>
+                <w:sz w:val="22"/>
               </w:rPr>
               <w:t>优先级看板</w:t>
             </w:r>
@@ -1495,22 +1925,50 @@
         </w:tc>
         <w:tc>
           <w:tcPr>
-            <w:tcW w:w="3097" w:type="dxa"/>
+            <w:tcW w:w="3825" w:type="dxa"/>
             <w:vAlign w:val="center"/>
           </w:tcPr>
           <w:p>
-            <w:r>
+            <w:pPr>
+              <w:snapToGrid w:val="0"/>
+              <w:spacing w:line="240" w:lineRule="auto"/>
+              <w:ind w:left="0" w:leftChars="0" w:right="0" w:rightChars="0" w:firstLine="0" w:firstLineChars="0"/>
+              <w:jc w:val="left"/>
+              <w:rPr>
+                <w:rFonts w:ascii="宋体" w:eastAsia="宋体"/>
+                <w:sz w:val="22"/>
+              </w:rPr>
+            </w:pPr>
+            <w:r>
+              <w:rPr>
+                <w:rFonts w:ascii="宋体" w:eastAsia="宋体"/>
+                <w:sz w:val="22"/>
+              </w:rPr>
               <w:t>按高、中、低三列展示任务，支持通过拖拽修改优先级。</w:t>
             </w:r>
           </w:p>
         </w:tc>
         <w:tc>
           <w:tcPr>
-            <w:tcW w:w="3097" w:type="dxa"/>
+            <w:tcW w:w="3986" w:type="dxa"/>
             <w:vAlign w:val="center"/>
           </w:tcPr>
           <w:p>
-            <w:r>
+            <w:pPr>
+              <w:snapToGrid w:val="0"/>
+              <w:spacing w:line="240" w:lineRule="auto"/>
+              <w:ind w:left="0" w:leftChars="0" w:right="0" w:rightChars="0" w:firstLine="0" w:firstLineChars="0"/>
+              <w:jc w:val="left"/>
+              <w:rPr>
+                <w:rFonts w:ascii="宋体" w:eastAsia="宋体"/>
+                <w:sz w:val="22"/>
+              </w:rPr>
+            </w:pPr>
+            <w:r>
+              <w:rPr>
+                <w:rFonts w:ascii="宋体" w:eastAsia="宋体"/>
+                <w:sz w:val="22"/>
+              </w:rPr>
               <w:t>拖拽只改变 priority，不改变任务原有 status。</w:t>
             </w:r>
           </w:p>
@@ -1534,23 +1992,30 @@
           </w:tblCellMar>
         </w:tblPrEx>
         <w:trPr>
+          <w:trHeight w:val="0" w:hRule="atLeast"/>
           <w:jc w:val="center"/>
         </w:trPr>
         <w:tc>
           <w:tcPr>
-            <w:tcW w:w="3097" w:type="dxa"/>
+            <w:tcW w:w="1481" w:type="dxa"/>
             <w:vAlign w:val="center"/>
           </w:tcPr>
           <w:p>
             <w:pPr>
+              <w:snapToGrid w:val="0"/>
               <w:spacing w:after="0" w:line="240" w:lineRule="auto"/>
+              <w:ind w:left="0" w:leftChars="0" w:right="0" w:rightChars="0" w:firstLine="0" w:firstLineChars="0"/>
               <w:jc w:val="center"/>
+              <w:rPr>
+                <w:rFonts w:ascii="宋体" w:eastAsia="宋体"/>
+                <w:sz w:val="22"/>
+              </w:rPr>
             </w:pPr>
             <w:r>
               <w:rPr>
                 <w:rFonts w:ascii="宋体" w:hAnsi="宋体" w:eastAsia="宋体"/>
                 <w:b w:val="0"/>
-                <w:sz w:val="21"/>
+                <w:sz w:val="22"/>
               </w:rPr>
               <w:t>搜索筛选</w:t>
             </w:r>
@@ -1558,22 +2023,50 @@
         </w:tc>
         <w:tc>
           <w:tcPr>
-            <w:tcW w:w="3097" w:type="dxa"/>
+            <w:tcW w:w="3825" w:type="dxa"/>
             <w:vAlign w:val="center"/>
           </w:tcPr>
           <w:p>
-            <w:r>
+            <w:pPr>
+              <w:snapToGrid w:val="0"/>
+              <w:spacing w:line="240" w:lineRule="auto"/>
+              <w:ind w:left="0" w:leftChars="0" w:right="0" w:rightChars="0" w:firstLine="0" w:firstLineChars="0"/>
+              <w:jc w:val="left"/>
+              <w:rPr>
+                <w:rFonts w:ascii="宋体" w:eastAsia="宋体"/>
+                <w:sz w:val="22"/>
+              </w:rPr>
+            </w:pPr>
+            <w:r>
+              <w:rPr>
+                <w:rFonts w:ascii="宋体" w:eastAsia="宋体"/>
+                <w:sz w:val="22"/>
+              </w:rPr>
               <w:t>支持关键词、状态和优先级组合筛选，关键词同时匹配标题与描述。</w:t>
             </w:r>
           </w:p>
         </w:tc>
         <w:tc>
           <w:tcPr>
-            <w:tcW w:w="3097" w:type="dxa"/>
+            <w:tcW w:w="3986" w:type="dxa"/>
             <w:vAlign w:val="center"/>
           </w:tcPr>
           <w:p>
-            <w:r>
+            <w:pPr>
+              <w:snapToGrid w:val="0"/>
+              <w:spacing w:line="240" w:lineRule="auto"/>
+              <w:ind w:left="0" w:leftChars="0" w:right="0" w:rightChars="0" w:firstLine="0" w:firstLineChars="0"/>
+              <w:jc w:val="left"/>
+              <w:rPr>
+                <w:rFonts w:ascii="宋体" w:eastAsia="宋体"/>
+                <w:sz w:val="22"/>
+              </w:rPr>
+            </w:pPr>
+            <w:r>
+              <w:rPr>
+                <w:rFonts w:ascii="宋体" w:eastAsia="宋体"/>
+                <w:sz w:val="22"/>
+              </w:rPr>
               <w:t>输入条件后结果正确收窄，清空筛选后恢复全部任务。</w:t>
             </w:r>
           </w:p>
@@ -1597,23 +2090,30 @@
           </w:tblCellMar>
         </w:tblPrEx>
         <w:trPr>
+          <w:trHeight w:val="0" w:hRule="atLeast"/>
           <w:jc w:val="center"/>
         </w:trPr>
         <w:tc>
           <w:tcPr>
-            <w:tcW w:w="3097" w:type="dxa"/>
+            <w:tcW w:w="1481" w:type="dxa"/>
             <w:vAlign w:val="center"/>
           </w:tcPr>
           <w:p>
             <w:pPr>
+              <w:snapToGrid w:val="0"/>
               <w:spacing w:after="0" w:line="240" w:lineRule="auto"/>
+              <w:ind w:left="0" w:leftChars="0" w:right="0" w:rightChars="0" w:firstLine="0" w:firstLineChars="0"/>
               <w:jc w:val="center"/>
+              <w:rPr>
+                <w:rFonts w:ascii="宋体" w:eastAsia="宋体"/>
+                <w:sz w:val="22"/>
+              </w:rPr>
             </w:pPr>
             <w:r>
               <w:rPr>
                 <w:rFonts w:ascii="宋体" w:hAnsi="宋体" w:eastAsia="宋体"/>
                 <w:b w:val="0"/>
-                <w:sz w:val="21"/>
+                <w:sz w:val="22"/>
               </w:rPr>
               <w:t>导入导出</w:t>
             </w:r>
@@ -1621,22 +2121,50 @@
         </w:tc>
         <w:tc>
           <w:tcPr>
-            <w:tcW w:w="3097" w:type="dxa"/>
+            <w:tcW w:w="3825" w:type="dxa"/>
             <w:vAlign w:val="center"/>
           </w:tcPr>
           <w:p>
-            <w:r>
+            <w:pPr>
+              <w:snapToGrid w:val="0"/>
+              <w:spacing w:line="240" w:lineRule="auto"/>
+              <w:ind w:left="0" w:leftChars="0" w:right="0" w:rightChars="0" w:firstLine="0" w:firstLineChars="0"/>
+              <w:jc w:val="left"/>
+              <w:rPr>
+                <w:rFonts w:ascii="宋体" w:eastAsia="宋体"/>
+                <w:sz w:val="22"/>
+              </w:rPr>
+            </w:pPr>
+            <w:r>
+              <w:rPr>
+                <w:rFonts w:ascii="宋体" w:eastAsia="宋体"/>
+                <w:sz w:val="22"/>
+              </w:rPr>
               <w:t>导入 JSON 时追加合法任务并跳过非法项，导出时可输出当前筛选任务。</w:t>
             </w:r>
           </w:p>
         </w:tc>
         <w:tc>
           <w:tcPr>
-            <w:tcW w:w="3097" w:type="dxa"/>
+            <w:tcW w:w="3986" w:type="dxa"/>
             <w:vAlign w:val="center"/>
           </w:tcPr>
           <w:p>
-            <w:r>
+            <w:pPr>
+              <w:snapToGrid w:val="0"/>
+              <w:spacing w:line="240" w:lineRule="auto"/>
+              <w:ind w:left="0" w:leftChars="0" w:right="0" w:rightChars="0" w:firstLine="0" w:firstLineChars="0"/>
+              <w:jc w:val="left"/>
+              <w:rPr>
+                <w:rFonts w:ascii="宋体" w:eastAsia="宋体"/>
+                <w:sz w:val="22"/>
+              </w:rPr>
+            </w:pPr>
+            <w:r>
+              <w:rPr>
+                <w:rFonts w:ascii="宋体" w:eastAsia="宋体"/>
+                <w:sz w:val="22"/>
+              </w:rPr>
               <w:t>导出结果包含 exportedAt、count 和 tasks，导入后显示成功与跳过数量。</w:t>
             </w:r>
           </w:p>
@@ -1675,7 +2203,7 @@
     <w:tbl>
       <w:tblPr>
         <w:tblStyle w:val="36"/>
-        <w:tblW w:w="0" w:type="auto"/>
+        <w:tblW w:w="9292" w:type="dxa"/>
         <w:jc w:val="center"/>
         <w:tblBorders>
           <w:top w:val="single" w:color="auto" w:sz="4" w:space="0"/>
@@ -1694,9 +2222,9 @@
         </w:tblCellMar>
       </w:tblPr>
       <w:tblGrid>
-        <w:gridCol w:w="3097"/>
-        <w:gridCol w:w="3097"/>
-        <w:gridCol w:w="3097"/>
+        <w:gridCol w:w="1284"/>
+        <w:gridCol w:w="3228"/>
+        <w:gridCol w:w="4780"/>
       </w:tblGrid>
       <w:tr>
         <w:tblPrEx>
@@ -1716,18 +2244,28 @@
           </w:tblCellMar>
         </w:tblPrEx>
         <w:trPr>
+          <w:trHeight w:val="0" w:hRule="atLeast"/>
+          <w:tblHeader/>
           <w:jc w:val="center"/>
         </w:trPr>
         <w:tc>
           <w:tcPr>
-            <w:tcW w:w="3097" w:type="dxa"/>
+            <w:tcW w:w="1284" w:type="dxa"/>
+            <w:shd w:val="clear" w:color="auto" w:fill="F2F2F2"/>
             <w:vAlign w:val="center"/>
-            <w:shd w:val="clear" w:color="auto" w:fill="F2F2F2"/>
           </w:tcPr>
           <w:p>
             <w:pPr>
+              <w:keepNext/>
+              <w:snapToGrid w:val="0"/>
               <w:spacing w:after="0" w:line="240" w:lineRule="auto"/>
-              <w:jc w:val="left"/>
+              <w:ind w:left="0" w:leftChars="0" w:right="0" w:rightChars="0" w:firstLine="0" w:firstLineChars="0"/>
+              <w:jc w:val="center"/>
+              <w:rPr>
+                <w:rFonts w:ascii="宋体" w:eastAsia="宋体"/>
+                <w:b/>
+                <w:sz w:val="21"/>
+              </w:rPr>
             </w:pPr>
             <w:r>
               <w:rPr>
@@ -1742,14 +2280,22 @@
         </w:tc>
         <w:tc>
           <w:tcPr>
-            <w:tcW w:w="3097" w:type="dxa"/>
+            <w:tcW w:w="3228" w:type="dxa"/>
+            <w:shd w:val="clear" w:color="auto" w:fill="F2F2F2"/>
             <w:vAlign w:val="center"/>
-            <w:shd w:val="clear" w:color="auto" w:fill="F2F2F2"/>
           </w:tcPr>
           <w:p>
             <w:pPr>
+              <w:keepNext/>
+              <w:snapToGrid w:val="0"/>
               <w:spacing w:after="0" w:line="240" w:lineRule="auto"/>
-              <w:jc w:val="left"/>
+              <w:ind w:left="0" w:leftChars="0" w:right="0" w:rightChars="0" w:firstLine="0" w:firstLineChars="0"/>
+              <w:jc w:val="center"/>
+              <w:rPr>
+                <w:rFonts w:ascii="宋体" w:eastAsia="宋体"/>
+                <w:b/>
+                <w:sz w:val="21"/>
+              </w:rPr>
             </w:pPr>
             <w:r>
               <w:rPr>
@@ -1764,14 +2310,22 @@
         </w:tc>
         <w:tc>
           <w:tcPr>
-            <w:tcW w:w="3097" w:type="dxa"/>
+            <w:tcW w:w="4780" w:type="dxa"/>
+            <w:shd w:val="clear" w:color="auto" w:fill="F2F2F2"/>
             <w:vAlign w:val="center"/>
-            <w:shd w:val="clear" w:color="auto" w:fill="F2F2F2"/>
           </w:tcPr>
           <w:p>
             <w:pPr>
+              <w:keepNext/>
+              <w:snapToGrid w:val="0"/>
               <w:spacing w:after="0" w:line="240" w:lineRule="auto"/>
-              <w:jc w:val="left"/>
+              <w:ind w:left="0" w:leftChars="0" w:right="0" w:rightChars="0" w:firstLine="0" w:firstLineChars="0"/>
+              <w:jc w:val="center"/>
+              <w:rPr>
+                <w:rFonts w:ascii="宋体" w:eastAsia="宋体"/>
+                <w:b/>
+                <w:sz w:val="21"/>
+              </w:rPr>
             </w:pPr>
             <w:r>
               <w:rPr>
@@ -1803,23 +2357,31 @@
           </w:tblCellMar>
         </w:tblPrEx>
         <w:trPr>
+          <w:trHeight w:val="0" w:hRule="atLeast"/>
           <w:jc w:val="center"/>
         </w:trPr>
         <w:tc>
           <w:tcPr>
-            <w:tcW w:w="3097" w:type="dxa"/>
+            <w:tcW w:w="1284" w:type="dxa"/>
             <w:vAlign w:val="center"/>
           </w:tcPr>
           <w:p>
             <w:pPr>
+              <w:keepNext/>
+              <w:snapToGrid w:val="0"/>
               <w:spacing w:after="0" w:line="240" w:lineRule="auto"/>
+              <w:ind w:left="0" w:leftChars="0" w:right="0" w:rightChars="0" w:firstLine="0" w:firstLineChars="0"/>
               <w:jc w:val="center"/>
+              <w:rPr>
+                <w:rFonts w:ascii="宋体" w:eastAsia="宋体"/>
+                <w:sz w:val="22"/>
+              </w:rPr>
             </w:pPr>
             <w:r>
               <w:rPr>
                 <w:rFonts w:ascii="宋体" w:hAnsi="宋体" w:eastAsia="宋体"/>
                 <w:b w:val="0"/>
-                <w:sz w:val="21"/>
+                <w:sz w:val="22"/>
               </w:rPr>
               <w:t>前端框架</w:t>
             </w:r>
@@ -1827,19 +2389,26 @@
         </w:tc>
         <w:tc>
           <w:tcPr>
-            <w:tcW w:w="3097" w:type="dxa"/>
+            <w:tcW w:w="3228" w:type="dxa"/>
             <w:vAlign w:val="center"/>
           </w:tcPr>
           <w:p>
             <w:pPr>
+              <w:keepNext/>
+              <w:snapToGrid w:val="0"/>
               <w:spacing w:after="0" w:line="240" w:lineRule="auto"/>
-              <w:jc w:val="center"/>
+              <w:ind w:left="0" w:leftChars="0" w:right="0" w:rightChars="0" w:firstLine="0" w:firstLineChars="0"/>
+              <w:jc w:val="left"/>
+              <w:rPr>
+                <w:rFonts w:ascii="宋体" w:eastAsia="宋体"/>
+                <w:sz w:val="22"/>
+              </w:rPr>
             </w:pPr>
             <w:r>
               <w:rPr>
                 <w:rFonts w:ascii="宋体" w:hAnsi="宋体" w:eastAsia="宋体"/>
                 <w:b w:val="0"/>
-                <w:sz w:val="21"/>
+                <w:sz w:val="22"/>
               </w:rPr>
               <w:t>Vue 3</w:t>
             </w:r>
@@ -1847,11 +2416,26 @@
         </w:tc>
         <w:tc>
           <w:tcPr>
-            <w:tcW w:w="3097" w:type="dxa"/>
+            <w:tcW w:w="4780" w:type="dxa"/>
             <w:vAlign w:val="center"/>
           </w:tcPr>
           <w:p>
-            <w:r>
+            <w:pPr>
+              <w:keepNext/>
+              <w:snapToGrid w:val="0"/>
+              <w:spacing w:line="240" w:lineRule="auto"/>
+              <w:ind w:left="0" w:leftChars="0" w:right="0" w:rightChars="0" w:firstLine="0" w:firstLineChars="0"/>
+              <w:jc w:val="left"/>
+              <w:rPr>
+                <w:rFonts w:ascii="宋体" w:eastAsia="宋体"/>
+                <w:sz w:val="22"/>
+              </w:rPr>
+            </w:pPr>
+            <w:r>
+              <w:rPr>
+                <w:rFonts w:ascii="宋体" w:eastAsia="宋体"/>
+                <w:sz w:val="22"/>
+              </w:rPr>
               <w:t>以组件化方式实现页面结构和交互逻辑。</w:t>
             </w:r>
           </w:p>
@@ -1875,23 +2459,31 @@
           </w:tblCellMar>
         </w:tblPrEx>
         <w:trPr>
+          <w:trHeight w:val="0" w:hRule="atLeast"/>
           <w:jc w:val="center"/>
         </w:trPr>
         <w:tc>
           <w:tcPr>
-            <w:tcW w:w="3097" w:type="dxa"/>
+            <w:tcW w:w="1284" w:type="dxa"/>
             <w:vAlign w:val="center"/>
           </w:tcPr>
           <w:p>
             <w:pPr>
+              <w:keepNext/>
+              <w:snapToGrid w:val="0"/>
               <w:spacing w:after="0" w:line="240" w:lineRule="auto"/>
+              <w:ind w:left="0" w:leftChars="0" w:right="0" w:rightChars="0" w:firstLine="0" w:firstLineChars="0"/>
               <w:jc w:val="center"/>
+              <w:rPr>
+                <w:rFonts w:ascii="宋体" w:eastAsia="宋体"/>
+                <w:sz w:val="22"/>
+              </w:rPr>
             </w:pPr>
             <w:r>
               <w:rPr>
                 <w:rFonts w:ascii="宋体" w:hAnsi="宋体" w:eastAsia="宋体"/>
                 <w:b w:val="0"/>
-                <w:sz w:val="21"/>
+                <w:sz w:val="22"/>
               </w:rPr>
               <w:t>构建工具</w:t>
             </w:r>
@@ -1899,19 +2491,26 @@
         </w:tc>
         <w:tc>
           <w:tcPr>
-            <w:tcW w:w="3097" w:type="dxa"/>
+            <w:tcW w:w="3228" w:type="dxa"/>
             <w:vAlign w:val="center"/>
           </w:tcPr>
           <w:p>
             <w:pPr>
+              <w:keepNext/>
+              <w:snapToGrid w:val="0"/>
               <w:spacing w:after="0" w:line="240" w:lineRule="auto"/>
-              <w:jc w:val="center"/>
+              <w:ind w:left="0" w:leftChars="0" w:right="0" w:rightChars="0" w:firstLine="0" w:firstLineChars="0"/>
+              <w:jc w:val="left"/>
+              <w:rPr>
+                <w:rFonts w:ascii="宋体" w:eastAsia="宋体"/>
+                <w:sz w:val="22"/>
+              </w:rPr>
             </w:pPr>
             <w:r>
               <w:rPr>
                 <w:rFonts w:ascii="宋体" w:hAnsi="宋体" w:eastAsia="宋体"/>
                 <w:b w:val="0"/>
-                <w:sz w:val="21"/>
+                <w:sz w:val="22"/>
               </w:rPr>
               <w:t>Vite</w:t>
             </w:r>
@@ -1919,11 +2518,26 @@
         </w:tc>
         <w:tc>
           <w:tcPr>
-            <w:tcW w:w="3097" w:type="dxa"/>
+            <w:tcW w:w="4780" w:type="dxa"/>
             <w:vAlign w:val="center"/>
           </w:tcPr>
           <w:p>
-            <w:r>
+            <w:pPr>
+              <w:keepNext/>
+              <w:snapToGrid w:val="0"/>
+              <w:spacing w:line="240" w:lineRule="auto"/>
+              <w:ind w:left="0" w:leftChars="0" w:right="0" w:rightChars="0" w:firstLine="0" w:firstLineChars="0"/>
+              <w:jc w:val="left"/>
+              <w:rPr>
+                <w:rFonts w:ascii="宋体" w:eastAsia="宋体"/>
+                <w:sz w:val="22"/>
+              </w:rPr>
+            </w:pPr>
+            <w:r>
+              <w:rPr>
+                <w:rFonts w:ascii="宋体" w:eastAsia="宋体"/>
+                <w:sz w:val="22"/>
+              </w:rPr>
               <w:t>提供开发服务、热更新和前端构建能力。</w:t>
             </w:r>
           </w:p>
@@ -1947,23 +2561,31 @@
           </w:tblCellMar>
         </w:tblPrEx>
         <w:trPr>
+          <w:trHeight w:val="0" w:hRule="atLeast"/>
           <w:jc w:val="center"/>
         </w:trPr>
         <w:tc>
           <w:tcPr>
-            <w:tcW w:w="3097" w:type="dxa"/>
+            <w:tcW w:w="1284" w:type="dxa"/>
             <w:vAlign w:val="center"/>
           </w:tcPr>
           <w:p>
             <w:pPr>
+              <w:keepNext/>
+              <w:snapToGrid w:val="0"/>
               <w:spacing w:after="0" w:line="240" w:lineRule="auto"/>
+              <w:ind w:left="0" w:leftChars="0" w:right="0" w:rightChars="0" w:firstLine="0" w:firstLineChars="0"/>
               <w:jc w:val="center"/>
+              <w:rPr>
+                <w:rFonts w:ascii="宋体" w:eastAsia="宋体"/>
+                <w:sz w:val="22"/>
+              </w:rPr>
             </w:pPr>
             <w:r>
               <w:rPr>
                 <w:rFonts w:ascii="宋体" w:hAnsi="宋体" w:eastAsia="宋体"/>
                 <w:b w:val="0"/>
-                <w:sz w:val="21"/>
+                <w:sz w:val="22"/>
               </w:rPr>
               <w:t>路由</w:t>
             </w:r>
@@ -1971,19 +2593,26 @@
         </w:tc>
         <w:tc>
           <w:tcPr>
-            <w:tcW w:w="3097" w:type="dxa"/>
+            <w:tcW w:w="3228" w:type="dxa"/>
             <w:vAlign w:val="center"/>
           </w:tcPr>
           <w:p>
             <w:pPr>
+              <w:keepNext/>
+              <w:snapToGrid w:val="0"/>
               <w:spacing w:after="0" w:line="240" w:lineRule="auto"/>
-              <w:jc w:val="center"/>
+              <w:ind w:left="0" w:leftChars="0" w:right="0" w:rightChars="0" w:firstLine="0" w:firstLineChars="0"/>
+              <w:jc w:val="left"/>
+              <w:rPr>
+                <w:rFonts w:ascii="宋体" w:eastAsia="宋体"/>
+                <w:sz w:val="22"/>
+              </w:rPr>
             </w:pPr>
             <w:r>
               <w:rPr>
                 <w:rFonts w:ascii="宋体" w:hAnsi="宋体" w:eastAsia="宋体"/>
                 <w:b w:val="0"/>
-                <w:sz w:val="21"/>
+                <w:sz w:val="22"/>
               </w:rPr>
               <w:t>Vue Router</w:t>
             </w:r>
@@ -1991,11 +2620,26 @@
         </w:tc>
         <w:tc>
           <w:tcPr>
-            <w:tcW w:w="3097" w:type="dxa"/>
+            <w:tcW w:w="4780" w:type="dxa"/>
             <w:vAlign w:val="center"/>
           </w:tcPr>
           <w:p>
-            <w:r>
+            <w:pPr>
+              <w:keepNext/>
+              <w:snapToGrid w:val="0"/>
+              <w:spacing w:line="240" w:lineRule="auto"/>
+              <w:ind w:left="0" w:leftChars="0" w:right="0" w:rightChars="0" w:firstLine="0" w:firstLineChars="0"/>
+              <w:jc w:val="left"/>
+              <w:rPr>
+                <w:rFonts w:ascii="宋体" w:eastAsia="宋体"/>
+                <w:sz w:val="22"/>
+              </w:rPr>
+            </w:pPr>
+            <w:r>
+              <w:rPr>
+                <w:rFonts w:ascii="宋体" w:eastAsia="宋体"/>
+                <w:sz w:val="22"/>
+              </w:rPr>
               <w:t>实现登录页、注册页、主看板等页面跳转与路由守卫。</w:t>
             </w:r>
           </w:p>
@@ -2019,23 +2663,31 @@
           </w:tblCellMar>
         </w:tblPrEx>
         <w:trPr>
+          <w:trHeight w:val="0" w:hRule="atLeast"/>
           <w:jc w:val="center"/>
         </w:trPr>
         <w:tc>
           <w:tcPr>
-            <w:tcW w:w="3097" w:type="dxa"/>
+            <w:tcW w:w="1284" w:type="dxa"/>
             <w:vAlign w:val="center"/>
           </w:tcPr>
           <w:p>
             <w:pPr>
+              <w:keepNext/>
+              <w:snapToGrid w:val="0"/>
               <w:spacing w:after="0" w:line="240" w:lineRule="auto"/>
+              <w:ind w:left="0" w:leftChars="0" w:right="0" w:rightChars="0" w:firstLine="0" w:firstLineChars="0"/>
               <w:jc w:val="center"/>
+              <w:rPr>
+                <w:rFonts w:ascii="宋体" w:eastAsia="宋体"/>
+                <w:sz w:val="22"/>
+              </w:rPr>
             </w:pPr>
             <w:r>
               <w:rPr>
                 <w:rFonts w:ascii="宋体" w:hAnsi="宋体" w:eastAsia="宋体"/>
                 <w:b w:val="0"/>
-                <w:sz w:val="21"/>
+                <w:sz w:val="22"/>
               </w:rPr>
               <w:t>状态管理</w:t>
             </w:r>
@@ -2043,19 +2695,26 @@
         </w:tc>
         <w:tc>
           <w:tcPr>
-            <w:tcW w:w="3097" w:type="dxa"/>
+            <w:tcW w:w="3228" w:type="dxa"/>
             <w:vAlign w:val="center"/>
           </w:tcPr>
           <w:p>
             <w:pPr>
+              <w:keepNext/>
+              <w:snapToGrid w:val="0"/>
               <w:spacing w:after="0" w:line="240" w:lineRule="auto"/>
-              <w:jc w:val="center"/>
+              <w:ind w:left="0" w:leftChars="0" w:right="0" w:rightChars="0" w:firstLine="0" w:firstLineChars="0"/>
+              <w:jc w:val="left"/>
+              <w:rPr>
+                <w:rFonts w:ascii="宋体" w:eastAsia="宋体"/>
+                <w:sz w:val="22"/>
+              </w:rPr>
             </w:pPr>
             <w:r>
               <w:rPr>
                 <w:rFonts w:ascii="宋体" w:hAnsi="宋体" w:eastAsia="宋体"/>
                 <w:b w:val="0"/>
-                <w:sz w:val="21"/>
+                <w:sz w:val="22"/>
               </w:rPr>
               <w:t>Pinia</w:t>
             </w:r>
@@ -2063,11 +2722,26 @@
         </w:tc>
         <w:tc>
           <w:tcPr>
-            <w:tcW w:w="3097" w:type="dxa"/>
+            <w:tcW w:w="4780" w:type="dxa"/>
             <w:vAlign w:val="center"/>
           </w:tcPr>
           <w:p>
-            <w:r>
+            <w:pPr>
+              <w:keepNext/>
+              <w:snapToGrid w:val="0"/>
+              <w:spacing w:line="240" w:lineRule="auto"/>
+              <w:ind w:left="0" w:leftChars="0" w:right="0" w:rightChars="0" w:firstLine="0" w:firstLineChars="0"/>
+              <w:jc w:val="left"/>
+              <w:rPr>
+                <w:rFonts w:ascii="宋体" w:eastAsia="宋体"/>
+                <w:sz w:val="22"/>
+              </w:rPr>
+            </w:pPr>
+            <w:r>
+              <w:rPr>
+                <w:rFonts w:ascii="宋体" w:eastAsia="宋体"/>
+                <w:sz w:val="22"/>
+              </w:rPr>
               <w:t>统一管理登录用户、token、任务列表和筛选状态。</w:t>
             </w:r>
           </w:p>
@@ -2091,23 +2765,31 @@
           </w:tblCellMar>
         </w:tblPrEx>
         <w:trPr>
+          <w:trHeight w:val="0" w:hRule="atLeast"/>
           <w:jc w:val="center"/>
         </w:trPr>
         <w:tc>
           <w:tcPr>
-            <w:tcW w:w="3097" w:type="dxa"/>
+            <w:tcW w:w="1284" w:type="dxa"/>
             <w:vAlign w:val="center"/>
           </w:tcPr>
           <w:p>
             <w:pPr>
+              <w:keepNext/>
+              <w:snapToGrid w:val="0"/>
               <w:spacing w:after="0" w:line="240" w:lineRule="auto"/>
+              <w:ind w:left="0" w:leftChars="0" w:right="0" w:rightChars="0" w:firstLine="0" w:firstLineChars="0"/>
               <w:jc w:val="center"/>
+              <w:rPr>
+                <w:rFonts w:ascii="宋体" w:eastAsia="宋体"/>
+                <w:sz w:val="22"/>
+              </w:rPr>
             </w:pPr>
             <w:r>
               <w:rPr>
                 <w:rFonts w:ascii="宋体" w:hAnsi="宋体" w:eastAsia="宋体"/>
                 <w:b w:val="0"/>
-                <w:sz w:val="21"/>
+                <w:sz w:val="22"/>
               </w:rPr>
               <w:t>组件库</w:t>
             </w:r>
@@ -2115,19 +2797,26 @@
         </w:tc>
         <w:tc>
           <w:tcPr>
-            <w:tcW w:w="3097" w:type="dxa"/>
+            <w:tcW w:w="3228" w:type="dxa"/>
             <w:vAlign w:val="center"/>
           </w:tcPr>
           <w:p>
             <w:pPr>
+              <w:keepNext/>
+              <w:snapToGrid w:val="0"/>
               <w:spacing w:after="0" w:line="240" w:lineRule="auto"/>
-              <w:jc w:val="center"/>
+              <w:ind w:left="0" w:leftChars="0" w:right="0" w:rightChars="0" w:firstLine="0" w:firstLineChars="0"/>
+              <w:jc w:val="left"/>
+              <w:rPr>
+                <w:rFonts w:ascii="宋体" w:eastAsia="宋体"/>
+                <w:sz w:val="22"/>
+              </w:rPr>
             </w:pPr>
             <w:r>
               <w:rPr>
                 <w:rFonts w:ascii="宋体" w:hAnsi="宋体" w:eastAsia="宋体"/>
                 <w:b w:val="0"/>
-                <w:sz w:val="21"/>
+                <w:sz w:val="22"/>
               </w:rPr>
               <w:t>Ant Design Vue</w:t>
             </w:r>
@@ -2135,11 +2824,26 @@
         </w:tc>
         <w:tc>
           <w:tcPr>
-            <w:tcW w:w="3097" w:type="dxa"/>
+            <w:tcW w:w="4780" w:type="dxa"/>
             <w:vAlign w:val="center"/>
           </w:tcPr>
           <w:p>
-            <w:r>
+            <w:pPr>
+              <w:keepNext/>
+              <w:snapToGrid w:val="0"/>
+              <w:spacing w:line="240" w:lineRule="auto"/>
+              <w:ind w:left="0" w:leftChars="0" w:right="0" w:rightChars="0" w:firstLine="0" w:firstLineChars="0"/>
+              <w:jc w:val="left"/>
+              <w:rPr>
+                <w:rFonts w:ascii="宋体" w:eastAsia="宋体"/>
+                <w:sz w:val="22"/>
+              </w:rPr>
+            </w:pPr>
+            <w:r>
+              <w:rPr>
+                <w:rFonts w:ascii="宋体" w:eastAsia="宋体"/>
+                <w:sz w:val="22"/>
+              </w:rPr>
               <w:t>提供表单、按钮、抽屉、弹窗和消息提示等 UI 组件。</w:t>
             </w:r>
           </w:p>
@@ -2163,23 +2867,31 @@
           </w:tblCellMar>
         </w:tblPrEx>
         <w:trPr>
+          <w:trHeight w:val="0" w:hRule="atLeast"/>
           <w:jc w:val="center"/>
         </w:trPr>
         <w:tc>
           <w:tcPr>
-            <w:tcW w:w="3097" w:type="dxa"/>
+            <w:tcW w:w="1284" w:type="dxa"/>
             <w:vAlign w:val="center"/>
           </w:tcPr>
           <w:p>
             <w:pPr>
+              <w:keepNext/>
+              <w:snapToGrid w:val="0"/>
               <w:spacing w:after="0" w:line="240" w:lineRule="auto"/>
+              <w:ind w:left="0" w:leftChars="0" w:right="0" w:rightChars="0" w:firstLine="0" w:firstLineChars="0"/>
               <w:jc w:val="center"/>
+              <w:rPr>
+                <w:rFonts w:ascii="宋体" w:eastAsia="宋体"/>
+                <w:sz w:val="22"/>
+              </w:rPr>
             </w:pPr>
             <w:r>
               <w:rPr>
                 <w:rFonts w:ascii="宋体" w:hAnsi="宋体" w:eastAsia="宋体"/>
                 <w:b w:val="0"/>
-                <w:sz w:val="21"/>
+                <w:sz w:val="22"/>
               </w:rPr>
               <w:t>拖拽</w:t>
             </w:r>
@@ -2187,19 +2899,26 @@
         </w:tc>
         <w:tc>
           <w:tcPr>
-            <w:tcW w:w="3097" w:type="dxa"/>
+            <w:tcW w:w="3228" w:type="dxa"/>
             <w:vAlign w:val="center"/>
           </w:tcPr>
           <w:p>
             <w:pPr>
+              <w:keepNext/>
+              <w:snapToGrid w:val="0"/>
               <w:spacing w:after="0" w:line="240" w:lineRule="auto"/>
-              <w:jc w:val="center"/>
+              <w:ind w:left="0" w:leftChars="0" w:right="0" w:rightChars="0" w:firstLine="0" w:firstLineChars="0"/>
+              <w:jc w:val="left"/>
+              <w:rPr>
+                <w:rFonts w:ascii="宋体" w:eastAsia="宋体"/>
+                <w:sz w:val="22"/>
+              </w:rPr>
             </w:pPr>
             <w:r>
               <w:rPr>
                 <w:rFonts w:ascii="宋体" w:hAnsi="宋体" w:eastAsia="宋体"/>
                 <w:b w:val="0"/>
-                <w:sz w:val="21"/>
+                <w:sz w:val="22"/>
               </w:rPr>
               <w:t>vuedraggable</w:t>
             </w:r>
@@ -2207,11 +2926,26 @@
         </w:tc>
         <w:tc>
           <w:tcPr>
-            <w:tcW w:w="3097" w:type="dxa"/>
+            <w:tcW w:w="4780" w:type="dxa"/>
             <w:vAlign w:val="center"/>
           </w:tcPr>
           <w:p>
-            <w:r>
+            <w:pPr>
+              <w:keepNext/>
+              <w:snapToGrid w:val="0"/>
+              <w:spacing w:line="240" w:lineRule="auto"/>
+              <w:ind w:left="0" w:leftChars="0" w:right="0" w:rightChars="0" w:firstLine="0" w:firstLineChars="0"/>
+              <w:jc w:val="left"/>
+              <w:rPr>
+                <w:rFonts w:ascii="宋体" w:eastAsia="宋体"/>
+                <w:sz w:val="22"/>
+              </w:rPr>
+            </w:pPr>
+            <w:r>
+              <w:rPr>
+                <w:rFonts w:ascii="宋体" w:eastAsia="宋体"/>
+                <w:sz w:val="22"/>
+              </w:rPr>
               <w:t>实现任务卡片跨列拖拽与排序。</w:t>
             </w:r>
           </w:p>
@@ -2235,23 +2969,31 @@
           </w:tblCellMar>
         </w:tblPrEx>
         <w:trPr>
+          <w:trHeight w:val="0" w:hRule="atLeast"/>
           <w:jc w:val="center"/>
         </w:trPr>
         <w:tc>
           <w:tcPr>
-            <w:tcW w:w="3097" w:type="dxa"/>
+            <w:tcW w:w="1284" w:type="dxa"/>
             <w:vAlign w:val="center"/>
           </w:tcPr>
           <w:p>
             <w:pPr>
+              <w:keepNext/>
+              <w:snapToGrid w:val="0"/>
               <w:spacing w:after="0" w:line="240" w:lineRule="auto"/>
+              <w:ind w:left="0" w:leftChars="0" w:right="0" w:rightChars="0" w:firstLine="0" w:firstLineChars="0"/>
               <w:jc w:val="center"/>
+              <w:rPr>
+                <w:rFonts w:ascii="宋体" w:eastAsia="宋体"/>
+                <w:sz w:val="22"/>
+              </w:rPr>
             </w:pPr>
             <w:r>
               <w:rPr>
                 <w:rFonts w:ascii="宋体" w:hAnsi="宋体" w:eastAsia="宋体"/>
                 <w:b w:val="0"/>
-                <w:sz w:val="21"/>
+                <w:sz w:val="22"/>
               </w:rPr>
               <w:t>后端框架</w:t>
             </w:r>
@@ -2259,19 +3001,26 @@
         </w:tc>
         <w:tc>
           <w:tcPr>
-            <w:tcW w:w="3097" w:type="dxa"/>
+            <w:tcW w:w="3228" w:type="dxa"/>
             <w:vAlign w:val="center"/>
           </w:tcPr>
           <w:p>
             <w:pPr>
+              <w:keepNext/>
+              <w:snapToGrid w:val="0"/>
               <w:spacing w:after="0" w:line="240" w:lineRule="auto"/>
-              <w:jc w:val="center"/>
+              <w:ind w:left="0" w:leftChars="0" w:right="0" w:rightChars="0" w:firstLine="0" w:firstLineChars="0"/>
+              <w:jc w:val="left"/>
+              <w:rPr>
+                <w:rFonts w:ascii="宋体" w:eastAsia="宋体"/>
+                <w:sz w:val="22"/>
+              </w:rPr>
             </w:pPr>
             <w:r>
               <w:rPr>
                 <w:rFonts w:ascii="宋体" w:hAnsi="宋体" w:eastAsia="宋体"/>
                 <w:b w:val="0"/>
-                <w:sz w:val="21"/>
+                <w:sz w:val="22"/>
               </w:rPr>
               <w:t>Express</w:t>
             </w:r>
@@ -2279,11 +3028,26 @@
         </w:tc>
         <w:tc>
           <w:tcPr>
-            <w:tcW w:w="3097" w:type="dxa"/>
+            <w:tcW w:w="4780" w:type="dxa"/>
             <w:vAlign w:val="center"/>
           </w:tcPr>
           <w:p>
-            <w:r>
+            <w:pPr>
+              <w:keepNext/>
+              <w:snapToGrid w:val="0"/>
+              <w:spacing w:line="240" w:lineRule="auto"/>
+              <w:ind w:left="0" w:leftChars="0" w:right="0" w:rightChars="0" w:firstLine="0" w:firstLineChars="0"/>
+              <w:jc w:val="left"/>
+              <w:rPr>
+                <w:rFonts w:ascii="宋体" w:eastAsia="宋体"/>
+                <w:sz w:val="22"/>
+              </w:rPr>
+            </w:pPr>
+            <w:r>
+              <w:rPr>
+                <w:rFonts w:ascii="宋体" w:eastAsia="宋体"/>
+                <w:sz w:val="22"/>
+              </w:rPr>
               <w:t>提供 RESTful API 服务。</w:t>
             </w:r>
           </w:p>
@@ -2307,23 +3071,31 @@
           </w:tblCellMar>
         </w:tblPrEx>
         <w:trPr>
+          <w:trHeight w:val="0" w:hRule="atLeast"/>
           <w:jc w:val="center"/>
         </w:trPr>
         <w:tc>
           <w:tcPr>
-            <w:tcW w:w="3097" w:type="dxa"/>
+            <w:tcW w:w="1284" w:type="dxa"/>
             <w:vAlign w:val="center"/>
           </w:tcPr>
           <w:p>
             <w:pPr>
+              <w:keepNext/>
+              <w:snapToGrid w:val="0"/>
               <w:spacing w:after="0" w:line="240" w:lineRule="auto"/>
+              <w:ind w:left="0" w:leftChars="0" w:right="0" w:rightChars="0" w:firstLine="0" w:firstLineChars="0"/>
               <w:jc w:val="center"/>
+              <w:rPr>
+                <w:rFonts w:ascii="宋体" w:eastAsia="宋体"/>
+                <w:sz w:val="22"/>
+              </w:rPr>
             </w:pPr>
             <w:r>
               <w:rPr>
                 <w:rFonts w:ascii="宋体" w:hAnsi="宋体" w:eastAsia="宋体"/>
                 <w:b w:val="0"/>
-                <w:sz w:val="21"/>
+                <w:sz w:val="22"/>
               </w:rPr>
               <w:t>数据存储</w:t>
             </w:r>
@@ -2331,19 +3103,26 @@
         </w:tc>
         <w:tc>
           <w:tcPr>
-            <w:tcW w:w="3097" w:type="dxa"/>
+            <w:tcW w:w="3228" w:type="dxa"/>
             <w:vAlign w:val="center"/>
           </w:tcPr>
           <w:p>
             <w:pPr>
+              <w:keepNext/>
+              <w:snapToGrid w:val="0"/>
               <w:spacing w:after="0" w:line="240" w:lineRule="auto"/>
-              <w:jc w:val="center"/>
+              <w:ind w:left="0" w:leftChars="0" w:right="0" w:rightChars="0" w:firstLine="0" w:firstLineChars="0"/>
+              <w:jc w:val="left"/>
+              <w:rPr>
+                <w:rFonts w:ascii="宋体" w:eastAsia="宋体"/>
+                <w:sz w:val="22"/>
+              </w:rPr>
             </w:pPr>
             <w:r>
               <w:rPr>
                 <w:rFonts w:ascii="宋体" w:hAnsi="宋体" w:eastAsia="宋体"/>
                 <w:b w:val="0"/>
-                <w:sz w:val="21"/>
+                <w:sz w:val="22"/>
               </w:rPr>
               <w:t>lowdb</w:t>
             </w:r>
@@ -2351,11 +3130,26 @@
         </w:tc>
         <w:tc>
           <w:tcPr>
-            <w:tcW w:w="3097" w:type="dxa"/>
+            <w:tcW w:w="4780" w:type="dxa"/>
             <w:vAlign w:val="center"/>
           </w:tcPr>
           <w:p>
-            <w:r>
+            <w:pPr>
+              <w:keepNext/>
+              <w:snapToGrid w:val="0"/>
+              <w:spacing w:line="240" w:lineRule="auto"/>
+              <w:ind w:left="0" w:leftChars="0" w:right="0" w:rightChars="0" w:firstLine="0" w:firstLineChars="0"/>
+              <w:jc w:val="left"/>
+              <w:rPr>
+                <w:rFonts w:ascii="宋体" w:eastAsia="宋体"/>
+                <w:sz w:val="22"/>
+              </w:rPr>
+            </w:pPr>
+            <w:r>
+              <w:rPr>
+                <w:rFonts w:ascii="宋体" w:eastAsia="宋体"/>
+                <w:sz w:val="22"/>
+              </w:rPr>
               <w:t>以 JSON 文件方式持久化用户和任务数据。</w:t>
             </w:r>
           </w:p>
@@ -2379,23 +3173,31 @@
           </w:tblCellMar>
         </w:tblPrEx>
         <w:trPr>
+          <w:trHeight w:val="0" w:hRule="atLeast"/>
           <w:jc w:val="center"/>
         </w:trPr>
         <w:tc>
           <w:tcPr>
-            <w:tcW w:w="3097" w:type="dxa"/>
+            <w:tcW w:w="1284" w:type="dxa"/>
             <w:vAlign w:val="center"/>
           </w:tcPr>
           <w:p>
             <w:pPr>
+              <w:keepNext/>
+              <w:snapToGrid w:val="0"/>
               <w:spacing w:after="0" w:line="240" w:lineRule="auto"/>
+              <w:ind w:left="0" w:leftChars="0" w:right="0" w:rightChars="0" w:firstLine="0" w:firstLineChars="0"/>
               <w:jc w:val="center"/>
+              <w:rPr>
+                <w:rFonts w:ascii="宋体" w:eastAsia="宋体"/>
+                <w:sz w:val="22"/>
+              </w:rPr>
             </w:pPr>
             <w:r>
               <w:rPr>
                 <w:rFonts w:ascii="宋体" w:hAnsi="宋体" w:eastAsia="宋体"/>
                 <w:b w:val="0"/>
-                <w:sz w:val="21"/>
+                <w:sz w:val="22"/>
               </w:rPr>
               <w:t>认证</w:t>
             </w:r>
@@ -2403,19 +3205,26 @@
         </w:tc>
         <w:tc>
           <w:tcPr>
-            <w:tcW w:w="3097" w:type="dxa"/>
+            <w:tcW w:w="3228" w:type="dxa"/>
             <w:vAlign w:val="center"/>
           </w:tcPr>
           <w:p>
             <w:pPr>
+              <w:keepNext/>
+              <w:snapToGrid w:val="0"/>
               <w:spacing w:after="0" w:line="240" w:lineRule="auto"/>
-              <w:jc w:val="center"/>
+              <w:ind w:left="0" w:leftChars="0" w:right="0" w:rightChars="0" w:firstLine="0" w:firstLineChars="0"/>
+              <w:jc w:val="left"/>
+              <w:rPr>
+                <w:rFonts w:ascii="宋体" w:eastAsia="宋体"/>
+                <w:sz w:val="22"/>
+              </w:rPr>
             </w:pPr>
             <w:r>
               <w:rPr>
                 <w:rFonts w:ascii="宋体" w:hAnsi="宋体" w:eastAsia="宋体"/>
                 <w:b w:val="0"/>
-                <w:sz w:val="21"/>
+                <w:sz w:val="22"/>
               </w:rPr>
               <w:t>JWT + bcrypt</w:t>
             </w:r>
@@ -2423,11 +3232,26 @@
         </w:tc>
         <w:tc>
           <w:tcPr>
-            <w:tcW w:w="3097" w:type="dxa"/>
+            <w:tcW w:w="4780" w:type="dxa"/>
             <w:vAlign w:val="center"/>
           </w:tcPr>
           <w:p>
-            <w:r>
+            <w:pPr>
+              <w:keepNext/>
+              <w:snapToGrid w:val="0"/>
+              <w:spacing w:line="240" w:lineRule="auto"/>
+              <w:ind w:left="0" w:leftChars="0" w:right="0" w:rightChars="0" w:firstLine="0" w:firstLineChars="0"/>
+              <w:jc w:val="left"/>
+              <w:rPr>
+                <w:rFonts w:ascii="宋体" w:eastAsia="宋体"/>
+                <w:sz w:val="22"/>
+              </w:rPr>
+            </w:pPr>
+            <w:r>
+              <w:rPr>
+                <w:rFonts w:ascii="宋体" w:eastAsia="宋体"/>
+                <w:sz w:val="22"/>
+              </w:rPr>
               <w:t>JWT 用于登录鉴权，bcrypt 用于保护密码安全。</w:t>
             </w:r>
           </w:p>
@@ -2451,23 +3275,31 @@
           </w:tblCellMar>
         </w:tblPrEx>
         <w:trPr>
+          <w:trHeight w:val="0" w:hRule="atLeast"/>
           <w:jc w:val="center"/>
         </w:trPr>
         <w:tc>
           <w:tcPr>
-            <w:tcW w:w="3097" w:type="dxa"/>
+            <w:tcW w:w="1284" w:type="dxa"/>
             <w:vAlign w:val="center"/>
           </w:tcPr>
           <w:p>
             <w:pPr>
+              <w:keepNext/>
+              <w:snapToGrid w:val="0"/>
               <w:spacing w:after="0" w:line="240" w:lineRule="auto"/>
+              <w:ind w:left="0" w:leftChars="0" w:right="0" w:rightChars="0" w:firstLine="0" w:firstLineChars="0"/>
               <w:jc w:val="center"/>
+              <w:rPr>
+                <w:rFonts w:ascii="宋体" w:eastAsia="宋体"/>
+                <w:sz w:val="22"/>
+              </w:rPr>
             </w:pPr>
             <w:r>
               <w:rPr>
                 <w:rFonts w:ascii="宋体" w:hAnsi="宋体" w:eastAsia="宋体"/>
                 <w:b w:val="0"/>
-                <w:sz w:val="21"/>
+                <w:sz w:val="22"/>
               </w:rPr>
               <w:t>测试</w:t>
             </w:r>
@@ -2475,19 +3307,26 @@
         </w:tc>
         <w:tc>
           <w:tcPr>
-            <w:tcW w:w="3097" w:type="dxa"/>
+            <w:tcW w:w="3228" w:type="dxa"/>
             <w:vAlign w:val="center"/>
           </w:tcPr>
           <w:p>
             <w:pPr>
+              <w:keepNext/>
+              <w:snapToGrid w:val="0"/>
               <w:spacing w:after="0" w:line="240" w:lineRule="auto"/>
-              <w:jc w:val="center"/>
+              <w:ind w:left="0" w:leftChars="0" w:right="0" w:rightChars="0" w:firstLine="0" w:firstLineChars="0"/>
+              <w:jc w:val="left"/>
+              <w:rPr>
+                <w:rFonts w:ascii="宋体" w:eastAsia="宋体"/>
+                <w:sz w:val="22"/>
+              </w:rPr>
             </w:pPr>
             <w:r>
               <w:rPr>
                 <w:rFonts w:ascii="宋体" w:hAnsi="宋体" w:eastAsia="宋体"/>
                 <w:b w:val="0"/>
-                <w:sz w:val="21"/>
+                <w:sz w:val="22"/>
               </w:rPr>
               <w:t>Vitest、Supertest、Vue Test Utils</w:t>
             </w:r>
@@ -2495,11 +3334,26 @@
         </w:tc>
         <w:tc>
           <w:tcPr>
-            <w:tcW w:w="3097" w:type="dxa"/>
+            <w:tcW w:w="4780" w:type="dxa"/>
             <w:vAlign w:val="center"/>
           </w:tcPr>
           <w:p>
-            <w:r>
+            <w:pPr>
+              <w:keepNext/>
+              <w:snapToGrid w:val="0"/>
+              <w:spacing w:line="240" w:lineRule="auto"/>
+              <w:ind w:left="0" w:leftChars="0" w:right="0" w:rightChars="0" w:firstLine="0" w:firstLineChars="0"/>
+              <w:jc w:val="left"/>
+              <w:rPr>
+                <w:rFonts w:ascii="宋体" w:eastAsia="宋体"/>
+                <w:sz w:val="22"/>
+              </w:rPr>
+            </w:pPr>
+            <w:r>
+              <w:rPr>
+                <w:rFonts w:ascii="宋体" w:eastAsia="宋体"/>
+                <w:sz w:val="22"/>
+              </w:rPr>
               <w:t>覆盖后端接口、前端组件和主要业务逻辑。</w:t>
             </w:r>
           </w:p>
@@ -2546,14 +3400,14 @@
         </w:rPr>
       </w:pPr>
       <w:r>
-        <w:t>系统采用前后端分离架构。前端代码位于 client 目录，主要负责页面展示、路由跳转、表单交互、任务拖拽和接口调用；后端代码位于 server 目录，主要负责认证接口、任务接口、导入导出、参数校验、JWT 鉴权和 lowdb 持久化。根目录 package.json 统一提供安装、启动、测试和构建脚本，便于小组协作、联调和最终演示。</w:t>
+        <w:t>系统采用前后端分离架构。前端代码位于 client 目录，主要负责页面展示、路由跳转、表单交互、任务拖拽和接口调用；后端代码位于 server 目录，主要负责认证接口、任务接口、导入导出、参数校验、JWT 鉴权和 lowdb 持久化。根目录 package.json 提供安装、启动、测试和构建脚本，便于小组协作、联调和最终演示。</w:t>
       </w:r>
     </w:p>
     <w:tbl>
       <w:tblPr>
         <w:tblStyle w:val="36"/>
-        <w:tblW w:w="0" w:type="auto"/>
-        <w:tblInd w:w="0" w:type="dxa"/>
+        <w:tblW w:w="9292" w:type="dxa"/>
+        <w:jc w:val="center"/>
         <w:tblBorders>
           <w:top w:val="single" w:color="auto" w:sz="4" w:space="0"/>
           <w:left w:val="single" w:color="auto" w:sz="4" w:space="0"/>
@@ -2590,6 +3444,10 @@
             <w:right w:w="108" w:type="dxa"/>
           </w:tblCellMar>
         </w:tblPrEx>
+        <w:trPr>
+          <w:trHeight w:val="0" w:hRule="atLeast"/>
+          <w:jc w:val="center"/>
+        </w:trPr>
         <w:tc>
           <w:tcPr>
             <w:tcW w:w="9292" w:type="dxa"/>
@@ -2597,6 +3455,7 @@
           </w:tcPr>
           <w:p>
             <w:pPr>
+              <w:snapToGrid w:val="0"/>
               <w:spacing w:after="0" w:line="240" w:lineRule="auto"/>
             </w:pPr>
             <w:r>
@@ -3031,7 +3890,7 @@
       <w:pPr>
         <w:pStyle w:val="170"/>
         <w:widowControl/>
-        <w:jc w:val="left"/>
+        <w:jc w:val="center"/>
       </w:pPr>
       <w:r>
         <w:t>图 1 登录页</w:t>
@@ -3085,7 +3944,7 @@
       <w:pPr>
         <w:pStyle w:val="170"/>
         <w:widowControl/>
-        <w:jc w:val="left"/>
+        <w:jc w:val="center"/>
       </w:pPr>
       <w:r>
         <w:t>图 2 注册页</w:t>
@@ -3194,7 +4053,7 @@
       <w:pPr>
         <w:pStyle w:val="170"/>
         <w:widowControl/>
-        <w:jc w:val="left"/>
+        <w:jc w:val="center"/>
       </w:pPr>
       <w:r>
         <w:t>图 3 状态看板</w:t>
@@ -3248,7 +4107,7 @@
       <w:pPr>
         <w:pStyle w:val="170"/>
         <w:widowControl/>
-        <w:jc w:val="left"/>
+        <w:jc w:val="center"/>
       </w:pPr>
       <w:r>
         <w:t>图 4 新建任务抽屉</w:t>
@@ -3302,7 +4161,7 @@
       <w:pPr>
         <w:pStyle w:val="170"/>
         <w:widowControl/>
-        <w:jc w:val="left"/>
+        <w:jc w:val="center"/>
       </w:pPr>
       <w:r>
         <w:t>图 5 编辑任务抽屉</w:t>
@@ -3356,7 +4215,7 @@
       <w:pPr>
         <w:pStyle w:val="170"/>
         <w:widowControl/>
-        <w:jc w:val="left"/>
+        <w:jc w:val="center"/>
       </w:pPr>
       <w:r>
         <w:t>图 6 删除确认弹窗</w:t>
@@ -3452,7 +4311,7 @@
       <w:pPr>
         <w:pStyle w:val="170"/>
         <w:widowControl/>
-        <w:jc w:val="left"/>
+        <w:jc w:val="center"/>
       </w:pPr>
       <w:r>
         <w:t>图 7 优先级看板</w:t>
@@ -3547,7 +4406,7 @@
       <w:pPr>
         <w:pStyle w:val="170"/>
         <w:widowControl/>
-        <w:jc w:val="left"/>
+        <w:jc w:val="center"/>
       </w:pPr>
       <w:r>
         <w:t>图 8 搜索筛选结果</w:t>
@@ -3633,7 +4492,7 @@
       <w:pPr>
         <w:pStyle w:val="170"/>
         <w:widowControl/>
-        <w:jc w:val="left"/>
+        <w:jc w:val="center"/>
       </w:pPr>
       <w:r>
         <w:t>图 9 数据设置</w:t>
@@ -3687,7 +4546,7 @@
       <w:pPr>
         <w:pStyle w:val="170"/>
         <w:widowControl/>
-        <w:jc w:val="left"/>
+        <w:jc w:val="center"/>
       </w:pPr>
       <w:r>
         <w:t>图 10 导入结果</w:t>
@@ -3741,7 +4600,7 @@
       <w:pPr>
         <w:pStyle w:val="170"/>
         <w:widowControl/>
-        <w:jc w:val="left"/>
+        <w:jc w:val="center"/>
       </w:pPr>
       <w:r>
         <w:t>图 11 导出 JSON 结果</w:t>
@@ -3756,16 +4615,13 @@
           <w:numId w:val="0"/>
         </w:numPr>
         <w:topLinePunct w:val="0"/>
-        <w:ind w:left="2880" w:leftChars="0" w:firstLine="720" w:firstLineChars="0"/>
         <w:jc w:val="left"/>
         <w:rPr>
           <w:rFonts w:hint="eastAsia" w:ascii="黑体" w:hAnsi="黑体" w:eastAsia="黑体" w:cs="黑体"/>
           <w:b w:val="0"/>
         </w:rPr>
       </w:pPr>
-      <w:bookmarkStart w:id="13" w:name="_Toc31885"/>
-      <w:bookmarkStart w:id="20" w:name="_GoBack"/>
-      <w:bookmarkEnd w:id="20"/>
+      <w:bookmarkStart w:id="12" w:name="_Toc31885"/>
       <w:r>
         <w:rPr>
           <w:rFonts w:hint="eastAsia"/>
@@ -3776,7 +4632,7 @@
       <w:r>
         <w:t>接口设计</w:t>
       </w:r>
-      <w:bookmarkEnd w:id="13"/>
+      <w:bookmarkEnd w:id="12"/>
     </w:p>
     <w:p>
       <w:pPr>
@@ -3806,7 +4662,7 @@
           <w:b w:val="0"/>
         </w:rPr>
       </w:pPr>
-      <w:bookmarkStart w:id="14" w:name="_Toc2717"/>
+      <w:bookmarkStart w:id="13" w:name="_Toc2717"/>
       <w:r>
         <w:rPr>
           <w:rFonts w:hint="eastAsia"/>
@@ -3817,12 +4673,12 @@
       <w:r>
         <w:t>主要接口列表</w:t>
       </w:r>
-      <w:bookmarkEnd w:id="14"/>
+      <w:bookmarkEnd w:id="13"/>
     </w:p>
     <w:tbl>
       <w:tblPr>
         <w:tblStyle w:val="36"/>
-        <w:tblW w:w="0" w:type="auto"/>
+        <w:tblW w:w="9292" w:type="dxa"/>
         <w:jc w:val="center"/>
         <w:tblBorders>
           <w:top w:val="single" w:color="auto" w:sz="4" w:space="0"/>
@@ -3841,9 +4697,9 @@
         </w:tblCellMar>
       </w:tblPr>
       <w:tblGrid>
-        <w:gridCol w:w="3097"/>
-        <w:gridCol w:w="3097"/>
-        <w:gridCol w:w="3097"/>
+        <w:gridCol w:w="2106"/>
+        <w:gridCol w:w="1070"/>
+        <w:gridCol w:w="6116"/>
       </w:tblGrid>
       <w:tr>
         <w:tblPrEx>
@@ -3855,20 +4711,36 @@
             <w:insideH w:val="single" w:color="auto" w:sz="4" w:space="0"/>
             <w:insideV w:val="single" w:color="auto" w:sz="4" w:space="0"/>
           </w:tblBorders>
+          <w:tblCellMar>
+            <w:top w:w="0" w:type="dxa"/>
+            <w:left w:w="108" w:type="dxa"/>
+            <w:bottom w:w="0" w:type="dxa"/>
+            <w:right w:w="108" w:type="dxa"/>
+          </w:tblCellMar>
         </w:tblPrEx>
         <w:trPr>
+          <w:trHeight w:val="0" w:hRule="atLeast"/>
+          <w:tblHeader/>
           <w:jc w:val="center"/>
         </w:trPr>
         <w:tc>
           <w:tcPr>
-            <w:tcW w:w="3097" w:type="dxa"/>
+            <w:tcW w:w="0" w:type="auto"/>
+            <w:shd w:val="clear" w:color="auto" w:fill="F2F2F2"/>
             <w:vAlign w:val="center"/>
-            <w:shd w:val="clear" w:color="auto" w:fill="F2F2F2"/>
           </w:tcPr>
           <w:p>
             <w:pPr>
+              <w:keepNext/>
+              <w:snapToGrid w:val="0"/>
               <w:spacing w:after="0" w:line="240" w:lineRule="auto"/>
-              <w:jc w:val="left"/>
+              <w:ind w:left="0" w:leftChars="0" w:right="0" w:rightChars="0" w:firstLine="0" w:firstLineChars="0"/>
+              <w:jc w:val="center"/>
+              <w:rPr>
+                <w:rFonts w:ascii="宋体" w:eastAsia="宋体"/>
+                <w:b/>
+                <w:sz w:val="21"/>
+              </w:rPr>
             </w:pPr>
             <w:r>
               <w:rPr>
@@ -3883,14 +4755,22 @@
         </w:tc>
         <w:tc>
           <w:tcPr>
-            <w:tcW w:w="3097" w:type="dxa"/>
+            <w:tcW w:w="1070" w:type="dxa"/>
+            <w:shd w:val="clear" w:color="auto" w:fill="F2F2F2"/>
             <w:vAlign w:val="center"/>
-            <w:shd w:val="clear" w:color="auto" w:fill="F2F2F2"/>
           </w:tcPr>
           <w:p>
             <w:pPr>
+              <w:keepNext/>
+              <w:snapToGrid w:val="0"/>
               <w:spacing w:after="0" w:line="240" w:lineRule="auto"/>
-              <w:jc w:val="left"/>
+              <w:ind w:left="0" w:leftChars="0" w:right="0" w:rightChars="0" w:firstLine="0" w:firstLineChars="0"/>
+              <w:jc w:val="center"/>
+              <w:rPr>
+                <w:rFonts w:ascii="宋体" w:eastAsia="宋体"/>
+                <w:b/>
+                <w:sz w:val="21"/>
+              </w:rPr>
             </w:pPr>
             <w:r>
               <w:rPr>
@@ -3905,14 +4785,22 @@
         </w:tc>
         <w:tc>
           <w:tcPr>
-            <w:tcW w:w="3097" w:type="dxa"/>
+            <w:tcW w:w="6116" w:type="dxa"/>
+            <w:shd w:val="clear" w:color="auto" w:fill="F2F2F2"/>
             <w:vAlign w:val="center"/>
-            <w:shd w:val="clear" w:color="auto" w:fill="F2F2F2"/>
           </w:tcPr>
           <w:p>
             <w:pPr>
+              <w:keepNext/>
+              <w:snapToGrid w:val="0"/>
               <w:spacing w:after="0" w:line="240" w:lineRule="auto"/>
-              <w:jc w:val="left"/>
+              <w:ind w:left="0" w:leftChars="0" w:right="0" w:rightChars="0" w:firstLine="0" w:firstLineChars="0"/>
+              <w:jc w:val="center"/>
+              <w:rPr>
+                <w:rFonts w:ascii="宋体" w:eastAsia="宋体"/>
+                <w:b/>
+                <w:sz w:val="21"/>
+              </w:rPr>
             </w:pPr>
             <w:r>
               <w:rPr>
@@ -3944,17 +4832,25 @@
           </w:tblCellMar>
         </w:tblPrEx>
         <w:trPr>
+          <w:trHeight w:val="0" w:hRule="atLeast"/>
           <w:jc w:val="center"/>
         </w:trPr>
         <w:tc>
           <w:tcPr>
-            <w:tcW w:w="3097" w:type="dxa"/>
+            <w:tcW w:w="0" w:type="auto"/>
             <w:vAlign w:val="center"/>
           </w:tcPr>
           <w:p>
             <w:pPr>
+              <w:keepNext/>
+              <w:snapToGrid w:val="0"/>
               <w:spacing w:after="0" w:line="240" w:lineRule="auto"/>
+              <w:ind w:left="0" w:leftChars="0" w:right="0" w:rightChars="0" w:firstLine="0" w:firstLineChars="0"/>
               <w:jc w:val="center"/>
+              <w:rPr>
+                <w:rFonts w:ascii="宋体" w:eastAsia="宋体"/>
+                <w:sz w:val="21"/>
+              </w:rPr>
             </w:pPr>
             <w:r>
               <w:rPr>
@@ -3968,13 +4864,20 @@
         </w:tc>
         <w:tc>
           <w:tcPr>
-            <w:tcW w:w="3097" w:type="dxa"/>
+            <w:tcW w:w="1070" w:type="dxa"/>
             <w:vAlign w:val="center"/>
           </w:tcPr>
           <w:p>
             <w:pPr>
+              <w:keepNext/>
+              <w:snapToGrid w:val="0"/>
               <w:spacing w:after="0" w:line="240" w:lineRule="auto"/>
-              <w:jc w:val="center"/>
+              <w:ind w:left="0" w:leftChars="0" w:right="0" w:rightChars="0" w:firstLine="0" w:firstLineChars="0"/>
+              <w:jc w:val="left"/>
+              <w:rPr>
+                <w:rFonts w:ascii="宋体" w:eastAsia="宋体"/>
+                <w:sz w:val="21"/>
+              </w:rPr>
             </w:pPr>
             <w:r>
               <w:rPr>
@@ -3988,13 +4891,20 @@
         </w:tc>
         <w:tc>
           <w:tcPr>
-            <w:tcW w:w="3097" w:type="dxa"/>
+            <w:tcW w:w="6116" w:type="dxa"/>
             <w:vAlign w:val="center"/>
           </w:tcPr>
           <w:p>
             <w:pPr>
+              <w:keepNext/>
+              <w:snapToGrid w:val="0"/>
               <w:spacing w:after="0" w:line="240" w:lineRule="auto"/>
-              <w:jc w:val="center"/>
+              <w:ind w:left="0" w:leftChars="0" w:right="0" w:rightChars="0" w:firstLine="0" w:firstLineChars="0"/>
+              <w:jc w:val="left"/>
+              <w:rPr>
+                <w:rFonts w:ascii="宋体" w:eastAsia="宋体"/>
+                <w:sz w:val="21"/>
+              </w:rPr>
             </w:pPr>
             <w:r>
               <w:rPr>
@@ -4025,17 +4935,25 @@
           </w:tblCellMar>
         </w:tblPrEx>
         <w:trPr>
+          <w:trHeight w:val="0" w:hRule="atLeast"/>
           <w:jc w:val="center"/>
         </w:trPr>
         <w:tc>
           <w:tcPr>
-            <w:tcW w:w="3097" w:type="dxa"/>
+            <w:tcW w:w="0" w:type="auto"/>
             <w:vAlign w:val="center"/>
           </w:tcPr>
           <w:p>
             <w:pPr>
+              <w:keepNext/>
+              <w:snapToGrid w:val="0"/>
               <w:spacing w:after="0" w:line="240" w:lineRule="auto"/>
+              <w:ind w:left="0" w:leftChars="0" w:right="0" w:rightChars="0" w:firstLine="0" w:firstLineChars="0"/>
               <w:jc w:val="center"/>
+              <w:rPr>
+                <w:rFonts w:ascii="宋体" w:eastAsia="宋体"/>
+                <w:sz w:val="21"/>
+              </w:rPr>
             </w:pPr>
             <w:r>
               <w:rPr>
@@ -4049,13 +4967,20 @@
         </w:tc>
         <w:tc>
           <w:tcPr>
-            <w:tcW w:w="3097" w:type="dxa"/>
+            <w:tcW w:w="1070" w:type="dxa"/>
             <w:vAlign w:val="center"/>
           </w:tcPr>
           <w:p>
             <w:pPr>
+              <w:keepNext/>
+              <w:snapToGrid w:val="0"/>
               <w:spacing w:after="0" w:line="240" w:lineRule="auto"/>
-              <w:jc w:val="center"/>
+              <w:ind w:left="0" w:leftChars="0" w:right="0" w:rightChars="0" w:firstLine="0" w:firstLineChars="0"/>
+              <w:jc w:val="left"/>
+              <w:rPr>
+                <w:rFonts w:ascii="宋体" w:eastAsia="宋体"/>
+                <w:sz w:val="21"/>
+              </w:rPr>
             </w:pPr>
             <w:r>
               <w:rPr>
@@ -4069,13 +4994,20 @@
         </w:tc>
         <w:tc>
           <w:tcPr>
-            <w:tcW w:w="3097" w:type="dxa"/>
+            <w:tcW w:w="6116" w:type="dxa"/>
             <w:vAlign w:val="center"/>
           </w:tcPr>
           <w:p>
             <w:pPr>
+              <w:keepNext/>
+              <w:snapToGrid w:val="0"/>
               <w:spacing w:after="0" w:line="240" w:lineRule="auto"/>
-              <w:jc w:val="center"/>
+              <w:ind w:left="0" w:leftChars="0" w:right="0" w:rightChars="0" w:firstLine="0" w:firstLineChars="0"/>
+              <w:jc w:val="left"/>
+              <w:rPr>
+                <w:rFonts w:ascii="宋体" w:eastAsia="宋体"/>
+                <w:sz w:val="21"/>
+              </w:rPr>
             </w:pPr>
             <w:r>
               <w:rPr>
@@ -4106,17 +5038,25 @@
           </w:tblCellMar>
         </w:tblPrEx>
         <w:trPr>
+          <w:trHeight w:val="0" w:hRule="atLeast"/>
           <w:jc w:val="center"/>
         </w:trPr>
         <w:tc>
           <w:tcPr>
-            <w:tcW w:w="3097" w:type="dxa"/>
+            <w:tcW w:w="0" w:type="auto"/>
             <w:vAlign w:val="center"/>
           </w:tcPr>
           <w:p>
             <w:pPr>
+              <w:keepNext/>
+              <w:snapToGrid w:val="0"/>
               <w:spacing w:after="0" w:line="240" w:lineRule="auto"/>
+              <w:ind w:left="0" w:leftChars="0" w:right="0" w:rightChars="0" w:firstLine="0" w:firstLineChars="0"/>
               <w:jc w:val="center"/>
+              <w:rPr>
+                <w:rFonts w:ascii="宋体" w:eastAsia="宋体"/>
+                <w:sz w:val="21"/>
+              </w:rPr>
             </w:pPr>
             <w:r>
               <w:rPr>
@@ -4130,13 +5070,20 @@
         </w:tc>
         <w:tc>
           <w:tcPr>
-            <w:tcW w:w="3097" w:type="dxa"/>
+            <w:tcW w:w="1070" w:type="dxa"/>
             <w:vAlign w:val="center"/>
           </w:tcPr>
           <w:p>
             <w:pPr>
+              <w:keepNext/>
+              <w:snapToGrid w:val="0"/>
               <w:spacing w:after="0" w:line="240" w:lineRule="auto"/>
-              <w:jc w:val="center"/>
+              <w:ind w:left="0" w:leftChars="0" w:right="0" w:rightChars="0" w:firstLine="0" w:firstLineChars="0"/>
+              <w:jc w:val="left"/>
+              <w:rPr>
+                <w:rFonts w:ascii="宋体" w:eastAsia="宋体"/>
+                <w:sz w:val="21"/>
+              </w:rPr>
             </w:pPr>
             <w:r>
               <w:rPr>
@@ -4150,13 +5097,20 @@
         </w:tc>
         <w:tc>
           <w:tcPr>
-            <w:tcW w:w="3097" w:type="dxa"/>
+            <w:tcW w:w="6116" w:type="dxa"/>
             <w:vAlign w:val="center"/>
           </w:tcPr>
           <w:p>
             <w:pPr>
+              <w:keepNext/>
+              <w:snapToGrid w:val="0"/>
               <w:spacing w:after="0" w:line="240" w:lineRule="auto"/>
-              <w:jc w:val="center"/>
+              <w:ind w:left="0" w:leftChars="0" w:right="0" w:rightChars="0" w:firstLine="0" w:firstLineChars="0"/>
+              <w:jc w:val="left"/>
+              <w:rPr>
+                <w:rFonts w:ascii="宋体" w:eastAsia="宋体"/>
+                <w:sz w:val="21"/>
+              </w:rPr>
             </w:pPr>
             <w:r>
               <w:rPr>
@@ -4187,17 +5141,25 @@
           </w:tblCellMar>
         </w:tblPrEx>
         <w:trPr>
+          <w:trHeight w:val="0" w:hRule="atLeast"/>
           <w:jc w:val="center"/>
         </w:trPr>
         <w:tc>
           <w:tcPr>
-            <w:tcW w:w="3097" w:type="dxa"/>
+            <w:tcW w:w="0" w:type="auto"/>
             <w:vAlign w:val="center"/>
           </w:tcPr>
           <w:p>
             <w:pPr>
+              <w:keepNext/>
+              <w:snapToGrid w:val="0"/>
               <w:spacing w:after="0" w:line="240" w:lineRule="auto"/>
+              <w:ind w:left="0" w:leftChars="0" w:right="0" w:rightChars="0" w:firstLine="0" w:firstLineChars="0"/>
               <w:jc w:val="center"/>
+              <w:rPr>
+                <w:rFonts w:ascii="宋体" w:eastAsia="宋体"/>
+                <w:sz w:val="21"/>
+              </w:rPr>
             </w:pPr>
             <w:r>
               <w:rPr>
@@ -4211,13 +5173,20 @@
         </w:tc>
         <w:tc>
           <w:tcPr>
-            <w:tcW w:w="3097" w:type="dxa"/>
+            <w:tcW w:w="1070" w:type="dxa"/>
             <w:vAlign w:val="center"/>
           </w:tcPr>
           <w:p>
             <w:pPr>
+              <w:keepNext/>
+              <w:snapToGrid w:val="0"/>
               <w:spacing w:after="0" w:line="240" w:lineRule="auto"/>
-              <w:jc w:val="center"/>
+              <w:ind w:left="0" w:leftChars="0" w:right="0" w:rightChars="0" w:firstLine="0" w:firstLineChars="0"/>
+              <w:jc w:val="left"/>
+              <w:rPr>
+                <w:rFonts w:ascii="宋体" w:eastAsia="宋体"/>
+                <w:sz w:val="21"/>
+              </w:rPr>
             </w:pPr>
             <w:r>
               <w:rPr>
@@ -4231,13 +5200,20 @@
         </w:tc>
         <w:tc>
           <w:tcPr>
-            <w:tcW w:w="3097" w:type="dxa"/>
+            <w:tcW w:w="6116" w:type="dxa"/>
             <w:vAlign w:val="center"/>
           </w:tcPr>
           <w:p>
             <w:pPr>
+              <w:keepNext/>
+              <w:snapToGrid w:val="0"/>
               <w:spacing w:after="0" w:line="240" w:lineRule="auto"/>
-              <w:jc w:val="center"/>
+              <w:ind w:left="0" w:leftChars="0" w:right="0" w:rightChars="0" w:firstLine="0" w:firstLineChars="0"/>
+              <w:jc w:val="left"/>
+              <w:rPr>
+                <w:rFonts w:ascii="宋体" w:eastAsia="宋体"/>
+                <w:sz w:val="21"/>
+              </w:rPr>
             </w:pPr>
             <w:r>
               <w:rPr>
@@ -4268,17 +5244,25 @@
           </w:tblCellMar>
         </w:tblPrEx>
         <w:trPr>
+          <w:trHeight w:val="0" w:hRule="atLeast"/>
           <w:jc w:val="center"/>
         </w:trPr>
         <w:tc>
           <w:tcPr>
-            <w:tcW w:w="3097" w:type="dxa"/>
+            <w:tcW w:w="0" w:type="auto"/>
             <w:vAlign w:val="center"/>
           </w:tcPr>
           <w:p>
             <w:pPr>
+              <w:keepNext/>
+              <w:snapToGrid w:val="0"/>
               <w:spacing w:after="0" w:line="240" w:lineRule="auto"/>
+              <w:ind w:left="0" w:leftChars="0" w:right="0" w:rightChars="0" w:firstLine="0" w:firstLineChars="0"/>
               <w:jc w:val="center"/>
+              <w:rPr>
+                <w:rFonts w:ascii="宋体" w:eastAsia="宋体"/>
+                <w:sz w:val="21"/>
+              </w:rPr>
             </w:pPr>
             <w:r>
               <w:rPr>
@@ -4292,13 +5276,20 @@
         </w:tc>
         <w:tc>
           <w:tcPr>
-            <w:tcW w:w="3097" w:type="dxa"/>
+            <w:tcW w:w="1070" w:type="dxa"/>
             <w:vAlign w:val="center"/>
           </w:tcPr>
           <w:p>
             <w:pPr>
+              <w:keepNext/>
+              <w:snapToGrid w:val="0"/>
               <w:spacing w:after="0" w:line="240" w:lineRule="auto"/>
-              <w:jc w:val="center"/>
+              <w:ind w:left="0" w:leftChars="0" w:right="0" w:rightChars="0" w:firstLine="0" w:firstLineChars="0"/>
+              <w:jc w:val="left"/>
+              <w:rPr>
+                <w:rFonts w:ascii="宋体" w:eastAsia="宋体"/>
+                <w:sz w:val="21"/>
+              </w:rPr>
             </w:pPr>
             <w:r>
               <w:rPr>
@@ -4312,11 +5303,26 @@
         </w:tc>
         <w:tc>
           <w:tcPr>
-            <w:tcW w:w="3097" w:type="dxa"/>
+            <w:tcW w:w="6116" w:type="dxa"/>
             <w:vAlign w:val="center"/>
           </w:tcPr>
           <w:p>
-            <w:r>
+            <w:pPr>
+              <w:keepNext/>
+              <w:snapToGrid w:val="0"/>
+              <w:spacing w:line="240" w:lineRule="auto"/>
+              <w:ind w:left="0" w:leftChars="0" w:right="0" w:rightChars="0" w:firstLine="0" w:firstLineChars="0"/>
+              <w:jc w:val="left"/>
+              <w:rPr>
+                <w:rFonts w:ascii="宋体" w:eastAsia="宋体"/>
+                <w:sz w:val="21"/>
+              </w:rPr>
+            </w:pPr>
+            <w:r>
+              <w:rPr>
+                <w:rFonts w:ascii="宋体" w:eastAsia="宋体"/>
+                <w:sz w:val="21"/>
+              </w:rPr>
               <w:t>获取当前用户任务列表，支持 keyword、status、priority 查询参数。</w:t>
             </w:r>
           </w:p>
@@ -4340,17 +5346,25 @@
           </w:tblCellMar>
         </w:tblPrEx>
         <w:trPr>
+          <w:trHeight w:val="0" w:hRule="atLeast"/>
           <w:jc w:val="center"/>
         </w:trPr>
         <w:tc>
           <w:tcPr>
-            <w:tcW w:w="3097" w:type="dxa"/>
+            <w:tcW w:w="0" w:type="auto"/>
             <w:vAlign w:val="center"/>
           </w:tcPr>
           <w:p>
             <w:pPr>
+              <w:keepNext/>
+              <w:snapToGrid w:val="0"/>
               <w:spacing w:after="0" w:line="240" w:lineRule="auto"/>
+              <w:ind w:left="0" w:leftChars="0" w:right="0" w:rightChars="0" w:firstLine="0" w:firstLineChars="0"/>
               <w:jc w:val="center"/>
+              <w:rPr>
+                <w:rFonts w:ascii="宋体" w:eastAsia="宋体"/>
+                <w:sz w:val="21"/>
+              </w:rPr>
             </w:pPr>
             <w:r>
               <w:rPr>
@@ -4364,13 +5378,20 @@
         </w:tc>
         <w:tc>
           <w:tcPr>
-            <w:tcW w:w="3097" w:type="dxa"/>
+            <w:tcW w:w="1070" w:type="dxa"/>
             <w:vAlign w:val="center"/>
           </w:tcPr>
           <w:p>
             <w:pPr>
+              <w:keepNext/>
+              <w:snapToGrid w:val="0"/>
               <w:spacing w:after="0" w:line="240" w:lineRule="auto"/>
-              <w:jc w:val="center"/>
+              <w:ind w:left="0" w:leftChars="0" w:right="0" w:rightChars="0" w:firstLine="0" w:firstLineChars="0"/>
+              <w:jc w:val="left"/>
+              <w:rPr>
+                <w:rFonts w:ascii="宋体" w:eastAsia="宋体"/>
+                <w:sz w:val="21"/>
+              </w:rPr>
             </w:pPr>
             <w:r>
               <w:rPr>
@@ -4384,11 +5405,26 @@
         </w:tc>
         <w:tc>
           <w:tcPr>
-            <w:tcW w:w="3097" w:type="dxa"/>
+            <w:tcW w:w="6116" w:type="dxa"/>
             <w:vAlign w:val="center"/>
           </w:tcPr>
           <w:p>
-            <w:r>
+            <w:pPr>
+              <w:keepNext/>
+              <w:snapToGrid w:val="0"/>
+              <w:spacing w:line="240" w:lineRule="auto"/>
+              <w:ind w:left="0" w:leftChars="0" w:right="0" w:rightChars="0" w:firstLine="0" w:firstLineChars="0"/>
+              <w:jc w:val="left"/>
+              <w:rPr>
+                <w:rFonts w:ascii="宋体" w:eastAsia="宋体"/>
+                <w:sz w:val="21"/>
+              </w:rPr>
+            </w:pPr>
+            <w:r>
+              <w:rPr>
+                <w:rFonts w:ascii="宋体" w:eastAsia="宋体"/>
+                <w:sz w:val="21"/>
+              </w:rPr>
               <w:t>新增任务。</w:t>
             </w:r>
           </w:p>
@@ -4412,17 +5448,25 @@
           </w:tblCellMar>
         </w:tblPrEx>
         <w:trPr>
+          <w:trHeight w:val="0" w:hRule="atLeast"/>
           <w:jc w:val="center"/>
         </w:trPr>
         <w:tc>
           <w:tcPr>
-            <w:tcW w:w="3097" w:type="dxa"/>
+            <w:tcW w:w="0" w:type="auto"/>
             <w:vAlign w:val="center"/>
           </w:tcPr>
           <w:p>
             <w:pPr>
+              <w:keepNext/>
+              <w:snapToGrid w:val="0"/>
               <w:spacing w:after="0" w:line="240" w:lineRule="auto"/>
+              <w:ind w:left="0" w:leftChars="0" w:right="0" w:rightChars="0" w:firstLine="0" w:firstLineChars="0"/>
               <w:jc w:val="center"/>
+              <w:rPr>
+                <w:rFonts w:ascii="宋体" w:eastAsia="宋体"/>
+                <w:sz w:val="21"/>
+              </w:rPr>
             </w:pPr>
             <w:r>
               <w:rPr>
@@ -4436,13 +5480,20 @@
         </w:tc>
         <w:tc>
           <w:tcPr>
-            <w:tcW w:w="3097" w:type="dxa"/>
+            <w:tcW w:w="1070" w:type="dxa"/>
             <w:vAlign w:val="center"/>
           </w:tcPr>
           <w:p>
             <w:pPr>
+              <w:keepNext/>
+              <w:snapToGrid w:val="0"/>
               <w:spacing w:after="0" w:line="240" w:lineRule="auto"/>
-              <w:jc w:val="center"/>
+              <w:ind w:left="0" w:leftChars="0" w:right="0" w:rightChars="0" w:firstLine="0" w:firstLineChars="0"/>
+              <w:jc w:val="left"/>
+              <w:rPr>
+                <w:rFonts w:ascii="宋体" w:eastAsia="宋体"/>
+                <w:sz w:val="21"/>
+              </w:rPr>
             </w:pPr>
             <w:r>
               <w:rPr>
@@ -4456,11 +5507,26 @@
         </w:tc>
         <w:tc>
           <w:tcPr>
-            <w:tcW w:w="3097" w:type="dxa"/>
+            <w:tcW w:w="6116" w:type="dxa"/>
             <w:vAlign w:val="center"/>
           </w:tcPr>
           <w:p>
-            <w:r>
+            <w:pPr>
+              <w:keepNext/>
+              <w:snapToGrid w:val="0"/>
+              <w:spacing w:line="240" w:lineRule="auto"/>
+              <w:ind w:left="0" w:leftChars="0" w:right="0" w:rightChars="0" w:firstLine="0" w:firstLineChars="0"/>
+              <w:jc w:val="left"/>
+              <w:rPr>
+                <w:rFonts w:ascii="宋体" w:eastAsia="宋体"/>
+                <w:sz w:val="21"/>
+              </w:rPr>
+            </w:pPr>
+            <w:r>
+              <w:rPr>
+                <w:rFonts w:ascii="宋体" w:eastAsia="宋体"/>
+                <w:sz w:val="21"/>
+              </w:rPr>
               <w:t>修改任务内容、状态或优先级。</w:t>
             </w:r>
           </w:p>
@@ -4484,17 +5550,25 @@
           </w:tblCellMar>
         </w:tblPrEx>
         <w:trPr>
+          <w:trHeight w:val="0" w:hRule="atLeast"/>
           <w:jc w:val="center"/>
         </w:trPr>
         <w:tc>
           <w:tcPr>
-            <w:tcW w:w="3097" w:type="dxa"/>
+            <w:tcW w:w="0" w:type="auto"/>
             <w:vAlign w:val="center"/>
           </w:tcPr>
           <w:p>
             <w:pPr>
+              <w:keepNext/>
+              <w:snapToGrid w:val="0"/>
               <w:spacing w:after="0" w:line="240" w:lineRule="auto"/>
+              <w:ind w:left="0" w:leftChars="0" w:right="0" w:rightChars="0" w:firstLine="0" w:firstLineChars="0"/>
               <w:jc w:val="center"/>
+              <w:rPr>
+                <w:rFonts w:ascii="宋体" w:eastAsia="宋体"/>
+                <w:sz w:val="21"/>
+              </w:rPr>
             </w:pPr>
             <w:r>
               <w:rPr>
@@ -4508,13 +5582,20 @@
         </w:tc>
         <w:tc>
           <w:tcPr>
-            <w:tcW w:w="3097" w:type="dxa"/>
+            <w:tcW w:w="1070" w:type="dxa"/>
             <w:vAlign w:val="center"/>
           </w:tcPr>
           <w:p>
             <w:pPr>
+              <w:keepNext/>
+              <w:snapToGrid w:val="0"/>
               <w:spacing w:after="0" w:line="240" w:lineRule="auto"/>
-              <w:jc w:val="center"/>
+              <w:ind w:left="0" w:leftChars="0" w:right="0" w:rightChars="0" w:firstLine="0" w:firstLineChars="0"/>
+              <w:jc w:val="left"/>
+              <w:rPr>
+                <w:rFonts w:ascii="宋体" w:eastAsia="宋体"/>
+                <w:sz w:val="21"/>
+              </w:rPr>
             </w:pPr>
             <w:r>
               <w:rPr>
@@ -4528,11 +5609,26 @@
         </w:tc>
         <w:tc>
           <w:tcPr>
-            <w:tcW w:w="3097" w:type="dxa"/>
+            <w:tcW w:w="6116" w:type="dxa"/>
             <w:vAlign w:val="center"/>
           </w:tcPr>
           <w:p>
-            <w:r>
+            <w:pPr>
+              <w:keepNext/>
+              <w:snapToGrid w:val="0"/>
+              <w:spacing w:line="240" w:lineRule="auto"/>
+              <w:ind w:left="0" w:leftChars="0" w:right="0" w:rightChars="0" w:firstLine="0" w:firstLineChars="0"/>
+              <w:jc w:val="left"/>
+              <w:rPr>
+                <w:rFonts w:ascii="宋体" w:eastAsia="宋体"/>
+                <w:sz w:val="21"/>
+              </w:rPr>
+            </w:pPr>
+            <w:r>
+              <w:rPr>
+                <w:rFonts w:ascii="宋体" w:eastAsia="宋体"/>
+                <w:sz w:val="21"/>
+              </w:rPr>
               <w:t>删除指定任务。</w:t>
             </w:r>
           </w:p>
@@ -4556,17 +5652,25 @@
           </w:tblCellMar>
         </w:tblPrEx>
         <w:trPr>
+          <w:trHeight w:val="0" w:hRule="atLeast"/>
           <w:jc w:val="center"/>
         </w:trPr>
         <w:tc>
           <w:tcPr>
-            <w:tcW w:w="3097" w:type="dxa"/>
+            <w:tcW w:w="0" w:type="auto"/>
             <w:vAlign w:val="center"/>
           </w:tcPr>
           <w:p>
             <w:pPr>
+              <w:keepNext/>
+              <w:snapToGrid w:val="0"/>
               <w:spacing w:after="0" w:line="240" w:lineRule="auto"/>
+              <w:ind w:left="0" w:leftChars="0" w:right="0" w:rightChars="0" w:firstLine="0" w:firstLineChars="0"/>
               <w:jc w:val="center"/>
+              <w:rPr>
+                <w:rFonts w:ascii="宋体" w:eastAsia="宋体"/>
+                <w:sz w:val="21"/>
+              </w:rPr>
             </w:pPr>
             <w:r>
               <w:rPr>
@@ -4580,13 +5684,20 @@
         </w:tc>
         <w:tc>
           <w:tcPr>
-            <w:tcW w:w="3097" w:type="dxa"/>
+            <w:tcW w:w="1070" w:type="dxa"/>
             <w:vAlign w:val="center"/>
           </w:tcPr>
           <w:p>
             <w:pPr>
+              <w:keepNext/>
+              <w:snapToGrid w:val="0"/>
               <w:spacing w:after="0" w:line="240" w:lineRule="auto"/>
-              <w:jc w:val="center"/>
+              <w:ind w:left="0" w:leftChars="0" w:right="0" w:rightChars="0" w:firstLine="0" w:firstLineChars="0"/>
+              <w:jc w:val="left"/>
+              <w:rPr>
+                <w:rFonts w:ascii="宋体" w:eastAsia="宋体"/>
+                <w:sz w:val="21"/>
+              </w:rPr>
             </w:pPr>
             <w:r>
               <w:rPr>
@@ -4600,11 +5711,26 @@
         </w:tc>
         <w:tc>
           <w:tcPr>
-            <w:tcW w:w="3097" w:type="dxa"/>
+            <w:tcW w:w="6116" w:type="dxa"/>
             <w:vAlign w:val="center"/>
           </w:tcPr>
           <w:p>
-            <w:r>
+            <w:pPr>
+              <w:keepNext/>
+              <w:snapToGrid w:val="0"/>
+              <w:spacing w:line="240" w:lineRule="auto"/>
+              <w:ind w:left="0" w:leftChars="0" w:right="0" w:rightChars="0" w:firstLine="0" w:firstLineChars="0"/>
+              <w:jc w:val="left"/>
+              <w:rPr>
+                <w:rFonts w:ascii="宋体" w:eastAsia="宋体"/>
+                <w:sz w:val="21"/>
+              </w:rPr>
+            </w:pPr>
+            <w:r>
+              <w:rPr>
+                <w:rFonts w:ascii="宋体" w:eastAsia="宋体"/>
+                <w:sz w:val="21"/>
+              </w:rPr>
               <w:t>清空当前用户全部任务。</w:t>
             </w:r>
           </w:p>
@@ -4628,17 +5754,25 @@
           </w:tblCellMar>
         </w:tblPrEx>
         <w:trPr>
+          <w:trHeight w:val="0" w:hRule="atLeast"/>
           <w:jc w:val="center"/>
         </w:trPr>
         <w:tc>
           <w:tcPr>
-            <w:tcW w:w="3097" w:type="dxa"/>
+            <w:tcW w:w="0" w:type="auto"/>
             <w:vAlign w:val="center"/>
           </w:tcPr>
           <w:p>
             <w:pPr>
+              <w:keepNext/>
+              <w:snapToGrid w:val="0"/>
               <w:spacing w:after="0" w:line="240" w:lineRule="auto"/>
+              <w:ind w:left="0" w:leftChars="0" w:right="0" w:rightChars="0" w:firstLine="0" w:firstLineChars="0"/>
               <w:jc w:val="center"/>
+              <w:rPr>
+                <w:rFonts w:ascii="宋体" w:eastAsia="宋体"/>
+                <w:sz w:val="21"/>
+              </w:rPr>
             </w:pPr>
             <w:r>
               <w:rPr>
@@ -4652,13 +5786,20 @@
         </w:tc>
         <w:tc>
           <w:tcPr>
-            <w:tcW w:w="3097" w:type="dxa"/>
+            <w:tcW w:w="1070" w:type="dxa"/>
             <w:vAlign w:val="center"/>
           </w:tcPr>
           <w:p>
             <w:pPr>
+              <w:keepNext/>
+              <w:snapToGrid w:val="0"/>
               <w:spacing w:after="0" w:line="240" w:lineRule="auto"/>
-              <w:jc w:val="center"/>
+              <w:ind w:left="0" w:leftChars="0" w:right="0" w:rightChars="0" w:firstLine="0" w:firstLineChars="0"/>
+              <w:jc w:val="left"/>
+              <w:rPr>
+                <w:rFonts w:ascii="宋体" w:eastAsia="宋体"/>
+                <w:sz w:val="21"/>
+              </w:rPr>
             </w:pPr>
             <w:r>
               <w:rPr>
@@ -4672,11 +5813,26 @@
         </w:tc>
         <w:tc>
           <w:tcPr>
-            <w:tcW w:w="3097" w:type="dxa"/>
+            <w:tcW w:w="6116" w:type="dxa"/>
             <w:vAlign w:val="center"/>
           </w:tcPr>
           <w:p>
-            <w:r>
+            <w:pPr>
+              <w:keepNext/>
+              <w:snapToGrid w:val="0"/>
+              <w:spacing w:line="240" w:lineRule="auto"/>
+              <w:ind w:left="0" w:leftChars="0" w:right="0" w:rightChars="0" w:firstLine="0" w:firstLineChars="0"/>
+              <w:jc w:val="left"/>
+              <w:rPr>
+                <w:rFonts w:ascii="宋体" w:eastAsia="宋体"/>
+                <w:sz w:val="21"/>
+              </w:rPr>
+            </w:pPr>
+            <w:r>
+              <w:rPr>
+                <w:rFonts w:ascii="宋体" w:eastAsia="宋体"/>
+                <w:sz w:val="21"/>
+              </w:rPr>
               <w:t>批量更新拖拽排序、状态或优先级。</w:t>
             </w:r>
           </w:p>
@@ -4700,17 +5856,25 @@
           </w:tblCellMar>
         </w:tblPrEx>
         <w:trPr>
+          <w:trHeight w:val="0" w:hRule="atLeast"/>
           <w:jc w:val="center"/>
         </w:trPr>
         <w:tc>
           <w:tcPr>
-            <w:tcW w:w="3097" w:type="dxa"/>
+            <w:tcW w:w="0" w:type="auto"/>
             <w:vAlign w:val="center"/>
           </w:tcPr>
           <w:p>
             <w:pPr>
+              <w:keepNext/>
+              <w:snapToGrid w:val="0"/>
               <w:spacing w:after="0" w:line="240" w:lineRule="auto"/>
+              <w:ind w:left="0" w:leftChars="0" w:right="0" w:rightChars="0" w:firstLine="0" w:firstLineChars="0"/>
               <w:jc w:val="center"/>
+              <w:rPr>
+                <w:rFonts w:ascii="宋体" w:eastAsia="宋体"/>
+                <w:sz w:val="21"/>
+              </w:rPr>
             </w:pPr>
             <w:r>
               <w:rPr>
@@ -4724,13 +5888,20 @@
         </w:tc>
         <w:tc>
           <w:tcPr>
-            <w:tcW w:w="3097" w:type="dxa"/>
+            <w:tcW w:w="1070" w:type="dxa"/>
             <w:vAlign w:val="center"/>
           </w:tcPr>
           <w:p>
             <w:pPr>
+              <w:keepNext/>
+              <w:snapToGrid w:val="0"/>
               <w:spacing w:after="0" w:line="240" w:lineRule="auto"/>
-              <w:jc w:val="center"/>
+              <w:ind w:left="0" w:leftChars="0" w:right="0" w:rightChars="0" w:firstLine="0" w:firstLineChars="0"/>
+              <w:jc w:val="left"/>
+              <w:rPr>
+                <w:rFonts w:ascii="宋体" w:eastAsia="宋体"/>
+                <w:sz w:val="21"/>
+              </w:rPr>
             </w:pPr>
             <w:r>
               <w:rPr>
@@ -4744,11 +5915,26 @@
         </w:tc>
         <w:tc>
           <w:tcPr>
-            <w:tcW w:w="3097" w:type="dxa"/>
+            <w:tcW w:w="6116" w:type="dxa"/>
             <w:vAlign w:val="center"/>
           </w:tcPr>
           <w:p>
-            <w:r>
+            <w:pPr>
+              <w:keepNext/>
+              <w:snapToGrid w:val="0"/>
+              <w:spacing w:line="240" w:lineRule="auto"/>
+              <w:ind w:left="0" w:leftChars="0" w:right="0" w:rightChars="0" w:firstLine="0" w:firstLineChars="0"/>
+              <w:jc w:val="left"/>
+              <w:rPr>
+                <w:rFonts w:ascii="宋体" w:eastAsia="宋体"/>
+                <w:sz w:val="21"/>
+              </w:rPr>
+            </w:pPr>
+            <w:r>
+              <w:rPr>
+                <w:rFonts w:ascii="宋体" w:eastAsia="宋体"/>
+                <w:sz w:val="21"/>
+              </w:rPr>
               <w:t>导入任务，合法项追加，非法项跳过。</w:t>
             </w:r>
           </w:p>
@@ -4772,17 +5958,25 @@
           </w:tblCellMar>
         </w:tblPrEx>
         <w:trPr>
+          <w:trHeight w:val="0" w:hRule="atLeast"/>
           <w:jc w:val="center"/>
         </w:trPr>
         <w:tc>
           <w:tcPr>
-            <w:tcW w:w="3097" w:type="dxa"/>
+            <w:tcW w:w="0" w:type="auto"/>
             <w:vAlign w:val="center"/>
           </w:tcPr>
           <w:p>
             <w:pPr>
+              <w:keepNext/>
+              <w:snapToGrid w:val="0"/>
               <w:spacing w:after="0" w:line="240" w:lineRule="auto"/>
+              <w:ind w:left="0" w:leftChars="0" w:right="0" w:rightChars="0" w:firstLine="0" w:firstLineChars="0"/>
               <w:jc w:val="center"/>
+              <w:rPr>
+                <w:rFonts w:ascii="宋体" w:eastAsia="宋体"/>
+                <w:sz w:val="21"/>
+              </w:rPr>
             </w:pPr>
             <w:r>
               <w:rPr>
@@ -4796,13 +5990,20 @@
         </w:tc>
         <w:tc>
           <w:tcPr>
-            <w:tcW w:w="3097" w:type="dxa"/>
+            <w:tcW w:w="1070" w:type="dxa"/>
             <w:vAlign w:val="center"/>
           </w:tcPr>
           <w:p>
             <w:pPr>
+              <w:keepNext/>
+              <w:snapToGrid w:val="0"/>
               <w:spacing w:after="0" w:line="240" w:lineRule="auto"/>
-              <w:jc w:val="center"/>
+              <w:ind w:left="0" w:leftChars="0" w:right="0" w:rightChars="0" w:firstLine="0" w:firstLineChars="0"/>
+              <w:jc w:val="left"/>
+              <w:rPr>
+                <w:rFonts w:ascii="宋体" w:eastAsia="宋体"/>
+                <w:sz w:val="21"/>
+              </w:rPr>
             </w:pPr>
             <w:r>
               <w:rPr>
@@ -4816,11 +6017,26 @@
         </w:tc>
         <w:tc>
           <w:tcPr>
-            <w:tcW w:w="3097" w:type="dxa"/>
+            <w:tcW w:w="6116" w:type="dxa"/>
             <w:vAlign w:val="center"/>
           </w:tcPr>
           <w:p>
-            <w:r>
+            <w:pPr>
+              <w:keepNext/>
+              <w:snapToGrid w:val="0"/>
+              <w:spacing w:line="240" w:lineRule="auto"/>
+              <w:ind w:left="0" w:leftChars="0" w:right="0" w:rightChars="0" w:firstLine="0" w:firstLineChars="0"/>
+              <w:jc w:val="left"/>
+              <w:rPr>
+                <w:rFonts w:ascii="宋体" w:eastAsia="宋体"/>
+                <w:sz w:val="21"/>
+              </w:rPr>
+            </w:pPr>
+            <w:r>
+              <w:rPr>
+                <w:rFonts w:ascii="宋体" w:eastAsia="宋体"/>
+                <w:sz w:val="21"/>
+              </w:rPr>
               <w:t>导出当前筛选任务。</w:t>
             </w:r>
           </w:p>
@@ -4844,17 +6060,25 @@
           </w:tblCellMar>
         </w:tblPrEx>
         <w:trPr>
+          <w:trHeight w:val="0" w:hRule="atLeast"/>
           <w:jc w:val="center"/>
         </w:trPr>
         <w:tc>
           <w:tcPr>
-            <w:tcW w:w="3097" w:type="dxa"/>
+            <w:tcW w:w="2106" w:type="dxa"/>
             <w:vAlign w:val="center"/>
           </w:tcPr>
           <w:p>
             <w:pPr>
+              <w:keepNext/>
+              <w:snapToGrid w:val="0"/>
               <w:spacing w:after="0" w:line="240" w:lineRule="auto"/>
+              <w:ind w:left="0" w:leftChars="0" w:right="0" w:rightChars="0" w:firstLine="0" w:firstLineChars="0"/>
               <w:jc w:val="center"/>
+              <w:rPr>
+                <w:rFonts w:ascii="宋体" w:eastAsia="宋体"/>
+                <w:sz w:val="21"/>
+              </w:rPr>
             </w:pPr>
             <w:r>
               <w:rPr>
@@ -4868,13 +6092,20 @@
         </w:tc>
         <w:tc>
           <w:tcPr>
-            <w:tcW w:w="3097" w:type="dxa"/>
+            <w:tcW w:w="1070" w:type="dxa"/>
             <w:vAlign w:val="center"/>
           </w:tcPr>
           <w:p>
             <w:pPr>
+              <w:keepNext/>
+              <w:snapToGrid w:val="0"/>
               <w:spacing w:after="0" w:line="240" w:lineRule="auto"/>
-              <w:jc w:val="center"/>
+              <w:ind w:left="0" w:leftChars="0" w:right="0" w:rightChars="0" w:firstLine="0" w:firstLineChars="0"/>
+              <w:jc w:val="left"/>
+              <w:rPr>
+                <w:rFonts w:ascii="宋体" w:eastAsia="宋体"/>
+                <w:sz w:val="21"/>
+              </w:rPr>
             </w:pPr>
             <w:r>
               <w:rPr>
@@ -4888,17 +6119,48 @@
         </w:tc>
         <w:tc>
           <w:tcPr>
-            <w:tcW w:w="3097" w:type="dxa"/>
+            <w:tcW w:w="6116" w:type="dxa"/>
             <w:vAlign w:val="center"/>
           </w:tcPr>
           <w:p>
-            <w:r>
+            <w:pPr>
+              <w:keepNext/>
+              <w:snapToGrid w:val="0"/>
+              <w:spacing w:line="240" w:lineRule="auto"/>
+              <w:ind w:left="0" w:leftChars="0" w:right="0" w:rightChars="0" w:firstLine="0" w:firstLineChars="0"/>
+              <w:jc w:val="left"/>
+              <w:rPr>
+                <w:rFonts w:ascii="宋体" w:eastAsia="宋体"/>
+                <w:sz w:val="21"/>
+              </w:rPr>
+            </w:pPr>
+            <w:r>
+              <w:rPr>
+                <w:rFonts w:ascii="宋体" w:eastAsia="宋体"/>
+                <w:sz w:val="21"/>
+              </w:rPr>
               <w:t>追加示例任务。</w:t>
             </w:r>
           </w:p>
         </w:tc>
       </w:tr>
     </w:tbl>
+    <w:p>
+      <w:pPr>
+        <w:rPr>
+          <w:rFonts w:hint="eastAsia"/>
+          <w:lang w:eastAsia="zh-CN"/>
+        </w:rPr>
+      </w:pPr>
+      <w:bookmarkStart w:id="14" w:name="_Toc21665"/>
+      <w:r>
+        <w:rPr>
+          <w:rFonts w:hint="eastAsia"/>
+          <w:lang w:eastAsia="zh-CN"/>
+        </w:rPr>
+        <w:br w:type="page"/>
+      </w:r>
+    </w:p>
     <w:p>
       <w:pPr>
         <w:pStyle w:val="4"/>
@@ -4913,7 +6175,6 @@
           <w:b w:val="0"/>
         </w:rPr>
       </w:pPr>
-      <w:bookmarkStart w:id="15" w:name="_Toc21665"/>
       <w:r>
         <w:rPr>
           <w:rFonts w:hint="eastAsia"/>
@@ -4924,12 +6185,12 @@
       <w:r>
         <w:t>任务数据模型</w:t>
       </w:r>
-      <w:bookmarkEnd w:id="15"/>
+      <w:bookmarkEnd w:id="14"/>
     </w:p>
     <w:tbl>
       <w:tblPr>
         <w:tblStyle w:val="36"/>
-        <w:tblW w:w="0" w:type="auto"/>
+        <w:tblW w:w="9292" w:type="dxa"/>
         <w:jc w:val="center"/>
         <w:tblBorders>
           <w:top w:val="single" w:color="auto" w:sz="4" w:space="0"/>
@@ -4948,9 +6209,9 @@
         </w:tblCellMar>
       </w:tblPr>
       <w:tblGrid>
-        <w:gridCol w:w="3097"/>
-        <w:gridCol w:w="3097"/>
-        <w:gridCol w:w="3098"/>
+        <w:gridCol w:w="1625"/>
+        <w:gridCol w:w="1006"/>
+        <w:gridCol w:w="6661"/>
       </w:tblGrid>
       <w:tr>
         <w:tblPrEx>
@@ -4970,18 +6231,27 @@
           </w:tblCellMar>
         </w:tblPrEx>
         <w:trPr>
+          <w:trHeight w:val="0" w:hRule="atLeast"/>
+          <w:tblHeader/>
           <w:jc w:val="center"/>
         </w:trPr>
         <w:tc>
           <w:tcPr>
-            <w:tcW w:w="3097" w:type="dxa"/>
+            <w:tcW w:w="1625" w:type="dxa"/>
+            <w:shd w:val="clear" w:color="auto" w:fill="F2F2F2"/>
             <w:vAlign w:val="center"/>
-            <w:shd w:val="clear" w:color="auto" w:fill="F2F2F2"/>
           </w:tcPr>
           <w:p>
             <w:pPr>
+              <w:snapToGrid w:val="0"/>
               <w:spacing w:after="0" w:line="240" w:lineRule="auto"/>
-              <w:jc w:val="left"/>
+              <w:ind w:left="0" w:leftChars="0" w:right="0" w:rightChars="0" w:firstLine="0" w:firstLineChars="0"/>
+              <w:jc w:val="center"/>
+              <w:rPr>
+                <w:rFonts w:ascii="宋体" w:eastAsia="宋体"/>
+                <w:b/>
+                <w:sz w:val="21"/>
+              </w:rPr>
             </w:pPr>
             <w:r>
               <w:rPr>
@@ -4996,14 +6266,21 @@
         </w:tc>
         <w:tc>
           <w:tcPr>
-            <w:tcW w:w="3097" w:type="dxa"/>
+            <w:tcW w:w="1006" w:type="dxa"/>
+            <w:shd w:val="clear" w:color="auto" w:fill="F2F2F2"/>
             <w:vAlign w:val="center"/>
-            <w:shd w:val="clear" w:color="auto" w:fill="F2F2F2"/>
           </w:tcPr>
           <w:p>
             <w:pPr>
+              <w:snapToGrid w:val="0"/>
               <w:spacing w:after="0" w:line="240" w:lineRule="auto"/>
-              <w:jc w:val="left"/>
+              <w:ind w:left="0" w:leftChars="0" w:right="0" w:rightChars="0" w:firstLine="0" w:firstLineChars="0"/>
+              <w:jc w:val="center"/>
+              <w:rPr>
+                <w:rFonts w:ascii="宋体" w:eastAsia="宋体"/>
+                <w:b/>
+                <w:sz w:val="21"/>
+              </w:rPr>
             </w:pPr>
             <w:r>
               <w:rPr>
@@ -5018,14 +6295,21 @@
         </w:tc>
         <w:tc>
           <w:tcPr>
-            <w:tcW w:w="3097" w:type="dxa"/>
+            <w:tcW w:w="6661" w:type="dxa"/>
+            <w:shd w:val="clear" w:color="auto" w:fill="F2F2F2"/>
             <w:vAlign w:val="center"/>
-            <w:shd w:val="clear" w:color="auto" w:fill="F2F2F2"/>
           </w:tcPr>
           <w:p>
             <w:pPr>
+              <w:snapToGrid w:val="0"/>
               <w:spacing w:after="0" w:line="240" w:lineRule="auto"/>
-              <w:jc w:val="left"/>
+              <w:ind w:left="0" w:leftChars="0" w:right="0" w:rightChars="0" w:firstLine="0" w:firstLineChars="0"/>
+              <w:jc w:val="center"/>
+              <w:rPr>
+                <w:rFonts w:ascii="宋体" w:eastAsia="宋体"/>
+                <w:b/>
+                <w:sz w:val="21"/>
+              </w:rPr>
             </w:pPr>
             <w:r>
               <w:rPr>
@@ -5057,17 +6341,24 @@
           </w:tblCellMar>
         </w:tblPrEx>
         <w:trPr>
+          <w:trHeight w:val="0" w:hRule="atLeast"/>
           <w:jc w:val="center"/>
         </w:trPr>
         <w:tc>
           <w:tcPr>
-            <w:tcW w:w="3097" w:type="dxa"/>
+            <w:tcW w:w="1625" w:type="dxa"/>
             <w:vAlign w:val="center"/>
           </w:tcPr>
           <w:p>
             <w:pPr>
+              <w:snapToGrid w:val="0"/>
               <w:spacing w:after="0" w:line="240" w:lineRule="auto"/>
+              <w:ind w:left="0" w:leftChars="0" w:right="0" w:rightChars="0" w:firstLine="0" w:firstLineChars="0"/>
               <w:jc w:val="center"/>
+              <w:rPr>
+                <w:rFonts w:ascii="宋体" w:eastAsia="宋体"/>
+                <w:sz w:val="21"/>
+              </w:rPr>
             </w:pPr>
             <w:r>
               <w:rPr>
@@ -5081,13 +6372,19 @@
         </w:tc>
         <w:tc>
           <w:tcPr>
-            <w:tcW w:w="3097" w:type="dxa"/>
+            <w:tcW w:w="1006" w:type="dxa"/>
             <w:vAlign w:val="center"/>
           </w:tcPr>
           <w:p>
             <w:pPr>
+              <w:snapToGrid w:val="0"/>
               <w:spacing w:after="0" w:line="240" w:lineRule="auto"/>
-              <w:jc w:val="center"/>
+              <w:ind w:left="0" w:leftChars="0" w:right="0" w:rightChars="0" w:firstLine="0" w:firstLineChars="0"/>
+              <w:jc w:val="left"/>
+              <w:rPr>
+                <w:rFonts w:ascii="宋体" w:eastAsia="宋体"/>
+                <w:sz w:val="21"/>
+              </w:rPr>
             </w:pPr>
             <w:r>
               <w:rPr>
@@ -5101,13 +6398,19 @@
         </w:tc>
         <w:tc>
           <w:tcPr>
-            <w:tcW w:w="3097" w:type="dxa"/>
+            <w:tcW w:w="6661" w:type="dxa"/>
             <w:vAlign w:val="center"/>
           </w:tcPr>
           <w:p>
             <w:pPr>
+              <w:snapToGrid w:val="0"/>
               <w:spacing w:after="0" w:line="240" w:lineRule="auto"/>
+              <w:ind w:left="0" w:leftChars="0" w:right="0" w:rightChars="0" w:firstLine="0" w:firstLineChars="0"/>
               <w:jc w:val="center"/>
+              <w:rPr>
+                <w:rFonts w:ascii="宋体" w:eastAsia="宋体"/>
+                <w:sz w:val="21"/>
+              </w:rPr>
             </w:pPr>
             <w:r>
               <w:rPr>
@@ -5138,17 +6441,24 @@
           </w:tblCellMar>
         </w:tblPrEx>
         <w:trPr>
+          <w:trHeight w:val="0" w:hRule="atLeast"/>
           <w:jc w:val="center"/>
         </w:trPr>
         <w:tc>
           <w:tcPr>
-            <w:tcW w:w="3097" w:type="dxa"/>
+            <w:tcW w:w="1625" w:type="dxa"/>
             <w:vAlign w:val="center"/>
           </w:tcPr>
           <w:p>
             <w:pPr>
+              <w:snapToGrid w:val="0"/>
               <w:spacing w:after="0" w:line="240" w:lineRule="auto"/>
+              <w:ind w:left="0" w:leftChars="0" w:right="0" w:rightChars="0" w:firstLine="0" w:firstLineChars="0"/>
               <w:jc w:val="center"/>
+              <w:rPr>
+                <w:rFonts w:ascii="宋体" w:eastAsia="宋体"/>
+                <w:sz w:val="21"/>
+              </w:rPr>
             </w:pPr>
             <w:r>
               <w:rPr>
@@ -5162,13 +6472,19 @@
         </w:tc>
         <w:tc>
           <w:tcPr>
-            <w:tcW w:w="3097" w:type="dxa"/>
+            <w:tcW w:w="1006" w:type="dxa"/>
             <w:vAlign w:val="center"/>
           </w:tcPr>
           <w:p>
             <w:pPr>
+              <w:snapToGrid w:val="0"/>
               <w:spacing w:after="0" w:line="240" w:lineRule="auto"/>
-              <w:jc w:val="center"/>
+              <w:ind w:left="0" w:leftChars="0" w:right="0" w:rightChars="0" w:firstLine="0" w:firstLineChars="0"/>
+              <w:jc w:val="left"/>
+              <w:rPr>
+                <w:rFonts w:ascii="宋体" w:eastAsia="宋体"/>
+                <w:sz w:val="21"/>
+              </w:rPr>
             </w:pPr>
             <w:r>
               <w:rPr>
@@ -5182,13 +6498,19 @@
         </w:tc>
         <w:tc>
           <w:tcPr>
-            <w:tcW w:w="3097" w:type="dxa"/>
+            <w:tcW w:w="6661" w:type="dxa"/>
             <w:vAlign w:val="center"/>
           </w:tcPr>
           <w:p>
             <w:pPr>
+              <w:snapToGrid w:val="0"/>
               <w:spacing w:after="0" w:line="240" w:lineRule="auto"/>
+              <w:ind w:left="0" w:leftChars="0" w:right="0" w:rightChars="0" w:firstLine="0" w:firstLineChars="0"/>
               <w:jc w:val="center"/>
+              <w:rPr>
+                <w:rFonts w:ascii="宋体" w:eastAsia="宋体"/>
+                <w:sz w:val="21"/>
+              </w:rPr>
             </w:pPr>
             <w:r>
               <w:rPr>
@@ -5219,17 +6541,24 @@
           </w:tblCellMar>
         </w:tblPrEx>
         <w:trPr>
+          <w:trHeight w:val="0" w:hRule="atLeast"/>
           <w:jc w:val="center"/>
         </w:trPr>
         <w:tc>
           <w:tcPr>
-            <w:tcW w:w="3097" w:type="dxa"/>
+            <w:tcW w:w="1625" w:type="dxa"/>
             <w:vAlign w:val="center"/>
           </w:tcPr>
           <w:p>
             <w:pPr>
+              <w:snapToGrid w:val="0"/>
               <w:spacing w:after="0" w:line="240" w:lineRule="auto"/>
+              <w:ind w:left="0" w:leftChars="0" w:right="0" w:rightChars="0" w:firstLine="0" w:firstLineChars="0"/>
               <w:jc w:val="center"/>
+              <w:rPr>
+                <w:rFonts w:ascii="宋体" w:eastAsia="宋体"/>
+                <w:sz w:val="21"/>
+              </w:rPr>
             </w:pPr>
             <w:r>
               <w:rPr>
@@ -5243,13 +6572,19 @@
         </w:tc>
         <w:tc>
           <w:tcPr>
-            <w:tcW w:w="3097" w:type="dxa"/>
+            <w:tcW w:w="1006" w:type="dxa"/>
             <w:vAlign w:val="center"/>
           </w:tcPr>
           <w:p>
             <w:pPr>
+              <w:snapToGrid w:val="0"/>
               <w:spacing w:after="0" w:line="240" w:lineRule="auto"/>
-              <w:jc w:val="center"/>
+              <w:ind w:left="0" w:leftChars="0" w:right="0" w:rightChars="0" w:firstLine="0" w:firstLineChars="0"/>
+              <w:jc w:val="left"/>
+              <w:rPr>
+                <w:rFonts w:ascii="宋体" w:eastAsia="宋体"/>
+                <w:sz w:val="21"/>
+              </w:rPr>
             </w:pPr>
             <w:r>
               <w:rPr>
@@ -5263,11 +6598,25 @@
         </w:tc>
         <w:tc>
           <w:tcPr>
-            <w:tcW w:w="3097" w:type="dxa"/>
+            <w:tcW w:w="6661" w:type="dxa"/>
             <w:vAlign w:val="center"/>
           </w:tcPr>
           <w:p>
-            <w:r>
+            <w:pPr>
+              <w:snapToGrid w:val="0"/>
+              <w:spacing w:line="240" w:lineRule="auto"/>
+              <w:ind w:left="0" w:leftChars="0" w:right="0" w:rightChars="0" w:firstLine="0" w:firstLineChars="0"/>
+              <w:jc w:val="center"/>
+              <w:rPr>
+                <w:rFonts w:ascii="宋体" w:eastAsia="宋体"/>
+                <w:sz w:val="21"/>
+              </w:rPr>
+            </w:pPr>
+            <w:r>
+              <w:rPr>
+                <w:rFonts w:ascii="宋体" w:eastAsia="宋体"/>
+                <w:sz w:val="21"/>
+              </w:rPr>
               <w:t>任务标题，必填。</w:t>
             </w:r>
           </w:p>
@@ -5291,17 +6640,24 @@
           </w:tblCellMar>
         </w:tblPrEx>
         <w:trPr>
+          <w:trHeight w:val="0" w:hRule="atLeast"/>
           <w:jc w:val="center"/>
         </w:trPr>
         <w:tc>
           <w:tcPr>
-            <w:tcW w:w="3097" w:type="dxa"/>
+            <w:tcW w:w="1625" w:type="dxa"/>
             <w:vAlign w:val="center"/>
           </w:tcPr>
           <w:p>
             <w:pPr>
+              <w:snapToGrid w:val="0"/>
               <w:spacing w:after="0" w:line="240" w:lineRule="auto"/>
+              <w:ind w:left="0" w:leftChars="0" w:right="0" w:rightChars="0" w:firstLine="0" w:firstLineChars="0"/>
               <w:jc w:val="center"/>
+              <w:rPr>
+                <w:rFonts w:ascii="宋体" w:eastAsia="宋体"/>
+                <w:sz w:val="21"/>
+              </w:rPr>
             </w:pPr>
             <w:r>
               <w:rPr>
@@ -5315,13 +6671,19 @@
         </w:tc>
         <w:tc>
           <w:tcPr>
-            <w:tcW w:w="3097" w:type="dxa"/>
+            <w:tcW w:w="1006" w:type="dxa"/>
             <w:vAlign w:val="center"/>
           </w:tcPr>
           <w:p>
             <w:pPr>
+              <w:snapToGrid w:val="0"/>
               <w:spacing w:after="0" w:line="240" w:lineRule="auto"/>
-              <w:jc w:val="center"/>
+              <w:ind w:left="0" w:leftChars="0" w:right="0" w:rightChars="0" w:firstLine="0" w:firstLineChars="0"/>
+              <w:jc w:val="left"/>
+              <w:rPr>
+                <w:rFonts w:ascii="宋体" w:eastAsia="宋体"/>
+                <w:sz w:val="21"/>
+              </w:rPr>
             </w:pPr>
             <w:r>
               <w:rPr>
@@ -5335,11 +6697,25 @@
         </w:tc>
         <w:tc>
           <w:tcPr>
-            <w:tcW w:w="3097" w:type="dxa"/>
+            <w:tcW w:w="6661" w:type="dxa"/>
             <w:vAlign w:val="center"/>
           </w:tcPr>
           <w:p>
-            <w:r>
+            <w:pPr>
+              <w:snapToGrid w:val="0"/>
+              <w:spacing w:line="240" w:lineRule="auto"/>
+              <w:ind w:left="0" w:leftChars="0" w:right="0" w:rightChars="0" w:firstLine="0" w:firstLineChars="0"/>
+              <w:jc w:val="center"/>
+              <w:rPr>
+                <w:rFonts w:ascii="宋体" w:eastAsia="宋体"/>
+                <w:sz w:val="21"/>
+              </w:rPr>
+            </w:pPr>
+            <w:r>
+              <w:rPr>
+                <w:rFonts w:ascii="宋体" w:eastAsia="宋体"/>
+                <w:sz w:val="21"/>
+              </w:rPr>
               <w:t>任务描述，可选。</w:t>
             </w:r>
           </w:p>
@@ -5363,17 +6739,24 @@
           </w:tblCellMar>
         </w:tblPrEx>
         <w:trPr>
+          <w:trHeight w:val="0" w:hRule="atLeast"/>
           <w:jc w:val="center"/>
         </w:trPr>
         <w:tc>
           <w:tcPr>
-            <w:tcW w:w="3097" w:type="dxa"/>
+            <w:tcW w:w="1625" w:type="dxa"/>
             <w:vAlign w:val="center"/>
           </w:tcPr>
           <w:p>
             <w:pPr>
+              <w:snapToGrid w:val="0"/>
               <w:spacing w:after="0" w:line="240" w:lineRule="auto"/>
+              <w:ind w:left="0" w:leftChars="0" w:right="0" w:rightChars="0" w:firstLine="0" w:firstLineChars="0"/>
               <w:jc w:val="center"/>
+              <w:rPr>
+                <w:rFonts w:ascii="宋体" w:eastAsia="宋体"/>
+                <w:sz w:val="21"/>
+              </w:rPr>
             </w:pPr>
             <w:r>
               <w:rPr>
@@ -5387,13 +6770,19 @@
         </w:tc>
         <w:tc>
           <w:tcPr>
-            <w:tcW w:w="3097" w:type="dxa"/>
+            <w:tcW w:w="1006" w:type="dxa"/>
             <w:vAlign w:val="center"/>
           </w:tcPr>
           <w:p>
             <w:pPr>
+              <w:snapToGrid w:val="0"/>
               <w:spacing w:after="0" w:line="240" w:lineRule="auto"/>
-              <w:jc w:val="center"/>
+              <w:ind w:left="0" w:leftChars="0" w:right="0" w:rightChars="0" w:firstLine="0" w:firstLineChars="0"/>
+              <w:jc w:val="left"/>
+              <w:rPr>
+                <w:rFonts w:ascii="宋体" w:eastAsia="宋体"/>
+                <w:sz w:val="21"/>
+              </w:rPr>
             </w:pPr>
             <w:r>
               <w:rPr>
@@ -5407,11 +6796,25 @@
         </w:tc>
         <w:tc>
           <w:tcPr>
-            <w:tcW w:w="3097" w:type="dxa"/>
+            <w:tcW w:w="6661" w:type="dxa"/>
             <w:vAlign w:val="center"/>
           </w:tcPr>
           <w:p>
-            <w:r>
+            <w:pPr>
+              <w:snapToGrid w:val="0"/>
+              <w:spacing w:line="240" w:lineRule="auto"/>
+              <w:ind w:left="0" w:leftChars="0" w:right="0" w:rightChars="0" w:firstLine="0" w:firstLineChars="0"/>
+              <w:jc w:val="center"/>
+              <w:rPr>
+                <w:rFonts w:ascii="宋体" w:eastAsia="宋体"/>
+                <w:sz w:val="21"/>
+              </w:rPr>
+            </w:pPr>
+            <w:r>
+              <w:rPr>
+                <w:rFonts w:ascii="宋体" w:eastAsia="宋体"/>
+                <w:sz w:val="21"/>
+              </w:rPr>
               <w:t>截止日期，格式为 YYYY-MM-DD。</w:t>
             </w:r>
           </w:p>
@@ -5435,17 +6838,24 @@
           </w:tblCellMar>
         </w:tblPrEx>
         <w:trPr>
+          <w:trHeight w:val="0" w:hRule="atLeast"/>
           <w:jc w:val="center"/>
         </w:trPr>
         <w:tc>
           <w:tcPr>
-            <w:tcW w:w="3097" w:type="dxa"/>
+            <w:tcW w:w="1625" w:type="dxa"/>
             <w:vAlign w:val="center"/>
           </w:tcPr>
           <w:p>
             <w:pPr>
+              <w:snapToGrid w:val="0"/>
               <w:spacing w:after="0" w:line="240" w:lineRule="auto"/>
+              <w:ind w:left="0" w:leftChars="0" w:right="0" w:rightChars="0" w:firstLine="0" w:firstLineChars="0"/>
               <w:jc w:val="center"/>
+              <w:rPr>
+                <w:rFonts w:ascii="宋体" w:eastAsia="宋体"/>
+                <w:sz w:val="21"/>
+              </w:rPr>
             </w:pPr>
             <w:r>
               <w:rPr>
@@ -5459,13 +6869,19 @@
         </w:tc>
         <w:tc>
           <w:tcPr>
-            <w:tcW w:w="3097" w:type="dxa"/>
+            <w:tcW w:w="1006" w:type="dxa"/>
             <w:vAlign w:val="center"/>
           </w:tcPr>
           <w:p>
             <w:pPr>
+              <w:snapToGrid w:val="0"/>
               <w:spacing w:after="0" w:line="240" w:lineRule="auto"/>
-              <w:jc w:val="center"/>
+              <w:ind w:left="0" w:leftChars="0" w:right="0" w:rightChars="0" w:firstLine="0" w:firstLineChars="0"/>
+              <w:jc w:val="left"/>
+              <w:rPr>
+                <w:rFonts w:ascii="宋体" w:eastAsia="宋体"/>
+                <w:sz w:val="21"/>
+              </w:rPr>
             </w:pPr>
             <w:r>
               <w:rPr>
@@ -5479,13 +6895,19 @@
         </w:tc>
         <w:tc>
           <w:tcPr>
-            <w:tcW w:w="3097" w:type="dxa"/>
+            <w:tcW w:w="6661" w:type="dxa"/>
             <w:vAlign w:val="center"/>
           </w:tcPr>
           <w:p>
             <w:pPr>
+              <w:snapToGrid w:val="0"/>
               <w:spacing w:after="0" w:line="240" w:lineRule="auto"/>
+              <w:ind w:left="0" w:leftChars="0" w:right="0" w:rightChars="0" w:firstLine="0" w:firstLineChars="0"/>
               <w:jc w:val="center"/>
+              <w:rPr>
+                <w:rFonts w:ascii="宋体" w:eastAsia="宋体"/>
+                <w:sz w:val="21"/>
+              </w:rPr>
             </w:pPr>
             <w:r>
               <w:rPr>
@@ -5516,17 +6938,24 @@
           </w:tblCellMar>
         </w:tblPrEx>
         <w:trPr>
+          <w:trHeight w:val="0" w:hRule="atLeast"/>
           <w:jc w:val="center"/>
         </w:trPr>
         <w:tc>
           <w:tcPr>
-            <w:tcW w:w="3097" w:type="dxa"/>
+            <w:tcW w:w="1625" w:type="dxa"/>
             <w:vAlign w:val="center"/>
           </w:tcPr>
           <w:p>
             <w:pPr>
+              <w:snapToGrid w:val="0"/>
               <w:spacing w:after="0" w:line="240" w:lineRule="auto"/>
+              <w:ind w:left="0" w:leftChars="0" w:right="0" w:rightChars="0" w:firstLine="0" w:firstLineChars="0"/>
               <w:jc w:val="center"/>
+              <w:rPr>
+                <w:rFonts w:ascii="宋体" w:eastAsia="宋体"/>
+                <w:sz w:val="21"/>
+              </w:rPr>
             </w:pPr>
             <w:r>
               <w:rPr>
@@ -5540,13 +6969,19 @@
         </w:tc>
         <w:tc>
           <w:tcPr>
-            <w:tcW w:w="3097" w:type="dxa"/>
+            <w:tcW w:w="1006" w:type="dxa"/>
             <w:vAlign w:val="center"/>
           </w:tcPr>
           <w:p>
             <w:pPr>
+              <w:snapToGrid w:val="0"/>
               <w:spacing w:after="0" w:line="240" w:lineRule="auto"/>
-              <w:jc w:val="center"/>
+              <w:ind w:left="0" w:leftChars="0" w:right="0" w:rightChars="0" w:firstLine="0" w:firstLineChars="0"/>
+              <w:jc w:val="left"/>
+              <w:rPr>
+                <w:rFonts w:ascii="宋体" w:eastAsia="宋体"/>
+                <w:sz w:val="21"/>
+              </w:rPr>
             </w:pPr>
             <w:r>
               <w:rPr>
@@ -5560,13 +6995,19 @@
         </w:tc>
         <w:tc>
           <w:tcPr>
-            <w:tcW w:w="3097" w:type="dxa"/>
+            <w:tcW w:w="6661" w:type="dxa"/>
             <w:vAlign w:val="center"/>
           </w:tcPr>
           <w:p>
             <w:pPr>
+              <w:snapToGrid w:val="0"/>
               <w:spacing w:after="0" w:line="240" w:lineRule="auto"/>
+              <w:ind w:left="0" w:leftChars="0" w:right="0" w:rightChars="0" w:firstLine="0" w:firstLineChars="0"/>
               <w:jc w:val="center"/>
+              <w:rPr>
+                <w:rFonts w:ascii="宋体" w:eastAsia="宋体"/>
+                <w:sz w:val="21"/>
+              </w:rPr>
             </w:pPr>
             <w:r>
               <w:rPr>
@@ -5597,17 +7038,24 @@
           </w:tblCellMar>
         </w:tblPrEx>
         <w:trPr>
+          <w:trHeight w:val="0" w:hRule="atLeast"/>
           <w:jc w:val="center"/>
         </w:trPr>
         <w:tc>
           <w:tcPr>
-            <w:tcW w:w="3097" w:type="dxa"/>
+            <w:tcW w:w="1625" w:type="dxa"/>
             <w:vAlign w:val="center"/>
           </w:tcPr>
           <w:p>
             <w:pPr>
+              <w:snapToGrid w:val="0"/>
               <w:spacing w:after="0" w:line="240" w:lineRule="auto"/>
+              <w:ind w:left="0" w:leftChars="0" w:right="0" w:rightChars="0" w:firstLine="0" w:firstLineChars="0"/>
               <w:jc w:val="center"/>
+              <w:rPr>
+                <w:rFonts w:ascii="宋体" w:eastAsia="宋体"/>
+                <w:sz w:val="21"/>
+              </w:rPr>
             </w:pPr>
             <w:r>
               <w:rPr>
@@ -5621,13 +7069,19 @@
         </w:tc>
         <w:tc>
           <w:tcPr>
-            <w:tcW w:w="3097" w:type="dxa"/>
+            <w:tcW w:w="1006" w:type="dxa"/>
             <w:vAlign w:val="center"/>
           </w:tcPr>
           <w:p>
             <w:pPr>
+              <w:snapToGrid w:val="0"/>
               <w:spacing w:after="0" w:line="240" w:lineRule="auto"/>
-              <w:jc w:val="center"/>
+              <w:ind w:left="0" w:leftChars="0" w:right="0" w:rightChars="0" w:firstLine="0" w:firstLineChars="0"/>
+              <w:jc w:val="left"/>
+              <w:rPr>
+                <w:rFonts w:ascii="宋体" w:eastAsia="宋体"/>
+                <w:sz w:val="21"/>
+              </w:rPr>
             </w:pPr>
             <w:r>
               <w:rPr>
@@ -5641,11 +7095,25 @@
         </w:tc>
         <w:tc>
           <w:tcPr>
-            <w:tcW w:w="3097" w:type="dxa"/>
+            <w:tcW w:w="6661" w:type="dxa"/>
             <w:vAlign w:val="center"/>
           </w:tcPr>
           <w:p>
-            <w:r>
+            <w:pPr>
+              <w:snapToGrid w:val="0"/>
+              <w:spacing w:line="240" w:lineRule="auto"/>
+              <w:ind w:left="0" w:leftChars="0" w:right="0" w:rightChars="0" w:firstLine="0" w:firstLineChars="0"/>
+              <w:jc w:val="center"/>
+              <w:rPr>
+                <w:rFonts w:ascii="宋体" w:eastAsia="宋体"/>
+                <w:sz w:val="21"/>
+              </w:rPr>
+            </w:pPr>
+            <w:r>
+              <w:rPr>
+                <w:rFonts w:ascii="宋体" w:eastAsia="宋体"/>
+                <w:sz w:val="21"/>
+              </w:rPr>
               <w:t>列内排序值，数值越小越靠前。</w:t>
             </w:r>
           </w:p>
@@ -5669,17 +7137,24 @@
           </w:tblCellMar>
         </w:tblPrEx>
         <w:trPr>
+          <w:trHeight w:val="0" w:hRule="atLeast"/>
           <w:jc w:val="center"/>
         </w:trPr>
         <w:tc>
           <w:tcPr>
-            <w:tcW w:w="3097" w:type="dxa"/>
+            <w:tcW w:w="1625" w:type="dxa"/>
             <w:vAlign w:val="center"/>
           </w:tcPr>
           <w:p>
             <w:pPr>
+              <w:snapToGrid w:val="0"/>
               <w:spacing w:after="0" w:line="240" w:lineRule="auto"/>
+              <w:ind w:left="0" w:leftChars="0" w:right="0" w:rightChars="0" w:firstLine="0" w:firstLineChars="0"/>
               <w:jc w:val="center"/>
+              <w:rPr>
+                <w:rFonts w:ascii="宋体" w:eastAsia="宋体"/>
+                <w:sz w:val="21"/>
+              </w:rPr>
             </w:pPr>
             <w:r>
               <w:rPr>
@@ -5693,13 +7168,19 @@
         </w:tc>
         <w:tc>
           <w:tcPr>
-            <w:tcW w:w="3097" w:type="dxa"/>
+            <w:tcW w:w="1006" w:type="dxa"/>
             <w:vAlign w:val="center"/>
           </w:tcPr>
           <w:p>
             <w:pPr>
+              <w:snapToGrid w:val="0"/>
               <w:spacing w:after="0" w:line="240" w:lineRule="auto"/>
-              <w:jc w:val="center"/>
+              <w:ind w:left="0" w:leftChars="0" w:right="0" w:rightChars="0" w:firstLine="0" w:firstLineChars="0"/>
+              <w:jc w:val="left"/>
+              <w:rPr>
+                <w:rFonts w:ascii="宋体" w:eastAsia="宋体"/>
+                <w:sz w:val="21"/>
+              </w:rPr>
             </w:pPr>
             <w:r>
               <w:rPr>
@@ -5713,11 +7194,25 @@
         </w:tc>
         <w:tc>
           <w:tcPr>
-            <w:tcW w:w="3097" w:type="dxa"/>
+            <w:tcW w:w="6661" w:type="dxa"/>
             <w:vAlign w:val="center"/>
           </w:tcPr>
           <w:p>
-            <w:r>
+            <w:pPr>
+              <w:snapToGrid w:val="0"/>
+              <w:spacing w:line="240" w:lineRule="auto"/>
+              <w:ind w:left="0" w:leftChars="0" w:right="0" w:rightChars="0" w:firstLine="0" w:firstLineChars="0"/>
+              <w:jc w:val="center"/>
+              <w:rPr>
+                <w:rFonts w:ascii="宋体" w:eastAsia="宋体"/>
+                <w:sz w:val="21"/>
+              </w:rPr>
+            </w:pPr>
+            <w:r>
+              <w:rPr>
+                <w:rFonts w:ascii="宋体" w:eastAsia="宋体"/>
+                <w:sz w:val="21"/>
+              </w:rPr>
               <w:t>任务创建时间。</w:t>
             </w:r>
           </w:p>
@@ -5741,17 +7236,24 @@
           </w:tblCellMar>
         </w:tblPrEx>
         <w:trPr>
+          <w:trHeight w:val="0" w:hRule="atLeast"/>
           <w:jc w:val="center"/>
         </w:trPr>
         <w:tc>
           <w:tcPr>
-            <w:tcW w:w="3097" w:type="dxa"/>
+            <w:tcW w:w="1625" w:type="dxa"/>
             <w:vAlign w:val="center"/>
           </w:tcPr>
           <w:p>
             <w:pPr>
+              <w:snapToGrid w:val="0"/>
               <w:spacing w:after="0" w:line="240" w:lineRule="auto"/>
+              <w:ind w:left="0" w:leftChars="0" w:right="0" w:rightChars="0" w:firstLine="0" w:firstLineChars="0"/>
               <w:jc w:val="center"/>
+              <w:rPr>
+                <w:rFonts w:ascii="宋体" w:eastAsia="宋体"/>
+                <w:sz w:val="21"/>
+              </w:rPr>
             </w:pPr>
             <w:r>
               <w:rPr>
@@ -5765,13 +7267,19 @@
         </w:tc>
         <w:tc>
           <w:tcPr>
-            <w:tcW w:w="3097" w:type="dxa"/>
+            <w:tcW w:w="1006" w:type="dxa"/>
             <w:vAlign w:val="center"/>
           </w:tcPr>
           <w:p>
             <w:pPr>
+              <w:snapToGrid w:val="0"/>
               <w:spacing w:after="0" w:line="240" w:lineRule="auto"/>
-              <w:jc w:val="center"/>
+              <w:ind w:left="0" w:leftChars="0" w:right="0" w:rightChars="0" w:firstLine="0" w:firstLineChars="0"/>
+              <w:jc w:val="left"/>
+              <w:rPr>
+                <w:rFonts w:ascii="宋体" w:eastAsia="宋体"/>
+                <w:sz w:val="21"/>
+              </w:rPr>
             </w:pPr>
             <w:r>
               <w:rPr>
@@ -5785,11 +7293,25 @@
         </w:tc>
         <w:tc>
           <w:tcPr>
-            <w:tcW w:w="3097" w:type="dxa"/>
+            <w:tcW w:w="6661" w:type="dxa"/>
             <w:vAlign w:val="center"/>
           </w:tcPr>
           <w:p>
-            <w:r>
+            <w:pPr>
+              <w:snapToGrid w:val="0"/>
+              <w:spacing w:line="240" w:lineRule="auto"/>
+              <w:ind w:left="0" w:leftChars="0" w:right="0" w:rightChars="0" w:firstLine="0" w:firstLineChars="0"/>
+              <w:jc w:val="center"/>
+              <w:rPr>
+                <w:rFonts w:ascii="宋体" w:eastAsia="宋体"/>
+                <w:sz w:val="21"/>
+              </w:rPr>
+            </w:pPr>
+            <w:r>
+              <w:rPr>
+                <w:rFonts w:ascii="宋体" w:eastAsia="宋体"/>
+                <w:sz w:val="21"/>
+              </w:rPr>
               <w:t>任务更新时间。</w:t>
             </w:r>
           </w:p>
@@ -5813,17 +7335,22 @@
           </w:tblCellMar>
         </w:tblPrEx>
         <w:trPr>
+          <w:trHeight w:val="0" w:hRule="atLeast"/>
           <w:jc w:val="center"/>
         </w:trPr>
         <w:tc>
           <w:tcPr>
-            <w:tcW w:w="9292" w:type="dxa"/>
+            <w:tcW w:w="6661" w:type="dxa"/>
             <w:gridSpan w:val="3"/>
             <w:shd w:val="clear" w:color="auto" w:fill="F2F2F2"/>
+            <w:vAlign w:val="center"/>
           </w:tcPr>
           <w:p>
             <w:pPr>
+              <w:snapToGrid w:val="0"/>
               <w:spacing w:after="0" w:line="240" w:lineRule="auto"/>
+              <w:ind w:left="0" w:leftChars="0" w:right="0" w:rightChars="0" w:firstLine="0" w:firstLineChars="0"/>
+              <w:jc w:val="center"/>
             </w:pPr>
             <w:r>
               <w:rPr>
@@ -6006,7 +7533,7 @@
           <w:b w:val="0"/>
         </w:rPr>
       </w:pPr>
-      <w:bookmarkStart w:id="16" w:name="_Toc11053"/>
+      <w:bookmarkStart w:id="15" w:name="_Toc11053"/>
       <w:r>
         <w:rPr>
           <w:rFonts w:hint="eastAsia"/>
@@ -6017,7 +7544,7 @@
       <w:r>
         <w:t>测试验证</w:t>
       </w:r>
-      <w:bookmarkEnd w:id="16"/>
+      <w:bookmarkEnd w:id="15"/>
     </w:p>
     <w:p>
       <w:pPr>
@@ -6030,13 +7557,13 @@
         </w:rPr>
       </w:pPr>
       <w:r>
-        <w:t>测试阶段以真实运行结果为准，先确认项目能够启动，再依次进行接口烟测、自动化测试、前端构建和页面人工走查。本地测试环境中，前端地址为 http://localhost:5173，后端地址为 http://localhost:3000，健康检查接口 GET /api/health 能够返回 success: true。</w:t>
+        <w:t>测试阶段以真实运行结果为准。测试时先确认项目能够启动，再依次进行接口烟测、自动化测试、前端构建和页面人工走查。本地测试环境中，前端地址为 http://localhost:5173，后端地址为 http://localhost:3000，健康检查接口 GET /api/health 能够返回 success: true。</w:t>
       </w:r>
     </w:p>
     <w:tbl>
       <w:tblPr>
         <w:tblStyle w:val="36"/>
-        <w:tblW w:w="0" w:type="auto"/>
+        <w:tblW w:w="9292" w:type="dxa"/>
         <w:jc w:val="center"/>
         <w:tblBorders>
           <w:top w:val="single" w:color="auto" w:sz="4" w:space="0"/>
@@ -6055,10 +7582,10 @@
         </w:tblCellMar>
       </w:tblPr>
       <w:tblGrid>
-        <w:gridCol w:w="2323"/>
-        <w:gridCol w:w="2323"/>
-        <w:gridCol w:w="2323"/>
-        <w:gridCol w:w="2323"/>
+        <w:gridCol w:w="1352"/>
+        <w:gridCol w:w="2043"/>
+        <w:gridCol w:w="1947"/>
+        <w:gridCol w:w="3950"/>
       </w:tblGrid>
       <w:tr>
         <w:tblPrEx>
@@ -6078,18 +7605,27 @@
           </w:tblCellMar>
         </w:tblPrEx>
         <w:trPr>
+          <w:trHeight w:val="0" w:hRule="atLeast"/>
+          <w:tblHeader/>
           <w:jc w:val="center"/>
         </w:trPr>
         <w:tc>
           <w:tcPr>
-            <w:tcW w:w="2323" w:type="dxa"/>
+            <w:tcW w:w="1352" w:type="dxa"/>
+            <w:shd w:val="clear" w:color="auto" w:fill="F2F2F2"/>
             <w:vAlign w:val="center"/>
-            <w:shd w:val="clear" w:color="auto" w:fill="F2F2F2"/>
           </w:tcPr>
           <w:p>
             <w:pPr>
+              <w:snapToGrid w:val="0"/>
               <w:spacing w:after="0" w:line="240" w:lineRule="auto"/>
-              <w:jc w:val="left"/>
+              <w:ind w:left="0" w:leftChars="0" w:right="0" w:rightChars="0" w:firstLine="0" w:firstLineChars="0"/>
+              <w:jc w:val="center"/>
+              <w:rPr>
+                <w:rFonts w:ascii="宋体" w:eastAsia="宋体"/>
+                <w:b/>
+                <w:sz w:val="21"/>
+              </w:rPr>
             </w:pPr>
             <w:r>
               <w:rPr>
@@ -6104,14 +7640,21 @@
         </w:tc>
         <w:tc>
           <w:tcPr>
-            <w:tcW w:w="2323" w:type="dxa"/>
+            <w:tcW w:w="2043" w:type="dxa"/>
+            <w:shd w:val="clear" w:color="auto" w:fill="F2F2F2"/>
             <w:vAlign w:val="center"/>
-            <w:shd w:val="clear" w:color="auto" w:fill="F2F2F2"/>
           </w:tcPr>
           <w:p>
             <w:pPr>
+              <w:snapToGrid w:val="0"/>
               <w:spacing w:after="0" w:line="240" w:lineRule="auto"/>
-              <w:jc w:val="left"/>
+              <w:ind w:left="0" w:leftChars="0" w:right="0" w:rightChars="0" w:firstLine="0" w:firstLineChars="0"/>
+              <w:jc w:val="center"/>
+              <w:rPr>
+                <w:rFonts w:ascii="宋体" w:eastAsia="宋体"/>
+                <w:b/>
+                <w:sz w:val="21"/>
+              </w:rPr>
             </w:pPr>
             <w:r>
               <w:rPr>
@@ -6126,14 +7669,21 @@
         </w:tc>
         <w:tc>
           <w:tcPr>
-            <w:tcW w:w="2323" w:type="dxa"/>
+            <w:tcW w:w="1947" w:type="dxa"/>
+            <w:shd w:val="clear" w:color="auto" w:fill="F2F2F2"/>
             <w:vAlign w:val="center"/>
-            <w:shd w:val="clear" w:color="auto" w:fill="F2F2F2"/>
           </w:tcPr>
           <w:p>
             <w:pPr>
+              <w:snapToGrid w:val="0"/>
               <w:spacing w:after="0" w:line="240" w:lineRule="auto"/>
-              <w:jc w:val="left"/>
+              <w:ind w:left="0" w:leftChars="0" w:right="0" w:rightChars="0" w:firstLine="0" w:firstLineChars="0"/>
+              <w:jc w:val="center"/>
+              <w:rPr>
+                <w:rFonts w:ascii="宋体" w:eastAsia="宋体"/>
+                <w:b/>
+                <w:sz w:val="21"/>
+              </w:rPr>
             </w:pPr>
             <w:r>
               <w:rPr>
@@ -6148,14 +7698,21 @@
         </w:tc>
         <w:tc>
           <w:tcPr>
-            <w:tcW w:w="2323" w:type="dxa"/>
+            <w:tcW w:w="3949" w:type="dxa"/>
+            <w:shd w:val="clear" w:color="auto" w:fill="F2F2F2"/>
             <w:vAlign w:val="center"/>
-            <w:shd w:val="clear" w:color="auto" w:fill="F2F2F2"/>
           </w:tcPr>
           <w:p>
             <w:pPr>
+              <w:snapToGrid w:val="0"/>
               <w:spacing w:after="0" w:line="240" w:lineRule="auto"/>
-              <w:jc w:val="left"/>
+              <w:ind w:left="0" w:leftChars="0" w:right="0" w:rightChars="0" w:firstLine="0" w:firstLineChars="0"/>
+              <w:jc w:val="center"/>
+              <w:rPr>
+                <w:rFonts w:ascii="宋体" w:eastAsia="宋体"/>
+                <w:b/>
+                <w:sz w:val="21"/>
+              </w:rPr>
             </w:pPr>
             <w:r>
               <w:rPr>
@@ -6187,17 +7744,24 @@
           </w:tblCellMar>
         </w:tblPrEx>
         <w:trPr>
+          <w:trHeight w:val="0" w:hRule="atLeast"/>
           <w:jc w:val="center"/>
         </w:trPr>
         <w:tc>
           <w:tcPr>
-            <w:tcW w:w="2323" w:type="dxa"/>
+            <w:tcW w:w="1352" w:type="dxa"/>
             <w:vAlign w:val="center"/>
           </w:tcPr>
           <w:p>
             <w:pPr>
+              <w:snapToGrid w:val="0"/>
               <w:spacing w:after="0" w:line="240" w:lineRule="auto"/>
+              <w:ind w:left="0" w:leftChars="0" w:right="0" w:rightChars="0" w:firstLine="0" w:firstLineChars="0"/>
               <w:jc w:val="center"/>
+              <w:rPr>
+                <w:rFonts w:ascii="宋体" w:eastAsia="宋体"/>
+                <w:sz w:val="21"/>
+              </w:rPr>
             </w:pPr>
             <w:r>
               <w:rPr>
@@ -6211,13 +7775,19 @@
         </w:tc>
         <w:tc>
           <w:tcPr>
-            <w:tcW w:w="2323" w:type="dxa"/>
+            <w:tcW w:w="2043" w:type="dxa"/>
             <w:vAlign w:val="center"/>
           </w:tcPr>
           <w:p>
             <w:pPr>
+              <w:snapToGrid w:val="0"/>
               <w:spacing w:after="0" w:line="240" w:lineRule="auto"/>
+              <w:ind w:left="0" w:leftChars="0" w:right="0" w:rightChars="0" w:firstLine="0" w:firstLineChars="0"/>
               <w:jc w:val="center"/>
+              <w:rPr>
+                <w:rFonts w:ascii="宋体" w:eastAsia="宋体"/>
+                <w:sz w:val="21"/>
+              </w:rPr>
             </w:pPr>
             <w:r>
               <w:rPr>
@@ -6231,13 +7801,19 @@
         </w:tc>
         <w:tc>
           <w:tcPr>
-            <w:tcW w:w="2323" w:type="dxa"/>
+            <w:tcW w:w="1947" w:type="dxa"/>
             <w:vAlign w:val="center"/>
           </w:tcPr>
           <w:p>
             <w:pPr>
+              <w:snapToGrid w:val="0"/>
               <w:spacing w:after="0" w:line="240" w:lineRule="auto"/>
-              <w:jc w:val="center"/>
+              <w:ind w:left="0" w:leftChars="0" w:right="0" w:rightChars="0" w:firstLine="0" w:firstLineChars="0"/>
+              <w:jc w:val="left"/>
+              <w:rPr>
+                <w:rFonts w:ascii="宋体" w:eastAsia="宋体"/>
+                <w:sz w:val="21"/>
+              </w:rPr>
             </w:pPr>
             <w:r>
               <w:rPr>
@@ -6251,13 +7827,19 @@
         </w:tc>
         <w:tc>
           <w:tcPr>
-            <w:tcW w:w="2323" w:type="dxa"/>
+            <w:tcW w:w="3949" w:type="dxa"/>
             <w:vAlign w:val="center"/>
           </w:tcPr>
           <w:p>
             <w:pPr>
+              <w:snapToGrid w:val="0"/>
               <w:spacing w:after="0" w:line="240" w:lineRule="auto"/>
-              <w:jc w:val="center"/>
+              <w:ind w:left="0" w:leftChars="0" w:right="0" w:rightChars="0" w:firstLine="0" w:firstLineChars="0"/>
+              <w:jc w:val="left"/>
+              <w:rPr>
+                <w:rFonts w:ascii="宋体" w:eastAsia="宋体"/>
+                <w:sz w:val="21"/>
+              </w:rPr>
             </w:pPr>
             <w:r>
               <w:rPr>
@@ -6288,17 +7870,24 @@
           </w:tblCellMar>
         </w:tblPrEx>
         <w:trPr>
+          <w:trHeight w:val="0" w:hRule="atLeast"/>
           <w:jc w:val="center"/>
         </w:trPr>
         <w:tc>
           <w:tcPr>
-            <w:tcW w:w="2323" w:type="dxa"/>
+            <w:tcW w:w="1352" w:type="dxa"/>
             <w:vAlign w:val="center"/>
           </w:tcPr>
           <w:p>
             <w:pPr>
+              <w:snapToGrid w:val="0"/>
               <w:spacing w:after="0" w:line="240" w:lineRule="auto"/>
+              <w:ind w:left="0" w:leftChars="0" w:right="0" w:rightChars="0" w:firstLine="0" w:firstLineChars="0"/>
               <w:jc w:val="center"/>
+              <w:rPr>
+                <w:rFonts w:ascii="宋体" w:eastAsia="宋体"/>
+                <w:sz w:val="21"/>
+              </w:rPr>
             </w:pPr>
             <w:r>
               <w:rPr>
@@ -6312,13 +7901,19 @@
         </w:tc>
         <w:tc>
           <w:tcPr>
-            <w:tcW w:w="2323" w:type="dxa"/>
+            <w:tcW w:w="2043" w:type="dxa"/>
             <w:vAlign w:val="center"/>
           </w:tcPr>
           <w:p>
             <w:pPr>
+              <w:snapToGrid w:val="0"/>
               <w:spacing w:after="0" w:line="240" w:lineRule="auto"/>
+              <w:ind w:left="0" w:leftChars="0" w:right="0" w:rightChars="0" w:firstLine="0" w:firstLineChars="0"/>
               <w:jc w:val="center"/>
+              <w:rPr>
+                <w:rFonts w:ascii="宋体" w:eastAsia="宋体"/>
+                <w:sz w:val="21"/>
+              </w:rPr>
             </w:pPr>
             <w:r>
               <w:rPr>
@@ -6332,13 +7927,19 @@
         </w:tc>
         <w:tc>
           <w:tcPr>
-            <w:tcW w:w="2323" w:type="dxa"/>
+            <w:tcW w:w="1947" w:type="dxa"/>
             <w:vAlign w:val="center"/>
           </w:tcPr>
           <w:p>
             <w:pPr>
+              <w:snapToGrid w:val="0"/>
               <w:spacing w:after="0" w:line="240" w:lineRule="auto"/>
-              <w:jc w:val="center"/>
+              <w:ind w:left="0" w:leftChars="0" w:right="0" w:rightChars="0" w:firstLine="0" w:firstLineChars="0"/>
+              <w:jc w:val="left"/>
+              <w:rPr>
+                <w:rFonts w:ascii="宋体" w:eastAsia="宋体"/>
+                <w:sz w:val="21"/>
+              </w:rPr>
             </w:pPr>
             <w:r>
               <w:rPr>
@@ -6352,13 +7953,19 @@
         </w:tc>
         <w:tc>
           <w:tcPr>
-            <w:tcW w:w="2323" w:type="dxa"/>
+            <w:tcW w:w="3949" w:type="dxa"/>
             <w:vAlign w:val="center"/>
           </w:tcPr>
           <w:p>
             <w:pPr>
+              <w:snapToGrid w:val="0"/>
               <w:spacing w:after="0" w:line="240" w:lineRule="auto"/>
-              <w:jc w:val="center"/>
+              <w:ind w:left="0" w:leftChars="0" w:right="0" w:rightChars="0" w:firstLine="0" w:firstLineChars="0"/>
+              <w:jc w:val="left"/>
+              <w:rPr>
+                <w:rFonts w:ascii="宋体" w:eastAsia="宋体"/>
+                <w:sz w:val="21"/>
+              </w:rPr>
             </w:pPr>
             <w:r>
               <w:rPr>
@@ -6389,17 +7996,24 @@
           </w:tblCellMar>
         </w:tblPrEx>
         <w:trPr>
+          <w:trHeight w:val="0" w:hRule="atLeast"/>
           <w:jc w:val="center"/>
         </w:trPr>
         <w:tc>
           <w:tcPr>
-            <w:tcW w:w="2323" w:type="dxa"/>
+            <w:tcW w:w="1352" w:type="dxa"/>
             <w:vAlign w:val="center"/>
           </w:tcPr>
           <w:p>
             <w:pPr>
+              <w:snapToGrid w:val="0"/>
               <w:spacing w:after="0" w:line="240" w:lineRule="auto"/>
+              <w:ind w:left="0" w:leftChars="0" w:right="0" w:rightChars="0" w:firstLine="0" w:firstLineChars="0"/>
               <w:jc w:val="center"/>
+              <w:rPr>
+                <w:rFonts w:ascii="宋体" w:eastAsia="宋体"/>
+                <w:sz w:val="21"/>
+              </w:rPr>
             </w:pPr>
             <w:r>
               <w:rPr>
@@ -6413,13 +8027,19 @@
         </w:tc>
         <w:tc>
           <w:tcPr>
-            <w:tcW w:w="2323" w:type="dxa"/>
+            <w:tcW w:w="2043" w:type="dxa"/>
             <w:vAlign w:val="center"/>
           </w:tcPr>
           <w:p>
             <w:pPr>
+              <w:snapToGrid w:val="0"/>
               <w:spacing w:after="0" w:line="240" w:lineRule="auto"/>
+              <w:ind w:left="0" w:leftChars="0" w:right="0" w:rightChars="0" w:firstLine="0" w:firstLineChars="0"/>
               <w:jc w:val="center"/>
+              <w:rPr>
+                <w:rFonts w:ascii="宋体" w:eastAsia="宋体"/>
+                <w:sz w:val="21"/>
+              </w:rPr>
             </w:pPr>
             <w:r>
               <w:rPr>
@@ -6433,13 +8053,19 @@
         </w:tc>
         <w:tc>
           <w:tcPr>
-            <w:tcW w:w="2323" w:type="dxa"/>
+            <w:tcW w:w="1947" w:type="dxa"/>
             <w:vAlign w:val="center"/>
           </w:tcPr>
           <w:p>
             <w:pPr>
+              <w:snapToGrid w:val="0"/>
               <w:spacing w:after="0" w:line="240" w:lineRule="auto"/>
-              <w:jc w:val="center"/>
+              <w:ind w:left="0" w:leftChars="0" w:right="0" w:rightChars="0" w:firstLine="0" w:firstLineChars="0"/>
+              <w:jc w:val="left"/>
+              <w:rPr>
+                <w:rFonts w:ascii="宋体" w:eastAsia="宋体"/>
+                <w:sz w:val="21"/>
+              </w:rPr>
             </w:pPr>
             <w:r>
               <w:rPr>
@@ -6453,11 +8079,25 @@
         </w:tc>
         <w:tc>
           <w:tcPr>
-            <w:tcW w:w="2323" w:type="dxa"/>
+            <w:tcW w:w="3949" w:type="dxa"/>
             <w:vAlign w:val="center"/>
           </w:tcPr>
           <w:p>
-            <w:r>
+            <w:pPr>
+              <w:snapToGrid w:val="0"/>
+              <w:spacing w:line="240" w:lineRule="auto"/>
+              <w:ind w:left="0" w:leftChars="0" w:right="0" w:rightChars="0" w:firstLine="0" w:firstLineChars="0"/>
+              <w:jc w:val="left"/>
+              <w:rPr>
+                <w:rFonts w:ascii="宋体" w:eastAsia="宋体"/>
+                <w:sz w:val="21"/>
+              </w:rPr>
+            </w:pPr>
+            <w:r>
+              <w:rPr>
+                <w:rFonts w:ascii="宋体" w:eastAsia="宋体"/>
+                <w:sz w:val="21"/>
+              </w:rPr>
               <w:t>通过：构建成功，存在 chunk size 提示但不影响运行。</w:t>
             </w:r>
           </w:p>
@@ -6481,17 +8121,24 @@
           </w:tblCellMar>
         </w:tblPrEx>
         <w:trPr>
+          <w:trHeight w:val="0" w:hRule="atLeast"/>
           <w:jc w:val="center"/>
         </w:trPr>
         <w:tc>
           <w:tcPr>
-            <w:tcW w:w="2323" w:type="dxa"/>
+            <w:tcW w:w="1352" w:type="dxa"/>
             <w:vAlign w:val="center"/>
           </w:tcPr>
           <w:p>
             <w:pPr>
+              <w:snapToGrid w:val="0"/>
               <w:spacing w:after="0" w:line="240" w:lineRule="auto"/>
+              <w:ind w:left="0" w:leftChars="0" w:right="0" w:rightChars="0" w:firstLine="0" w:firstLineChars="0"/>
               <w:jc w:val="center"/>
+              <w:rPr>
+                <w:rFonts w:ascii="宋体" w:eastAsia="宋体"/>
+                <w:sz w:val="21"/>
+              </w:rPr>
             </w:pPr>
             <w:r>
               <w:rPr>
@@ -6505,13 +8152,19 @@
         </w:tc>
         <w:tc>
           <w:tcPr>
-            <w:tcW w:w="2323" w:type="dxa"/>
+            <w:tcW w:w="2043" w:type="dxa"/>
             <w:vAlign w:val="center"/>
           </w:tcPr>
           <w:p>
             <w:pPr>
+              <w:snapToGrid w:val="0"/>
               <w:spacing w:after="0" w:line="240" w:lineRule="auto"/>
+              <w:ind w:left="0" w:leftChars="0" w:right="0" w:rightChars="0" w:firstLine="0" w:firstLineChars="0"/>
               <w:jc w:val="center"/>
+              <w:rPr>
+                <w:rFonts w:ascii="宋体" w:eastAsia="宋体"/>
+                <w:sz w:val="21"/>
+              </w:rPr>
             </w:pPr>
             <w:r>
               <w:rPr>
@@ -6525,13 +8178,19 @@
         </w:tc>
         <w:tc>
           <w:tcPr>
-            <w:tcW w:w="2323" w:type="dxa"/>
+            <w:tcW w:w="1947" w:type="dxa"/>
             <w:vAlign w:val="center"/>
           </w:tcPr>
           <w:p>
             <w:pPr>
+              <w:snapToGrid w:val="0"/>
               <w:spacing w:after="0" w:line="240" w:lineRule="auto"/>
-              <w:jc w:val="center"/>
+              <w:ind w:left="0" w:leftChars="0" w:right="0" w:rightChars="0" w:firstLine="0" w:firstLineChars="0"/>
+              <w:jc w:val="left"/>
+              <w:rPr>
+                <w:rFonts w:ascii="宋体" w:eastAsia="宋体"/>
+                <w:sz w:val="21"/>
+              </w:rPr>
             </w:pPr>
             <w:r>
               <w:rPr>
@@ -6545,11 +8204,25 @@
         </w:tc>
         <w:tc>
           <w:tcPr>
-            <w:tcW w:w="2323" w:type="dxa"/>
+            <w:tcW w:w="3949" w:type="dxa"/>
             <w:vAlign w:val="center"/>
           </w:tcPr>
           <w:p>
-            <w:r>
+            <w:pPr>
+              <w:snapToGrid w:val="0"/>
+              <w:spacing w:line="240" w:lineRule="auto"/>
+              <w:ind w:left="0" w:leftChars="0" w:right="0" w:rightChars="0" w:firstLine="0" w:firstLineChars="0"/>
+              <w:jc w:val="left"/>
+              <w:rPr>
+                <w:rFonts w:ascii="宋体" w:eastAsia="宋体"/>
+                <w:sz w:val="21"/>
+              </w:rPr>
+            </w:pPr>
+            <w:r>
+              <w:rPr>
+                <w:rFonts w:ascii="宋体" w:eastAsia="宋体"/>
+                <w:sz w:val="21"/>
+              </w:rPr>
               <w:t>通过：API 烟测正常，页面流程已截图验证。</w:t>
             </w:r>
           </w:p>
@@ -6573,17 +8246,24 @@
           </w:tblCellMar>
         </w:tblPrEx>
         <w:trPr>
+          <w:trHeight w:val="0" w:hRule="atLeast"/>
           <w:jc w:val="center"/>
         </w:trPr>
         <w:tc>
           <w:tcPr>
-            <w:tcW w:w="2323" w:type="dxa"/>
+            <w:tcW w:w="1352" w:type="dxa"/>
             <w:vAlign w:val="center"/>
           </w:tcPr>
           <w:p>
             <w:pPr>
+              <w:snapToGrid w:val="0"/>
               <w:spacing w:after="0" w:line="240" w:lineRule="auto"/>
+              <w:ind w:left="0" w:leftChars="0" w:right="0" w:rightChars="0" w:firstLine="0" w:firstLineChars="0"/>
               <w:jc w:val="center"/>
+              <w:rPr>
+                <w:rFonts w:ascii="宋体" w:eastAsia="宋体"/>
+                <w:sz w:val="21"/>
+              </w:rPr>
             </w:pPr>
             <w:r>
               <w:rPr>
@@ -6597,13 +8277,19 @@
         </w:tc>
         <w:tc>
           <w:tcPr>
-            <w:tcW w:w="2323" w:type="dxa"/>
+            <w:tcW w:w="2043" w:type="dxa"/>
             <w:vAlign w:val="center"/>
           </w:tcPr>
           <w:p>
             <w:pPr>
+              <w:snapToGrid w:val="0"/>
               <w:spacing w:after="0" w:line="240" w:lineRule="auto"/>
+              <w:ind w:left="0" w:leftChars="0" w:right="0" w:rightChars="0" w:firstLine="0" w:firstLineChars="0"/>
               <w:jc w:val="center"/>
+              <w:rPr>
+                <w:rFonts w:ascii="宋体" w:eastAsia="宋体"/>
+                <w:sz w:val="21"/>
+              </w:rPr>
             </w:pPr>
             <w:r>
               <w:rPr>
@@ -6617,13 +8303,19 @@
         </w:tc>
         <w:tc>
           <w:tcPr>
-            <w:tcW w:w="2323" w:type="dxa"/>
+            <w:tcW w:w="1947" w:type="dxa"/>
             <w:vAlign w:val="center"/>
           </w:tcPr>
           <w:p>
             <w:pPr>
+              <w:snapToGrid w:val="0"/>
               <w:spacing w:after="0" w:line="240" w:lineRule="auto"/>
-              <w:jc w:val="center"/>
+              <w:ind w:left="0" w:leftChars="0" w:right="0" w:rightChars="0" w:firstLine="0" w:firstLineChars="0"/>
+              <w:jc w:val="left"/>
+              <w:rPr>
+                <w:rFonts w:ascii="宋体" w:eastAsia="宋体"/>
+                <w:sz w:val="21"/>
+              </w:rPr>
             </w:pPr>
             <w:r>
               <w:rPr>
@@ -6637,11 +8329,25 @@
         </w:tc>
         <w:tc>
           <w:tcPr>
-            <w:tcW w:w="2323" w:type="dxa"/>
+            <w:tcW w:w="3949" w:type="dxa"/>
             <w:vAlign w:val="center"/>
           </w:tcPr>
           <w:p>
-            <w:r>
+            <w:pPr>
+              <w:snapToGrid w:val="0"/>
+              <w:spacing w:line="240" w:lineRule="auto"/>
+              <w:ind w:left="0" w:leftChars="0" w:right="0" w:rightChars="0" w:firstLine="0" w:firstLineChars="0"/>
+              <w:jc w:val="left"/>
+              <w:rPr>
+                <w:rFonts w:ascii="宋体" w:eastAsia="宋体"/>
+                <w:sz w:val="21"/>
+              </w:rPr>
+            </w:pPr>
+            <w:r>
+              <w:rPr>
+                <w:rFonts w:ascii="宋体" w:eastAsia="宋体"/>
+                <w:sz w:val="21"/>
+              </w:rPr>
               <w:t>通过：API 烟测正常，登录页已截图验证。</w:t>
             </w:r>
           </w:p>
@@ -6665,17 +8371,24 @@
           </w:tblCellMar>
         </w:tblPrEx>
         <w:trPr>
+          <w:trHeight w:val="0" w:hRule="atLeast"/>
           <w:jc w:val="center"/>
         </w:trPr>
         <w:tc>
           <w:tcPr>
-            <w:tcW w:w="2323" w:type="dxa"/>
+            <w:tcW w:w="1352" w:type="dxa"/>
             <w:vAlign w:val="center"/>
           </w:tcPr>
           <w:p>
             <w:pPr>
+              <w:snapToGrid w:val="0"/>
               <w:spacing w:after="0" w:line="240" w:lineRule="auto"/>
+              <w:ind w:left="0" w:leftChars="0" w:right="0" w:rightChars="0" w:firstLine="0" w:firstLineChars="0"/>
               <w:jc w:val="center"/>
+              <w:rPr>
+                <w:rFonts w:ascii="宋体" w:eastAsia="宋体"/>
+                <w:sz w:val="21"/>
+              </w:rPr>
             </w:pPr>
             <w:r>
               <w:rPr>
@@ -6689,13 +8402,19 @@
         </w:tc>
         <w:tc>
           <w:tcPr>
-            <w:tcW w:w="2323" w:type="dxa"/>
+            <w:tcW w:w="2043" w:type="dxa"/>
             <w:vAlign w:val="center"/>
           </w:tcPr>
           <w:p>
             <w:pPr>
+              <w:snapToGrid w:val="0"/>
               <w:spacing w:after="0" w:line="240" w:lineRule="auto"/>
+              <w:ind w:left="0" w:leftChars="0" w:right="0" w:rightChars="0" w:firstLine="0" w:firstLineChars="0"/>
               <w:jc w:val="center"/>
+              <w:rPr>
+                <w:rFonts w:ascii="宋体" w:eastAsia="宋体"/>
+                <w:sz w:val="21"/>
+              </w:rPr>
             </w:pPr>
             <w:r>
               <w:rPr>
@@ -6709,13 +8428,19 @@
         </w:tc>
         <w:tc>
           <w:tcPr>
-            <w:tcW w:w="2323" w:type="dxa"/>
+            <w:tcW w:w="1947" w:type="dxa"/>
             <w:vAlign w:val="center"/>
           </w:tcPr>
           <w:p>
             <w:pPr>
+              <w:snapToGrid w:val="0"/>
               <w:spacing w:after="0" w:line="240" w:lineRule="auto"/>
-              <w:jc w:val="center"/>
+              <w:ind w:left="0" w:leftChars="0" w:right="0" w:rightChars="0" w:firstLine="0" w:firstLineChars="0"/>
+              <w:jc w:val="left"/>
+              <w:rPr>
+                <w:rFonts w:ascii="宋体" w:eastAsia="宋体"/>
+                <w:sz w:val="21"/>
+              </w:rPr>
             </w:pPr>
             <w:r>
               <w:rPr>
@@ -6729,11 +8454,25 @@
         </w:tc>
         <w:tc>
           <w:tcPr>
-            <w:tcW w:w="2323" w:type="dxa"/>
+            <w:tcW w:w="3949" w:type="dxa"/>
             <w:vAlign w:val="center"/>
           </w:tcPr>
           <w:p>
-            <w:r>
+            <w:pPr>
+              <w:snapToGrid w:val="0"/>
+              <w:spacing w:line="240" w:lineRule="auto"/>
+              <w:ind w:left="0" w:leftChars="0" w:right="0" w:rightChars="0" w:firstLine="0" w:firstLineChars="0"/>
+              <w:jc w:val="left"/>
+              <w:rPr>
+                <w:rFonts w:ascii="宋体" w:eastAsia="宋体"/>
+                <w:sz w:val="21"/>
+              </w:rPr>
+            </w:pPr>
+            <w:r>
+              <w:rPr>
+                <w:rFonts w:ascii="宋体" w:eastAsia="宋体"/>
+                <w:sz w:val="21"/>
+              </w:rPr>
               <w:t>通过：新建、编辑和删除确认页面均已截图验证。</w:t>
             </w:r>
           </w:p>
@@ -6757,17 +8496,24 @@
           </w:tblCellMar>
         </w:tblPrEx>
         <w:trPr>
+          <w:trHeight w:val="0" w:hRule="atLeast"/>
           <w:jc w:val="center"/>
         </w:trPr>
         <w:tc>
           <w:tcPr>
-            <w:tcW w:w="2323" w:type="dxa"/>
+            <w:tcW w:w="1352" w:type="dxa"/>
             <w:vAlign w:val="center"/>
           </w:tcPr>
           <w:p>
             <w:pPr>
+              <w:snapToGrid w:val="0"/>
               <w:spacing w:after="0" w:line="240" w:lineRule="auto"/>
+              <w:ind w:left="0" w:leftChars="0" w:right="0" w:rightChars="0" w:firstLine="0" w:firstLineChars="0"/>
               <w:jc w:val="center"/>
+              <w:rPr>
+                <w:rFonts w:ascii="宋体" w:eastAsia="宋体"/>
+                <w:sz w:val="21"/>
+              </w:rPr>
             </w:pPr>
             <w:r>
               <w:rPr>
@@ -6781,13 +8527,19 @@
         </w:tc>
         <w:tc>
           <w:tcPr>
-            <w:tcW w:w="2323" w:type="dxa"/>
+            <w:tcW w:w="2043" w:type="dxa"/>
             <w:vAlign w:val="center"/>
           </w:tcPr>
           <w:p>
             <w:pPr>
+              <w:snapToGrid w:val="0"/>
               <w:spacing w:after="0" w:line="240" w:lineRule="auto"/>
+              <w:ind w:left="0" w:leftChars="0" w:right="0" w:rightChars="0" w:firstLine="0" w:firstLineChars="0"/>
               <w:jc w:val="center"/>
+              <w:rPr>
+                <w:rFonts w:ascii="宋体" w:eastAsia="宋体"/>
+                <w:sz w:val="21"/>
+              </w:rPr>
             </w:pPr>
             <w:r>
               <w:rPr>
@@ -6801,13 +8553,19 @@
         </w:tc>
         <w:tc>
           <w:tcPr>
-            <w:tcW w:w="2323" w:type="dxa"/>
+            <w:tcW w:w="1947" w:type="dxa"/>
             <w:vAlign w:val="center"/>
           </w:tcPr>
           <w:p>
             <w:pPr>
+              <w:snapToGrid w:val="0"/>
               <w:spacing w:after="0" w:line="240" w:lineRule="auto"/>
-              <w:jc w:val="center"/>
+              <w:ind w:left="0" w:leftChars="0" w:right="0" w:rightChars="0" w:firstLine="0" w:firstLineChars="0"/>
+              <w:jc w:val="left"/>
+              <w:rPr>
+                <w:rFonts w:ascii="宋体" w:eastAsia="宋体"/>
+                <w:sz w:val="21"/>
+              </w:rPr>
             </w:pPr>
             <w:r>
               <w:rPr>
@@ -6821,11 +8579,25 @@
         </w:tc>
         <w:tc>
           <w:tcPr>
-            <w:tcW w:w="2323" w:type="dxa"/>
+            <w:tcW w:w="3949" w:type="dxa"/>
             <w:vAlign w:val="center"/>
           </w:tcPr>
           <w:p>
-            <w:r>
+            <w:pPr>
+              <w:snapToGrid w:val="0"/>
+              <w:spacing w:line="240" w:lineRule="auto"/>
+              <w:ind w:left="0" w:leftChars="0" w:right="0" w:rightChars="0" w:firstLine="0" w:firstLineChars="0"/>
+              <w:jc w:val="left"/>
+              <w:rPr>
+                <w:rFonts w:ascii="宋体" w:eastAsia="宋体"/>
+                <w:sz w:val="21"/>
+              </w:rPr>
+            </w:pPr>
+            <w:r>
+              <w:rPr>
+                <w:rFonts w:ascii="宋体" w:eastAsia="宋体"/>
+                <w:sz w:val="21"/>
+              </w:rPr>
               <w:t>通过：状态拖拽后进入目标列，优先级拖拽后仅 priority 变化。</w:t>
             </w:r>
           </w:p>
@@ -6849,17 +8621,24 @@
           </w:tblCellMar>
         </w:tblPrEx>
         <w:trPr>
+          <w:trHeight w:val="0" w:hRule="atLeast"/>
           <w:jc w:val="center"/>
         </w:trPr>
         <w:tc>
           <w:tcPr>
-            <w:tcW w:w="2323" w:type="dxa"/>
+            <w:tcW w:w="1352" w:type="dxa"/>
             <w:vAlign w:val="center"/>
           </w:tcPr>
           <w:p>
             <w:pPr>
+              <w:snapToGrid w:val="0"/>
               <w:spacing w:after="0" w:line="240" w:lineRule="auto"/>
+              <w:ind w:left="0" w:leftChars="0" w:right="0" w:rightChars="0" w:firstLine="0" w:firstLineChars="0"/>
               <w:jc w:val="center"/>
+              <w:rPr>
+                <w:rFonts w:ascii="宋体" w:eastAsia="宋体"/>
+                <w:sz w:val="21"/>
+              </w:rPr>
             </w:pPr>
             <w:r>
               <w:rPr>
@@ -6873,13 +8652,19 @@
         </w:tc>
         <w:tc>
           <w:tcPr>
-            <w:tcW w:w="2323" w:type="dxa"/>
+            <w:tcW w:w="2043" w:type="dxa"/>
             <w:vAlign w:val="center"/>
           </w:tcPr>
           <w:p>
             <w:pPr>
+              <w:snapToGrid w:val="0"/>
               <w:spacing w:after="0" w:line="240" w:lineRule="auto"/>
+              <w:ind w:left="0" w:leftChars="0" w:right="0" w:rightChars="0" w:firstLine="0" w:firstLineChars="0"/>
               <w:jc w:val="center"/>
+              <w:rPr>
+                <w:rFonts w:ascii="宋体" w:eastAsia="宋体"/>
+                <w:sz w:val="21"/>
+              </w:rPr>
             </w:pPr>
             <w:r>
               <w:rPr>
@@ -6893,13 +8678,19 @@
         </w:tc>
         <w:tc>
           <w:tcPr>
-            <w:tcW w:w="2323" w:type="dxa"/>
+            <w:tcW w:w="1947" w:type="dxa"/>
             <w:vAlign w:val="center"/>
           </w:tcPr>
           <w:p>
             <w:pPr>
+              <w:snapToGrid w:val="0"/>
               <w:spacing w:after="0" w:line="240" w:lineRule="auto"/>
-              <w:jc w:val="center"/>
+              <w:ind w:left="0" w:leftChars="0" w:right="0" w:rightChars="0" w:firstLine="0" w:firstLineChars="0"/>
+              <w:jc w:val="left"/>
+              <w:rPr>
+                <w:rFonts w:ascii="宋体" w:eastAsia="宋体"/>
+                <w:sz w:val="21"/>
+              </w:rPr>
             </w:pPr>
             <w:r>
               <w:rPr>
@@ -6913,11 +8704,25 @@
         </w:tc>
         <w:tc>
           <w:tcPr>
-            <w:tcW w:w="2323" w:type="dxa"/>
+            <w:tcW w:w="3949" w:type="dxa"/>
             <w:vAlign w:val="center"/>
           </w:tcPr>
           <w:p>
-            <w:r>
+            <w:pPr>
+              <w:snapToGrid w:val="0"/>
+              <w:spacing w:line="240" w:lineRule="auto"/>
+              <w:ind w:left="0" w:leftChars="0" w:right="0" w:rightChars="0" w:firstLine="0" w:firstLineChars="0"/>
+              <w:jc w:val="left"/>
+              <w:rPr>
+                <w:rFonts w:ascii="宋体" w:eastAsia="宋体"/>
+                <w:sz w:val="21"/>
+              </w:rPr>
+            </w:pPr>
+            <w:r>
+              <w:rPr>
+                <w:rFonts w:ascii="宋体" w:eastAsia="宋体"/>
+                <w:sz w:val="21"/>
+              </w:rPr>
               <w:t>通过：组合筛选结果正确，清空后恢复全部任务。</w:t>
             </w:r>
           </w:p>
@@ -6941,17 +8746,24 @@
           </w:tblCellMar>
         </w:tblPrEx>
         <w:trPr>
+          <w:trHeight w:val="0" w:hRule="atLeast"/>
           <w:jc w:val="center"/>
         </w:trPr>
         <w:tc>
           <w:tcPr>
-            <w:tcW w:w="2323" w:type="dxa"/>
+            <w:tcW w:w="1352" w:type="dxa"/>
             <w:vAlign w:val="center"/>
           </w:tcPr>
           <w:p>
             <w:pPr>
+              <w:snapToGrid w:val="0"/>
               <w:spacing w:after="0" w:line="240" w:lineRule="auto"/>
+              <w:ind w:left="0" w:leftChars="0" w:right="0" w:rightChars="0" w:firstLine="0" w:firstLineChars="0"/>
               <w:jc w:val="center"/>
+              <w:rPr>
+                <w:rFonts w:ascii="宋体" w:eastAsia="宋体"/>
+                <w:sz w:val="21"/>
+              </w:rPr>
             </w:pPr>
             <w:r>
               <w:rPr>
@@ -6965,13 +8777,19 @@
         </w:tc>
         <w:tc>
           <w:tcPr>
-            <w:tcW w:w="2323" w:type="dxa"/>
+            <w:tcW w:w="2043" w:type="dxa"/>
             <w:vAlign w:val="center"/>
           </w:tcPr>
           <w:p>
             <w:pPr>
+              <w:snapToGrid w:val="0"/>
               <w:spacing w:after="0" w:line="240" w:lineRule="auto"/>
+              <w:ind w:left="0" w:leftChars="0" w:right="0" w:rightChars="0" w:firstLine="0" w:firstLineChars="0"/>
               <w:jc w:val="center"/>
+              <w:rPr>
+                <w:rFonts w:ascii="宋体" w:eastAsia="宋体"/>
+                <w:sz w:val="21"/>
+              </w:rPr>
             </w:pPr>
             <w:r>
               <w:rPr>
@@ -6985,13 +8803,19 @@
         </w:tc>
         <w:tc>
           <w:tcPr>
-            <w:tcW w:w="2323" w:type="dxa"/>
+            <w:tcW w:w="1947" w:type="dxa"/>
             <w:vAlign w:val="center"/>
           </w:tcPr>
           <w:p>
             <w:pPr>
+              <w:snapToGrid w:val="0"/>
               <w:spacing w:after="0" w:line="240" w:lineRule="auto"/>
-              <w:jc w:val="center"/>
+              <w:ind w:left="0" w:leftChars="0" w:right="0" w:rightChars="0" w:firstLine="0" w:firstLineChars="0"/>
+              <w:jc w:val="left"/>
+              <w:rPr>
+                <w:rFonts w:ascii="宋体" w:eastAsia="宋体"/>
+                <w:sz w:val="21"/>
+              </w:rPr>
             </w:pPr>
             <w:r>
               <w:rPr>
@@ -7005,11 +8829,25 @@
         </w:tc>
         <w:tc>
           <w:tcPr>
-            <w:tcW w:w="2323" w:type="dxa"/>
+            <w:tcW w:w="3949" w:type="dxa"/>
             <w:vAlign w:val="center"/>
           </w:tcPr>
           <w:p>
-            <w:r>
+            <w:pPr>
+              <w:snapToGrid w:val="0"/>
+              <w:spacing w:line="240" w:lineRule="auto"/>
+              <w:ind w:left="0" w:leftChars="0" w:right="0" w:rightChars="0" w:firstLine="0" w:firstLineChars="0"/>
+              <w:jc w:val="left"/>
+              <w:rPr>
+                <w:rFonts w:ascii="宋体" w:eastAsia="宋体"/>
+                <w:sz w:val="21"/>
+              </w:rPr>
+            </w:pPr>
+            <w:r>
+              <w:rPr>
+                <w:rFonts w:ascii="宋体" w:eastAsia="宋体"/>
+                <w:sz w:val="21"/>
+              </w:rPr>
               <w:t>通过：API 烟测正常，导入成功 1 条、跳过 2 条。</w:t>
             </w:r>
           </w:p>
@@ -7033,17 +8871,24 @@
           </w:tblCellMar>
         </w:tblPrEx>
         <w:trPr>
+          <w:trHeight w:val="0" w:hRule="atLeast"/>
           <w:jc w:val="center"/>
         </w:trPr>
         <w:tc>
           <w:tcPr>
-            <w:tcW w:w="2323" w:type="dxa"/>
+            <w:tcW w:w="1352" w:type="dxa"/>
             <w:vAlign w:val="center"/>
           </w:tcPr>
           <w:p>
             <w:pPr>
+              <w:snapToGrid w:val="0"/>
               <w:spacing w:after="0" w:line="240" w:lineRule="auto"/>
+              <w:ind w:left="0" w:leftChars="0" w:right="0" w:rightChars="0" w:firstLine="0" w:firstLineChars="0"/>
               <w:jc w:val="center"/>
+              <w:rPr>
+                <w:rFonts w:ascii="宋体" w:eastAsia="宋体"/>
+                <w:sz w:val="21"/>
+              </w:rPr>
             </w:pPr>
             <w:r>
               <w:rPr>
@@ -7057,13 +8902,19 @@
         </w:tc>
         <w:tc>
           <w:tcPr>
-            <w:tcW w:w="2323" w:type="dxa"/>
+            <w:tcW w:w="2043" w:type="dxa"/>
             <w:vAlign w:val="center"/>
           </w:tcPr>
           <w:p>
             <w:pPr>
+              <w:snapToGrid w:val="0"/>
               <w:spacing w:after="0" w:line="240" w:lineRule="auto"/>
+              <w:ind w:left="0" w:leftChars="0" w:right="0" w:rightChars="0" w:firstLine="0" w:firstLineChars="0"/>
               <w:jc w:val="center"/>
+              <w:rPr>
+                <w:rFonts w:ascii="宋体" w:eastAsia="宋体"/>
+                <w:sz w:val="21"/>
+              </w:rPr>
             </w:pPr>
             <w:r>
               <w:rPr>
@@ -7077,13 +8928,19 @@
         </w:tc>
         <w:tc>
           <w:tcPr>
-            <w:tcW w:w="2323" w:type="dxa"/>
+            <w:tcW w:w="1947" w:type="dxa"/>
             <w:vAlign w:val="center"/>
           </w:tcPr>
           <w:p>
             <w:pPr>
+              <w:snapToGrid w:val="0"/>
               <w:spacing w:after="0" w:line="240" w:lineRule="auto"/>
-              <w:jc w:val="center"/>
+              <w:ind w:left="0" w:leftChars="0" w:right="0" w:rightChars="0" w:firstLine="0" w:firstLineChars="0"/>
+              <w:jc w:val="left"/>
+              <w:rPr>
+                <w:rFonts w:ascii="宋体" w:eastAsia="宋体"/>
+                <w:sz w:val="21"/>
+              </w:rPr>
             </w:pPr>
             <w:r>
               <w:rPr>
@@ -7097,13 +8954,19 @@
         </w:tc>
         <w:tc>
           <w:tcPr>
-            <w:tcW w:w="2323" w:type="dxa"/>
+            <w:tcW w:w="3949" w:type="dxa"/>
             <w:vAlign w:val="center"/>
           </w:tcPr>
           <w:p>
             <w:pPr>
+              <w:snapToGrid w:val="0"/>
               <w:spacing w:after="0" w:line="240" w:lineRule="auto"/>
-              <w:jc w:val="center"/>
+              <w:ind w:left="0" w:leftChars="0" w:right="0" w:rightChars="0" w:firstLine="0" w:firstLineChars="0"/>
+              <w:jc w:val="left"/>
+              <w:rPr>
+                <w:rFonts w:ascii="宋体" w:eastAsia="宋体"/>
+                <w:sz w:val="21"/>
+              </w:rPr>
             </w:pPr>
             <w:r>
               <w:rPr>
@@ -7128,7 +8991,7 @@
         </w:rPr>
       </w:pPr>
       <w:r>
-        <w:t>根据测试记录，当前问题列表为“暂无”。截至报告整理时，未发现阻塞注册登录、任务管理、看板拖拽、搜索筛选、导入导出和数据持久化等主流程演示的问题。</w:t>
+        <w:t>根据测试记录，当前问题列表为“暂无”。截至报告整理时，注册登录、任务管理、看板拖拽、搜索筛选、导入导出和数据持久化等主流程均可正常演示。</w:t>
       </w:r>
     </w:p>
     <w:p>
@@ -7147,7 +9010,7 @@
           <w:b w:val="0"/>
         </w:rPr>
       </w:pPr>
-      <w:bookmarkStart w:id="17" w:name="_Toc5680"/>
+      <w:bookmarkStart w:id="16" w:name="_Toc5680"/>
       <w:r>
         <w:rPr>
           <w:rFonts w:hint="eastAsia"/>
@@ -7158,7 +9021,7 @@
       <w:r>
         <w:t>小组分工与协作</w:t>
       </w:r>
-      <w:bookmarkEnd w:id="17"/>
+      <w:bookmarkEnd w:id="16"/>
     </w:p>
     <w:p>
       <w:pPr>
@@ -7190,7 +9053,7 @@
     <w:tbl>
       <w:tblPr>
         <w:tblStyle w:val="36"/>
-        <w:tblW w:w="0" w:type="auto"/>
+        <w:tblW w:w="9292" w:type="dxa"/>
         <w:jc w:val="center"/>
         <w:tblBorders>
           <w:top w:val="single" w:color="auto" w:sz="4" w:space="0"/>
@@ -7209,9 +9072,9 @@
         </w:tblCellMar>
       </w:tblPr>
       <w:tblGrid>
-        <w:gridCol w:w="3097"/>
-        <w:gridCol w:w="3097"/>
-        <w:gridCol w:w="3097"/>
+        <w:gridCol w:w="1697"/>
+        <w:gridCol w:w="4416"/>
+        <w:gridCol w:w="3179"/>
       </w:tblGrid>
       <w:tr>
         <w:tblPrEx>
@@ -7231,18 +9094,27 @@
           </w:tblCellMar>
         </w:tblPrEx>
         <w:trPr>
+          <w:trHeight w:val="0" w:hRule="atLeast"/>
+          <w:tblHeader/>
           <w:jc w:val="center"/>
         </w:trPr>
         <w:tc>
           <w:tcPr>
-            <w:tcW w:w="3097" w:type="dxa"/>
+            <w:tcW w:w="0" w:type="auto"/>
+            <w:shd w:val="clear" w:color="auto" w:fill="F2F2F2"/>
             <w:vAlign w:val="center"/>
-            <w:shd w:val="clear" w:color="auto" w:fill="F2F2F2"/>
           </w:tcPr>
           <w:p>
             <w:pPr>
+              <w:snapToGrid w:val="0"/>
               <w:spacing w:after="0" w:line="240" w:lineRule="auto"/>
-              <w:jc w:val="left"/>
+              <w:ind w:left="0" w:leftChars="0" w:right="0" w:rightChars="0" w:firstLine="0" w:firstLineChars="0"/>
+              <w:jc w:val="center"/>
+              <w:rPr>
+                <w:rFonts w:ascii="宋体" w:eastAsia="宋体"/>
+                <w:b/>
+                <w:sz w:val="21"/>
+              </w:rPr>
             </w:pPr>
             <w:r>
               <w:rPr>
@@ -7257,14 +9129,21 @@
         </w:tc>
         <w:tc>
           <w:tcPr>
-            <w:tcW w:w="3097" w:type="dxa"/>
+            <w:tcW w:w="4416" w:type="dxa"/>
+            <w:shd w:val="clear" w:color="auto" w:fill="F2F2F2"/>
             <w:vAlign w:val="center"/>
-            <w:shd w:val="clear" w:color="auto" w:fill="F2F2F2"/>
           </w:tcPr>
           <w:p>
             <w:pPr>
+              <w:snapToGrid w:val="0"/>
               <w:spacing w:after="0" w:line="240" w:lineRule="auto"/>
-              <w:jc w:val="left"/>
+              <w:ind w:left="0" w:leftChars="0" w:right="0" w:rightChars="0" w:firstLine="0" w:firstLineChars="0"/>
+              <w:jc w:val="center"/>
+              <w:rPr>
+                <w:rFonts w:ascii="宋体" w:eastAsia="宋体"/>
+                <w:b/>
+                <w:sz w:val="21"/>
+              </w:rPr>
             </w:pPr>
             <w:r>
               <w:rPr>
@@ -7279,14 +9158,21 @@
         </w:tc>
         <w:tc>
           <w:tcPr>
-            <w:tcW w:w="3097" w:type="dxa"/>
+            <w:tcW w:w="3179" w:type="dxa"/>
+            <w:shd w:val="clear" w:color="auto" w:fill="F2F2F2"/>
             <w:vAlign w:val="center"/>
-            <w:shd w:val="clear" w:color="auto" w:fill="F2F2F2"/>
           </w:tcPr>
           <w:p>
             <w:pPr>
+              <w:snapToGrid w:val="0"/>
               <w:spacing w:after="0" w:line="240" w:lineRule="auto"/>
-              <w:jc w:val="left"/>
+              <w:ind w:left="0" w:leftChars="0" w:right="0" w:rightChars="0" w:firstLine="0" w:firstLineChars="0"/>
+              <w:jc w:val="center"/>
+              <w:rPr>
+                <w:rFonts w:ascii="宋体" w:eastAsia="宋体"/>
+                <w:b/>
+                <w:sz w:val="21"/>
+              </w:rPr>
             </w:pPr>
             <w:r>
               <w:rPr>
@@ -7318,33 +9204,85 @@
           </w:tblCellMar>
         </w:tblPrEx>
         <w:trPr>
+          <w:trHeight w:val="0" w:hRule="atLeast"/>
           <w:jc w:val="center"/>
         </w:trPr>
         <w:tc>
           <w:tcPr>
-            <w:tcW w:w="3097" w:type="dxa"/>
+            <w:tcW w:w="0" w:type="auto"/>
             <w:vAlign w:val="center"/>
           </w:tcPr>
           <w:p>
-            <w:r>
+            <w:pPr>
+              <w:snapToGrid w:val="0"/>
+              <w:spacing w:line="240" w:lineRule="auto"/>
+              <w:ind w:left="0" w:leftChars="0" w:right="0" w:rightChars="0" w:firstLine="0" w:firstLineChars="0"/>
+              <w:jc w:val="center"/>
+              <w:rPr>
+                <w:rFonts w:ascii="宋体" w:eastAsia="宋体"/>
+                <w:sz w:val="22"/>
+              </w:rPr>
+            </w:pPr>
+            <w:r>
+              <w:rPr>
+                <w:rFonts w:ascii="宋体" w:eastAsia="宋体"/>
+                <w:sz w:val="22"/>
+              </w:rPr>
               <w:t>规划与原型负责人</w:t>
+            </w:r>
+          </w:p>
+          <w:p>
+            <w:pPr>
+              <w:snapToGrid w:val="0"/>
+              <w:spacing w:line="240" w:lineRule="auto"/>
+              <w:ind w:left="0" w:leftChars="0" w:right="0" w:rightChars="0" w:firstLine="0" w:firstLineChars="0"/>
+              <w:jc w:val="center"/>
+              <w:rPr>
+                <w:rFonts w:hint="eastAsia" w:ascii="宋体" w:eastAsia="宋体"/>
+                <w:sz w:val="22"/>
+                <w:lang w:val="en-US" w:eastAsia="zh-CN"/>
+              </w:rPr>
+            </w:pPr>
+            <w:r>
+              <w:rPr>
+                <w:rFonts w:hint="eastAsia" w:ascii="宋体" w:eastAsia="宋体"/>
+                <w:sz w:val="22"/>
+                <w:lang w:eastAsia="zh-CN"/>
+              </w:rPr>
+              <w:t>（</w:t>
+            </w:r>
+            <w:r>
+              <w:rPr>
+                <w:rFonts w:hint="eastAsia" w:ascii="宋体" w:eastAsia="宋体"/>
+                <w:sz w:val="22"/>
+                <w:lang w:val="en-US" w:eastAsia="zh-CN"/>
+              </w:rPr>
+              <w:t>付赞平</w:t>
+            </w:r>
+            <w:r>
+              <w:rPr>
+                <w:rFonts w:hint="eastAsia" w:ascii="宋体" w:eastAsia="宋体"/>
+                <w:sz w:val="22"/>
+                <w:lang w:eastAsia="zh-CN"/>
+              </w:rPr>
+              <w:t>）</w:t>
             </w:r>
           </w:p>
         </w:tc>
         <w:tc>
           <w:tcPr>
-            <w:tcW w:w="3097" w:type="dxa"/>
+            <w:tcW w:w="4416" w:type="dxa"/>
             <w:vAlign w:val="center"/>
           </w:tcPr>
           <w:p>
             <w:r>
-              <w:t>创建仓库和项目骨架，整理需求规划、原型说明和接口契约，并负责最终验收把关。</w:t>
+              <w:t>创建仓库和项目骨架，整理需求规划、原型说明和接口契约，并负责最终验收检查。</w:t>
             </w:r>
           </w:p>
         </w:tc>
         <w:tc>
           <w:tcPr>
-            <w:tcW w:w="3097" w:type="dxa"/>
+            <w:tcW w:w="3179" w:type="dxa"/>
             <w:vAlign w:val="center"/>
           </w:tcPr>
           <w:p>
@@ -7372,19 +9310,23 @@
           </w:tblCellMar>
         </w:tblPrEx>
         <w:trPr>
+          <w:trHeight w:val="0" w:hRule="atLeast"/>
           <w:jc w:val="center"/>
         </w:trPr>
         <w:tc>
           <w:tcPr>
-            <w:tcW w:w="3097" w:type="dxa"/>
+            <w:tcW w:w="0" w:type="auto"/>
             <w:vAlign w:val="center"/>
           </w:tcPr>
           <w:p>
             <w:pPr>
+              <w:snapToGrid w:val="0"/>
               <w:spacing w:after="0" w:line="240" w:lineRule="auto"/>
+              <w:ind w:left="0" w:leftChars="0" w:right="0" w:rightChars="0" w:firstLine="0" w:firstLineChars="0"/>
               <w:jc w:val="center"/>
               <w:rPr>
-                <w:rFonts w:hint="eastAsia" w:eastAsia="宋体"/>
+                <w:rFonts w:hint="eastAsia" w:ascii="宋体" w:eastAsia="宋体"/>
+                <w:sz w:val="22"/>
                 <w:lang w:eastAsia="zh-CN"/>
               </w:rPr>
             </w:pPr>
@@ -7392,33 +9334,33 @@
               <w:rPr>
                 <w:rFonts w:ascii="宋体" w:hAnsi="宋体" w:eastAsia="宋体"/>
                 <w:b w:val="0"/>
-                <w:sz w:val="21"/>
+                <w:sz w:val="22"/>
               </w:rPr>
               <w:t>前端负责人</w:t>
             </w:r>
             <w:r>
               <w:rPr>
-                <w:rFonts w:hint="eastAsia"/>
+                <w:rFonts w:hint="eastAsia" w:ascii="宋体" w:eastAsia="宋体"/>
                 <w:b w:val="0"/>
-                <w:sz w:val="21"/>
+                <w:sz w:val="22"/>
                 <w:lang w:eastAsia="zh-CN"/>
               </w:rPr>
               <w:t>（</w:t>
             </w:r>
             <w:r>
               <w:rPr>
-                <w:rFonts w:hint="eastAsia"/>
+                <w:rFonts w:hint="eastAsia" w:ascii="宋体" w:eastAsia="宋体"/>
                 <w:b w:val="0"/>
-                <w:sz w:val="21"/>
+                <w:sz w:val="22"/>
                 <w:lang w:val="en-US" w:eastAsia="zh-CN"/>
               </w:rPr>
               <w:t>王馨琪</w:t>
             </w:r>
             <w:r>
               <w:rPr>
-                <w:rFonts w:hint="eastAsia"/>
+                <w:rFonts w:hint="eastAsia" w:ascii="宋体" w:eastAsia="宋体"/>
                 <w:b w:val="0"/>
-                <w:sz w:val="21"/>
+                <w:sz w:val="22"/>
                 <w:lang w:eastAsia="zh-CN"/>
               </w:rPr>
               <w:t>）</w:t>
@@ -7427,22 +9369,50 @@
         </w:tc>
         <w:tc>
           <w:tcPr>
-            <w:tcW w:w="3097" w:type="dxa"/>
+            <w:tcW w:w="4416" w:type="dxa"/>
             <w:vAlign w:val="center"/>
           </w:tcPr>
           <w:p>
-            <w:r>
+            <w:pPr>
+              <w:snapToGrid w:val="0"/>
+              <w:spacing w:line="240" w:lineRule="auto"/>
+              <w:ind w:left="0" w:leftChars="0" w:right="0" w:rightChars="0" w:firstLine="0" w:firstLineChars="0"/>
+              <w:jc w:val="left"/>
+              <w:rPr>
+                <w:rFonts w:ascii="宋体" w:eastAsia="宋体"/>
+                <w:sz w:val="22"/>
+              </w:rPr>
+            </w:pPr>
+            <w:r>
+              <w:rPr>
+                <w:rFonts w:ascii="宋体" w:eastAsia="宋体"/>
+                <w:sz w:val="22"/>
+              </w:rPr>
               <w:t>实现 Vue 前端页面、路由、Pinia 状态管理、拖拽、快捷键、API 接入和错误提示。</w:t>
             </w:r>
           </w:p>
         </w:tc>
         <w:tc>
           <w:tcPr>
-            <w:tcW w:w="3097" w:type="dxa"/>
+            <w:tcW w:w="3179" w:type="dxa"/>
             <w:vAlign w:val="center"/>
           </w:tcPr>
           <w:p>
-            <w:r>
+            <w:pPr>
+              <w:snapToGrid w:val="0"/>
+              <w:spacing w:line="240" w:lineRule="auto"/>
+              <w:ind w:left="0" w:leftChars="0" w:right="0" w:rightChars="0" w:firstLine="0" w:firstLineChars="0"/>
+              <w:jc w:val="left"/>
+              <w:rPr>
+                <w:rFonts w:ascii="宋体" w:eastAsia="宋体"/>
+                <w:sz w:val="22"/>
+              </w:rPr>
+            </w:pPr>
+            <w:r>
+              <w:rPr>
+                <w:rFonts w:ascii="宋体" w:eastAsia="宋体"/>
+                <w:sz w:val="22"/>
+              </w:rPr>
               <w:t>可运行前端项目、主要页面交互和接口接入代码。</w:t>
             </w:r>
           </w:p>
@@ -7466,19 +9436,23 @@
           </w:tblCellMar>
         </w:tblPrEx>
         <w:trPr>
+          <w:trHeight w:val="0" w:hRule="atLeast"/>
           <w:jc w:val="center"/>
         </w:trPr>
         <w:tc>
           <w:tcPr>
-            <w:tcW w:w="3097" w:type="dxa"/>
+            <w:tcW w:w="0" w:type="auto"/>
             <w:vAlign w:val="center"/>
           </w:tcPr>
           <w:p>
             <w:pPr>
+              <w:snapToGrid w:val="0"/>
               <w:spacing w:after="0" w:line="240" w:lineRule="auto"/>
+              <w:ind w:left="0" w:leftChars="0" w:right="0" w:rightChars="0" w:firstLine="0" w:firstLineChars="0"/>
               <w:jc w:val="center"/>
               <w:rPr>
-                <w:rFonts w:hint="eastAsia" w:eastAsia="宋体"/>
+                <w:rFonts w:hint="eastAsia" w:ascii="宋体" w:eastAsia="宋体"/>
+                <w:sz w:val="22"/>
                 <w:lang w:eastAsia="zh-CN"/>
               </w:rPr>
             </w:pPr>
@@ -7486,33 +9460,33 @@
               <w:rPr>
                 <w:rFonts w:ascii="宋体" w:hAnsi="宋体" w:eastAsia="宋体"/>
                 <w:b w:val="0"/>
-                <w:sz w:val="21"/>
+                <w:sz w:val="22"/>
               </w:rPr>
               <w:t>后端负责人 A</w:t>
             </w:r>
             <w:r>
               <w:rPr>
-                <w:rFonts w:hint="eastAsia"/>
+                <w:rFonts w:hint="eastAsia" w:ascii="宋体" w:eastAsia="宋体"/>
                 <w:b w:val="0"/>
-                <w:sz w:val="21"/>
+                <w:sz w:val="22"/>
                 <w:lang w:eastAsia="zh-CN"/>
               </w:rPr>
               <w:t>（</w:t>
             </w:r>
             <w:r>
               <w:rPr>
-                <w:rFonts w:hint="eastAsia"/>
+                <w:rFonts w:hint="eastAsia" w:ascii="宋体" w:eastAsia="宋体"/>
                 <w:b w:val="0"/>
-                <w:sz w:val="21"/>
+                <w:sz w:val="22"/>
                 <w:lang w:val="en-US" w:eastAsia="zh-CN"/>
               </w:rPr>
               <w:t>林晨</w:t>
             </w:r>
             <w:r>
               <w:rPr>
-                <w:rFonts w:hint="eastAsia"/>
+                <w:rFonts w:hint="eastAsia" w:ascii="宋体" w:eastAsia="宋体"/>
                 <w:b w:val="0"/>
-                <w:sz w:val="21"/>
+                <w:sz w:val="22"/>
                 <w:lang w:eastAsia="zh-CN"/>
               </w:rPr>
               <w:t>）</w:t>
@@ -7521,22 +9495,50 @@
         </w:tc>
         <w:tc>
           <w:tcPr>
-            <w:tcW w:w="3097" w:type="dxa"/>
+            <w:tcW w:w="4416" w:type="dxa"/>
             <w:vAlign w:val="center"/>
           </w:tcPr>
           <w:p>
-            <w:r>
+            <w:pPr>
+              <w:snapToGrid w:val="0"/>
+              <w:spacing w:line="240" w:lineRule="auto"/>
+              <w:ind w:left="0" w:leftChars="0" w:right="0" w:rightChars="0" w:firstLine="0" w:firstLineChars="0"/>
+              <w:jc w:val="left"/>
+              <w:rPr>
+                <w:rFonts w:ascii="宋体" w:eastAsia="宋体"/>
+                <w:sz w:val="22"/>
+              </w:rPr>
+            </w:pPr>
+            <w:r>
+              <w:rPr>
+                <w:rFonts w:ascii="宋体" w:eastAsia="宋体"/>
+                <w:sz w:val="22"/>
+              </w:rPr>
               <w:t>实现 Express 服务、注册登录、JWT、任务接口、排序接口和导入导出接口，并维护接口文档。</w:t>
             </w:r>
           </w:p>
         </w:tc>
         <w:tc>
           <w:tcPr>
-            <w:tcW w:w="3097" w:type="dxa"/>
+            <w:tcW w:w="3179" w:type="dxa"/>
             <w:vAlign w:val="center"/>
           </w:tcPr>
           <w:p>
-            <w:r>
+            <w:pPr>
+              <w:snapToGrid w:val="0"/>
+              <w:spacing w:line="240" w:lineRule="auto"/>
+              <w:ind w:left="0" w:leftChars="0" w:right="0" w:rightChars="0" w:firstLine="0" w:firstLineChars="0"/>
+              <w:jc w:val="left"/>
+              <w:rPr>
+                <w:rFonts w:ascii="宋体" w:eastAsia="宋体"/>
+                <w:sz w:val="22"/>
+              </w:rPr>
+            </w:pPr>
+            <w:r>
+              <w:rPr>
+                <w:rFonts w:ascii="宋体" w:eastAsia="宋体"/>
+                <w:sz w:val="22"/>
+              </w:rPr>
               <w:t>认证接口、任务接口、导入导出接口和接口说明。</w:t>
             </w:r>
           </w:p>
@@ -7560,19 +9562,23 @@
           </w:tblCellMar>
         </w:tblPrEx>
         <w:trPr>
+          <w:trHeight w:val="0" w:hRule="atLeast"/>
           <w:jc w:val="center"/>
         </w:trPr>
         <w:tc>
           <w:tcPr>
-            <w:tcW w:w="3097" w:type="dxa"/>
+            <w:tcW w:w="0" w:type="auto"/>
             <w:vAlign w:val="center"/>
           </w:tcPr>
           <w:p>
             <w:pPr>
+              <w:snapToGrid w:val="0"/>
               <w:spacing w:after="0" w:line="240" w:lineRule="auto"/>
+              <w:ind w:left="0" w:leftChars="0" w:right="0" w:rightChars="0" w:firstLine="0" w:firstLineChars="0"/>
               <w:jc w:val="center"/>
               <w:rPr>
-                <w:rFonts w:hint="eastAsia" w:eastAsia="宋体"/>
+                <w:rFonts w:hint="eastAsia" w:ascii="宋体" w:eastAsia="宋体"/>
+                <w:sz w:val="22"/>
                 <w:lang w:eastAsia="zh-CN"/>
               </w:rPr>
             </w:pPr>
@@ -7580,33 +9586,33 @@
               <w:rPr>
                 <w:rFonts w:ascii="宋体" w:hAnsi="宋体" w:eastAsia="宋体"/>
                 <w:b w:val="0"/>
-                <w:sz w:val="21"/>
+                <w:sz w:val="22"/>
               </w:rPr>
               <w:t>后端负责人 B</w:t>
             </w:r>
             <w:r>
               <w:rPr>
-                <w:rFonts w:hint="eastAsia"/>
+                <w:rFonts w:hint="eastAsia" w:ascii="宋体" w:eastAsia="宋体"/>
                 <w:b w:val="0"/>
-                <w:sz w:val="21"/>
+                <w:sz w:val="22"/>
                 <w:lang w:eastAsia="zh-CN"/>
               </w:rPr>
               <w:t>（</w:t>
             </w:r>
             <w:r>
               <w:rPr>
-                <w:rFonts w:hint="eastAsia"/>
+                <w:rFonts w:hint="eastAsia" w:ascii="宋体" w:eastAsia="宋体"/>
                 <w:b w:val="0"/>
-                <w:sz w:val="21"/>
+                <w:sz w:val="22"/>
                 <w:lang w:val="en-US" w:eastAsia="zh-CN"/>
               </w:rPr>
               <w:t>戴宇涵</w:t>
             </w:r>
             <w:r>
               <w:rPr>
-                <w:rFonts w:hint="eastAsia"/>
+                <w:rFonts w:hint="eastAsia" w:ascii="宋体" w:eastAsia="宋体"/>
                 <w:b w:val="0"/>
-                <w:sz w:val="21"/>
+                <w:sz w:val="22"/>
                 <w:lang w:eastAsia="zh-CN"/>
               </w:rPr>
               <w:t>）</w:t>
@@ -7615,22 +9621,50 @@
         </w:tc>
         <w:tc>
           <w:tcPr>
-            <w:tcW w:w="3097" w:type="dxa"/>
+            <w:tcW w:w="4416" w:type="dxa"/>
             <w:vAlign w:val="center"/>
           </w:tcPr>
           <w:p>
-            <w:r>
+            <w:pPr>
+              <w:snapToGrid w:val="0"/>
+              <w:spacing w:line="240" w:lineRule="auto"/>
+              <w:ind w:left="0" w:leftChars="0" w:right="0" w:rightChars="0" w:firstLine="0" w:firstLineChars="0"/>
+              <w:jc w:val="left"/>
+              <w:rPr>
+                <w:rFonts w:ascii="宋体" w:eastAsia="宋体"/>
+                <w:sz w:val="22"/>
+              </w:rPr>
+            </w:pPr>
+            <w:r>
+              <w:rPr>
+                <w:rFonts w:ascii="宋体" w:eastAsia="宋体"/>
+                <w:sz w:val="22"/>
+              </w:rPr>
               <w:t>维护 lowdb 数据结构、用户任务隔离、示例数据和接口验证，并协助修复问题。</w:t>
             </w:r>
           </w:p>
         </w:tc>
         <w:tc>
           <w:tcPr>
-            <w:tcW w:w="3097" w:type="dxa"/>
+            <w:tcW w:w="3179" w:type="dxa"/>
             <w:vAlign w:val="center"/>
           </w:tcPr>
           <w:p>
-            <w:r>
+            <w:pPr>
+              <w:snapToGrid w:val="0"/>
+              <w:spacing w:line="240" w:lineRule="auto"/>
+              <w:ind w:left="0" w:leftChars="0" w:right="0" w:rightChars="0" w:firstLine="0" w:firstLineChars="0"/>
+              <w:jc w:val="left"/>
+              <w:rPr>
+                <w:rFonts w:ascii="宋体" w:eastAsia="宋体"/>
+                <w:sz w:val="22"/>
+              </w:rPr>
+            </w:pPr>
+            <w:r>
+              <w:rPr>
+                <w:rFonts w:ascii="宋体" w:eastAsia="宋体"/>
+                <w:sz w:val="22"/>
+              </w:rPr>
               <w:t>数据结构、用户隔离逻辑、示例任务逻辑和后端验证记录。</w:t>
             </w:r>
           </w:p>
@@ -7654,53 +9688,70 @@
           </w:tblCellMar>
         </w:tblPrEx>
         <w:trPr>
+          <w:trHeight w:val="0" w:hRule="atLeast"/>
           <w:jc w:val="center"/>
         </w:trPr>
         <w:tc>
           <w:tcPr>
-            <w:tcW w:w="3097" w:type="dxa"/>
+            <w:tcW w:w="1697" w:type="dxa"/>
             <w:vAlign w:val="center"/>
           </w:tcPr>
           <w:p>
             <w:pPr>
+              <w:snapToGrid w:val="0"/>
               <w:spacing w:after="0" w:line="240" w:lineRule="auto"/>
+              <w:ind w:left="0" w:leftChars="0" w:right="0" w:rightChars="0" w:firstLine="0" w:firstLineChars="0"/>
               <w:jc w:val="center"/>
-              <w:rPr>
-                <w:rFonts w:hint="eastAsia" w:eastAsia="宋体"/>
-                <w:lang w:eastAsia="zh-CN"/>
-              </w:rPr>
-            </w:pPr>
-            <w:r>
               <w:rPr>
                 <w:rFonts w:ascii="宋体" w:hAnsi="宋体" w:eastAsia="宋体"/>
                 <w:b w:val="0"/>
-                <w:sz w:val="21"/>
+                <w:sz w:val="22"/>
+              </w:rPr>
+            </w:pPr>
+            <w:r>
+              <w:rPr>
+                <w:rFonts w:ascii="宋体" w:hAnsi="宋体" w:eastAsia="宋体"/>
+                <w:b w:val="0"/>
+                <w:sz w:val="22"/>
               </w:rPr>
               <w:t>测试与报告负责人</w:t>
             </w:r>
-            <w:r>
-              <w:rPr>
-                <w:rFonts w:hint="eastAsia"/>
+          </w:p>
+          <w:p>
+            <w:pPr>
+              <w:snapToGrid w:val="0"/>
+              <w:spacing w:after="0" w:line="240" w:lineRule="auto"/>
+              <w:ind w:left="0" w:leftChars="0" w:right="0" w:rightChars="0" w:firstLine="0" w:firstLineChars="0"/>
+              <w:jc w:val="center"/>
+              <w:rPr>
+                <w:rFonts w:hint="eastAsia" w:ascii="宋体" w:eastAsia="宋体"/>
+                <w:sz w:val="22"/>
+                <w:lang w:eastAsia="zh-CN"/>
+              </w:rPr>
+            </w:pPr>
+            <w:r>
+              <w:rPr>
+                <w:rFonts w:hint="eastAsia" w:ascii="宋体" w:eastAsia="宋体"/>
                 <w:b w:val="0"/>
-                <w:sz w:val="21"/>
+                <w:sz w:val="22"/>
                 <w:lang w:eastAsia="zh-CN"/>
               </w:rPr>
               <w:t>（</w:t>
             </w:r>
             <w:r>
               <w:rPr>
-                <w:rFonts w:hint="eastAsia"/>
+                <w:rFonts w:hint="eastAsia" w:ascii="宋体" w:eastAsia="宋体"/>
                 <w:b w:val="0"/>
-                <w:sz w:val="21"/>
+                <w:sz w:val="22"/>
                 <w:lang w:val="en-US" w:eastAsia="zh-CN"/>
               </w:rPr>
               <w:t>王嘉悦</w:t>
             </w:r>
             <w:r>
               <w:rPr>
-                <w:rFonts w:hint="eastAsia"/>
+                <w:rFonts w:hint="eastAsia" w:ascii="宋体" w:eastAsia="宋体"/>
                 <w:b w:val="0"/>
-                <w:sz w:val="21"/>
+                <w:sz w:val="22"/>
                 <w:lang w:eastAsia="zh-CN"/>
               </w:rPr>
               <w:t>）</w:t>
@@ -7709,22 +9760,50 @@
         </w:tc>
         <w:tc>
           <w:tcPr>
-            <w:tcW w:w="3097" w:type="dxa"/>
+            <w:tcW w:w="4416" w:type="dxa"/>
             <w:vAlign w:val="center"/>
           </w:tcPr>
           <w:p>
-            <w:r>
+            <w:pPr>
+              <w:snapToGrid w:val="0"/>
+              <w:spacing w:line="240" w:lineRule="auto"/>
+              <w:ind w:left="0" w:leftChars="0" w:right="0" w:rightChars="0" w:firstLine="0" w:firstLineChars="0"/>
+              <w:jc w:val="left"/>
+              <w:rPr>
+                <w:rFonts w:ascii="宋体" w:eastAsia="宋体"/>
+                <w:sz w:val="22"/>
+              </w:rPr>
+            </w:pPr>
+            <w:r>
+              <w:rPr>
+                <w:rFonts w:ascii="宋体" w:eastAsia="宋体"/>
+                <w:sz w:val="22"/>
+              </w:rPr>
               <w:t>完成前后端联调走查、截图整理、问题记录、实验报告撰写和最终材料检查。</w:t>
             </w:r>
           </w:p>
         </w:tc>
         <w:tc>
           <w:tcPr>
-            <w:tcW w:w="3097" w:type="dxa"/>
+            <w:tcW w:w="3179" w:type="dxa"/>
             <w:vAlign w:val="center"/>
           </w:tcPr>
           <w:p>
-            <w:r>
+            <w:pPr>
+              <w:snapToGrid w:val="0"/>
+              <w:spacing w:line="240" w:lineRule="auto"/>
+              <w:ind w:left="0" w:leftChars="0" w:right="0" w:rightChars="0" w:firstLine="0" w:firstLineChars="0"/>
+              <w:jc w:val="left"/>
+              <w:rPr>
+                <w:rFonts w:ascii="宋体" w:eastAsia="宋体"/>
+                <w:sz w:val="22"/>
+              </w:rPr>
+            </w:pPr>
+            <w:r>
+              <w:rPr>
+                <w:rFonts w:ascii="宋体" w:eastAsia="宋体"/>
+                <w:sz w:val="22"/>
+              </w:rPr>
               <w:t>测试记录、截图目录、实验报告和提交材料检查结果。</w:t>
             </w:r>
           </w:p>
@@ -7747,7 +9826,7 @@
           <w:b w:val="0"/>
         </w:rPr>
       </w:pPr>
-      <w:bookmarkStart w:id="18" w:name="_Toc9185"/>
+      <w:bookmarkStart w:id="17" w:name="_Toc9185"/>
       <w:r>
         <w:rPr>
           <w:rFonts w:hint="eastAsia"/>
@@ -7758,7 +9837,7 @@
       <w:r>
         <w:t>运行与部署说明</w:t>
       </w:r>
-      <w:bookmarkEnd w:id="18"/>
+      <w:bookmarkEnd w:id="17"/>
     </w:p>
     <w:p>
       <w:pPr>
@@ -7777,8 +9856,8 @@
     <w:tbl>
       <w:tblPr>
         <w:tblStyle w:val="36"/>
-        <w:tblW w:w="0" w:type="auto"/>
-        <w:tblInd w:w="0" w:type="dxa"/>
+        <w:tblW w:w="9292" w:type="dxa"/>
+        <w:jc w:val="center"/>
         <w:tblBorders>
           <w:top w:val="single" w:color="auto" w:sz="4" w:space="0"/>
           <w:left w:val="single" w:color="auto" w:sz="4" w:space="0"/>
@@ -7808,13 +9887,11 @@
             <w:insideH w:val="single" w:color="auto" w:sz="4" w:space="0"/>
             <w:insideV w:val="single" w:color="auto" w:sz="4" w:space="0"/>
           </w:tblBorders>
-          <w:tblCellMar>
-            <w:top w:w="0" w:type="dxa"/>
-            <w:left w:w="108" w:type="dxa"/>
-            <w:bottom w:w="0" w:type="dxa"/>
-            <w:right w:w="108" w:type="dxa"/>
-          </w:tblCellMar>
         </w:tblPrEx>
+        <w:trPr>
+          <w:trHeight w:val="0" w:hRule="atLeast"/>
+          <w:jc w:val="center"/>
+        </w:trPr>
         <w:tc>
           <w:tcPr>
             <w:tcW w:w="9292" w:type="dxa"/>
@@ -7822,6 +9899,7 @@
           </w:tcPr>
           <w:p>
             <w:pPr>
+              <w:snapToGrid w:val="0"/>
               <w:spacing w:after="0" w:line="240" w:lineRule="auto"/>
             </w:pPr>
             <w:r>
@@ -8051,7 +10129,7 @@
           <w:b w:val="0"/>
         </w:rPr>
       </w:pPr>
-      <w:bookmarkStart w:id="19" w:name="_Toc32398"/>
+      <w:bookmarkStart w:id="18" w:name="_Toc32398"/>
       <w:r>
         <w:rPr>
           <w:rFonts w:hint="eastAsia"/>
@@ -8062,7 +10140,7 @@
       <w:r>
         <w:t>总结</w:t>
       </w:r>
-      <w:bookmarkEnd w:id="19"/>
+      <w:bookmarkEnd w:id="18"/>
     </w:p>
     <w:p>
       <w:pPr>
@@ -8075,7 +10153,7 @@
         </w:rPr>
       </w:pPr>
       <w:r>
-        <w:t>本项目完成了一个较完整的个人任务看板系统，从需求分析、接口契约、前后端实现到联调测试和实验报告整理，形成了相对完整的开发闭环。系统支持登录注册、JWT 鉴权、任务 CRUD、状态看板、优先级看板、拖拽排序、搜索筛选、导入导出、用户任务隔离和数据持久化，能够满足题目对简易任务管理面板的主要要求。</w:t>
+        <w:t>本项目完成了个人任务看板系统的主要功能，包括需求分析、接口约定、前后端实现、联调测试和实验报告整理。系统支持登录注册、JWT 鉴权、任务 CRUD、状态看板、优先级看板、拖拽排序、搜索筛选、导入导出、用户任务隔离和数据持久化，能够满足题目对简易任务管理面板的主要要求。</w:t>
       </w:r>
     </w:p>
     <w:p>
@@ -8089,11 +10167,13 @@
         </w:rPr>
       </w:pPr>
       <w:r>
-        <w:t>通过本项目，小组系统性练习了 Vue 3 组件化开发、Pinia 状态管理、Vue Router 路由控制、拖拽交互、Express RESTful 接口设计、JWT 鉴权、lowdb 持久化和前后端联调流程。后续仍可继续优化移动端体验、增加导入前预览、补充更多边界测试、完善部署配置，并提升大数据量任务列表下的渲染性能。</w:t>
+        <w:t>通过本项目，小组完成了 Vue 3 组件化开发、Pinia 状态管理、Vue Router 路由控制、拖拽交互、Express RESTful 接口设计、JWT 鉴权、lowdb 持久化和前后端联调等实践。后续可继续优化移动端体验、增加导入前预览、补充更多边界测试、完善部署配置，并提升大数据量任务列表下的渲染性能。</w:t>
       </w:r>
     </w:p>
     <w:sectPr>
       <w:footerReference r:id="rId5" w:type="default"/>
+      <w:footerReference w:type="first" r:id="rId22"/>
+      <w:footerReference w:type="even" r:id="rId23"/>
       <w:pgSz w:w="12240" w:h="15840"/>
       <w:pgMar w:top="1417" w:right="1474" w:bottom="1417" w:left="1474" w:header="720" w:footer="720" w:gutter="0"/>
       <w:pgNumType w:fmt="decimal"/>
@@ -8133,43 +10213,48 @@
 <w:ftr xmlns:wpc="http://schemas.microsoft.com/office/word/2010/wordprocessingCanvas" xmlns:mc="http://schemas.openxmlformats.org/markup-compatibility/2006" xmlns:o="urn:schemas-microsoft-com:office:office" xmlns:r="http://schemas.openxmlformats.org/officeDocument/2006/relationships" xmlns:m="http://schemas.openxmlformats.org/officeDocument/2006/math" xmlns:v="urn:schemas-microsoft-com:vml" xmlns:wp14="http://schemas.microsoft.com/office/word/2010/wordprocessingDrawing" xmlns:wp="http://schemas.openxmlformats.org/drawingml/2006/wordprocessingDrawing" xmlns:w10="urn:schemas-microsoft-com:office:word" xmlns:w="http://schemas.openxmlformats.org/wordprocessingml/2006/main" xmlns:w14="http://schemas.microsoft.com/office/word/2010/wordml" xmlns:w15="http://schemas.microsoft.com/office/word/2012/wordml" xmlns:wpg="http://schemas.microsoft.com/office/word/2010/wordprocessingGroup" xmlns:wpi="http://schemas.microsoft.com/office/word/2010/wordprocessingInk" xmlns:wne="http://schemas.microsoft.com/office/word/2006/wordml" xmlns:wps="http://schemas.microsoft.com/office/word/2010/wordprocessingShape" xmlns:wpsCustomData="http://www.wps.cn/officeDocument/2013/wpsCustomData" mc:Ignorable="w14 w15 wp14">
   <w:p>
     <w:pPr>
-      <w:pStyle w:val="25"/>
       <w:jc w:val="center"/>
     </w:pPr>
     <w:r>
-      <w:rPr>
-        <w:rFonts w:hint="eastAsia"/>
-        <w:b w:val="0"/>
-        <w:sz w:val="18"/>
-        <w:lang w:val="en-US" w:eastAsia="zh-CN"/>
-      </w:rPr>
-      <w:br w:type="textWrapping"/>
+      <w:fldChar w:fldCharType="begin"/>
+      <w:instrText xml:space="preserve"> PAGE </w:instrText>
+      <w:fldChar w:fldCharType="separate"/>
+      <w:t>1</w:t>
+      <w:fldChar w:fldCharType="end"/>
     </w:r>
+  </w:p>
+</w:ftr>
+</file>
+
+<file path=word/footer2.xml><?xml version="1.0" encoding="utf-8"?>
+<w:ftr xmlns:m="http://schemas.openxmlformats.org/officeDocument/2006/math" xmlns:mc="http://schemas.openxmlformats.org/markup-compatibility/2006" xmlns:mo="http://schemas.microsoft.com/office/mac/office/2008/main" xmlns:mv="urn:schemas-microsoft-com:mac:vml" xmlns:o="urn:schemas-microsoft-com:office:office" xmlns:r="http://schemas.openxmlformats.org/officeDocument/2006/relationships" xmlns:v="urn:schemas-microsoft-com:vml" xmlns:w10="urn:schemas-microsoft-com:office:word" xmlns:w14="http://schemas.microsoft.com/office/word/2010/wordml" xmlns:w="http://schemas.openxmlformats.org/wordprocessingml/2006/main" xmlns:wne="http://schemas.microsoft.com/office/word/2006/wordml" xmlns:wp14="http://schemas.microsoft.com/office/word/2010/wordprocessingDrawing" xmlns:wp="http://schemas.openxmlformats.org/drawingml/2006/wordprocessingDrawing" xmlns:wpc="http://schemas.microsoft.com/office/word/2010/wordprocessingCanvas" xmlns:wpg="http://schemas.microsoft.com/office/word/2010/wordprocessingGroup" xmlns:wpi="http://schemas.microsoft.com/office/word/2010/wordprocessingInk" xmlns:wps="http://schemas.microsoft.com/office/word/2010/wordprocessingShape" mc:Ignorable="w14 wp14">
+  <w:p>
+    <w:pPr>
+      <w:jc w:val="center"/>
+    </w:pPr>
     <w:r>
-      <w:rPr>
-        <w:rFonts w:hint="eastAsia"/>
-        <w:b w:val="0"/>
-        <w:sz w:val="18"/>
-        <w:lang w:val="en-US" w:eastAsia="zh-CN"/>
-      </w:rPr>
-      <w:br w:type="textWrapping"/>
+      <w:fldChar w:fldCharType="begin"/>
+      <w:instrText xml:space="preserve"> PAGE </w:instrText>
+      <w:fldChar w:fldCharType="separate"/>
+      <w:t>1</w:t>
+      <w:fldChar w:fldCharType="end"/>
     </w:r>
+  </w:p>
+</w:ftr>
+</file>
+
+<file path=word/footer3.xml><?xml version="1.0" encoding="utf-8"?>
+<w:ftr xmlns:m="http://schemas.openxmlformats.org/officeDocument/2006/math" xmlns:mc="http://schemas.openxmlformats.org/markup-compatibility/2006" xmlns:mo="http://schemas.microsoft.com/office/mac/office/2008/main" xmlns:mv="urn:schemas-microsoft-com:mac:vml" xmlns:o="urn:schemas-microsoft-com:office:office" xmlns:r="http://schemas.openxmlformats.org/officeDocument/2006/relationships" xmlns:v="urn:schemas-microsoft-com:vml" xmlns:w10="urn:schemas-microsoft-com:office:word" xmlns:w14="http://schemas.microsoft.com/office/word/2010/wordml" xmlns:w="http://schemas.openxmlformats.org/wordprocessingml/2006/main" xmlns:wne="http://schemas.microsoft.com/office/word/2006/wordml" xmlns:wp14="http://schemas.microsoft.com/office/word/2010/wordprocessingDrawing" xmlns:wp="http://schemas.openxmlformats.org/drawingml/2006/wordprocessingDrawing" xmlns:wpc="http://schemas.microsoft.com/office/word/2010/wordprocessingCanvas" xmlns:wpg="http://schemas.microsoft.com/office/word/2010/wordprocessingGroup" xmlns:wpi="http://schemas.microsoft.com/office/word/2010/wordprocessingInk" xmlns:wps="http://schemas.microsoft.com/office/word/2010/wordprocessingShape" mc:Ignorable="w14 wp14">
+  <w:p>
+    <w:pPr>
+      <w:jc w:val="center"/>
+    </w:pPr>
     <w:r>
-      <w:rPr>
-        <w:rFonts w:hint="eastAsia"/>
-        <w:b w:val="0"/>
-        <w:sz w:val="18"/>
-        <w:lang w:val="en-US" w:eastAsia="zh-CN"/>
-      </w:rPr>
-      <w:t>简易</w:t>
-    </w:r>
-    <w:r>
-      <w:rPr>
-        <w:rFonts w:ascii="宋体" w:hAnsi="宋体" w:eastAsia="宋体"/>
-        <w:b w:val="0"/>
-        <w:sz w:val="18"/>
-      </w:rPr>
-      <w:t>任务看板系统实验报告</w:t>
+      <w:fldChar w:fldCharType="begin"/>
+      <w:instrText xml:space="preserve"> PAGE </w:instrText>
+      <w:fldChar w:fldCharType="separate"/>
+      <w:t>1</w:t>
+      <w:fldChar w:fldCharType="end"/>
     </w:r>
   </w:p>
 </w:ftr>
@@ -8370,9 +10455,9 @@
     <w:lsdException w:uiPriority="99" w:name="index 7"/>
     <w:lsdException w:uiPriority="99" w:name="index 8"/>
     <w:lsdException w:uiPriority="99" w:name="index 9"/>
-    <w:lsdException w:uiPriority="39" w:name="toc 1"/>
-    <w:lsdException w:uiPriority="39" w:name="toc 2"/>
-    <w:lsdException w:uiPriority="39" w:name="toc 3"/>
+    <w:lsdException w:qFormat="1" w:uiPriority="39" w:name="toc 1"/>
+    <w:lsdException w:qFormat="1" w:uiPriority="39" w:name="toc 2"/>
+    <w:lsdException w:qFormat="1" w:uiPriority="39" w:name="toc 3"/>
     <w:lsdException w:uiPriority="39" w:name="toc 4"/>
     <w:lsdException w:uiPriority="39" w:name="toc 5"/>
     <w:lsdException w:uiPriority="39" w:name="toc 6"/>
@@ -8382,8 +10467,8 @@
     <w:lsdException w:uiPriority="99" w:name="Normal Indent"/>
     <w:lsdException w:uiPriority="99" w:name="footnote text"/>
     <w:lsdException w:uiPriority="99" w:name="annotation text"/>
-    <w:lsdException w:uiPriority="99" w:semiHidden="0" w:name="header"/>
-    <w:lsdException w:uiPriority="99" w:semiHidden="0" w:name="footer"/>
+    <w:lsdException w:qFormat="1" w:uiPriority="99" w:semiHidden="0" w:name="header"/>
+    <w:lsdException w:qFormat="1" w:uiPriority="99" w:semiHidden="0" w:name="footer"/>
     <w:lsdException w:uiPriority="99" w:name="index heading"/>
     <w:lsdException w:qFormat="1" w:uiPriority="35" w:name="caption"/>
     <w:lsdException w:uiPriority="99" w:name="table of figures"/>
@@ -8396,32 +10481,32 @@
     <w:lsdException w:uiPriority="99" w:name="endnote reference"/>
     <w:lsdException w:uiPriority="99" w:name="endnote text"/>
     <w:lsdException w:uiPriority="99" w:name="table of authorities"/>
-    <w:lsdException w:uiPriority="99" w:semiHidden="0" w:name="macro"/>
+    <w:lsdException w:qFormat="1" w:uiPriority="99" w:semiHidden="0" w:name="macro"/>
     <w:lsdException w:uiPriority="99" w:name="toa heading"/>
-    <w:lsdException w:uiPriority="99" w:semiHidden="0" w:name="List"/>
-    <w:lsdException w:uiPriority="99" w:semiHidden="0" w:name="List Bullet"/>
+    <w:lsdException w:qFormat="1" w:uiPriority="99" w:semiHidden="0" w:name="List"/>
+    <w:lsdException w:qFormat="1" w:uiPriority="99" w:semiHidden="0" w:name="List Bullet"/>
     <w:lsdException w:uiPriority="99" w:semiHidden="0" w:name="List Number"/>
     <w:lsdException w:qFormat="1" w:uiPriority="99" w:semiHidden="0" w:name="List 2"/>
-    <w:lsdException w:uiPriority="99" w:semiHidden="0" w:name="List 3"/>
+    <w:lsdException w:qFormat="1" w:uiPriority="99" w:semiHidden="0" w:name="List 3"/>
     <w:lsdException w:uiPriority="99" w:name="List 4"/>
     <w:lsdException w:uiPriority="99" w:name="List 5"/>
-    <w:lsdException w:uiPriority="99" w:semiHidden="0" w:name="List Bullet 2"/>
+    <w:lsdException w:qFormat="1" w:uiPriority="99" w:semiHidden="0" w:name="List Bullet 2"/>
     <w:lsdException w:uiPriority="99" w:semiHidden="0" w:name="List Bullet 3"/>
     <w:lsdException w:uiPriority="99" w:name="List Bullet 4"/>
     <w:lsdException w:uiPriority="99" w:name="List Bullet 5"/>
-    <w:lsdException w:uiPriority="99" w:semiHidden="0" w:name="List Number 2"/>
-    <w:lsdException w:uiPriority="99" w:semiHidden="0" w:name="List Number 3"/>
+    <w:lsdException w:qFormat="1" w:uiPriority="99" w:semiHidden="0" w:name="List Number 2"/>
+    <w:lsdException w:qFormat="1" w:uiPriority="99" w:semiHidden="0" w:name="List Number 3"/>
     <w:lsdException w:uiPriority="99" w:name="List Number 4"/>
     <w:lsdException w:uiPriority="99" w:name="List Number 5"/>
     <w:lsdException w:qFormat="1" w:unhideWhenUsed="0" w:uiPriority="10" w:semiHidden="0" w:name="Title"/>
     <w:lsdException w:uiPriority="99" w:name="Closing"/>
     <w:lsdException w:uiPriority="99" w:name="Signature"/>
     <w:lsdException w:qFormat="1" w:uiPriority="1" w:name="Default Paragraph Font"/>
-    <w:lsdException w:uiPriority="99" w:semiHidden="0" w:name="Body Text"/>
+    <w:lsdException w:qFormat="1" w:uiPriority="99" w:semiHidden="0" w:name="Body Text"/>
     <w:lsdException w:uiPriority="99" w:name="Body Text Indent"/>
-    <w:lsdException w:uiPriority="99" w:semiHidden="0" w:name="List Continue"/>
-    <w:lsdException w:uiPriority="99" w:semiHidden="0" w:name="List Continue 2"/>
-    <w:lsdException w:uiPriority="99" w:semiHidden="0" w:name="List Continue 3"/>
+    <w:lsdException w:qFormat="1" w:uiPriority="99" w:semiHidden="0" w:name="List Continue"/>
+    <w:lsdException w:qFormat="1" w:uiPriority="99" w:semiHidden="0" w:name="List Continue 2"/>
+    <w:lsdException w:qFormat="1" w:uiPriority="99" w:semiHidden="0" w:name="List Continue 3"/>
     <w:lsdException w:uiPriority="99" w:name="List Continue 4"/>
     <w:lsdException w:uiPriority="99" w:name="List Continue 5"/>
     <w:lsdException w:uiPriority="99" w:name="Message Header"/>
@@ -8431,7 +10516,7 @@
     <w:lsdException w:uiPriority="99" w:name="Body Text First Indent"/>
     <w:lsdException w:uiPriority="99" w:name="Body Text First Indent 2"/>
     <w:lsdException w:uiPriority="99" w:name="Note Heading"/>
-    <w:lsdException w:uiPriority="99" w:semiHidden="0" w:name="Body Text 2"/>
+    <w:lsdException w:qFormat="1" w:uiPriority="99" w:semiHidden="0" w:name="Body Text 2"/>
     <w:lsdException w:qFormat="1" w:uiPriority="99" w:semiHidden="0" w:name="Body Text 3"/>
     <w:lsdException w:uiPriority="99" w:name="Body Text Indent 2"/>
     <w:lsdException w:uiPriority="99" w:name="Body Text Indent 3"/>
@@ -8454,7 +10539,7 @@
     <w:lsdException w:uiPriority="99" w:name="HTML Sample"/>
     <w:lsdException w:uiPriority="99" w:name="HTML Typewriter"/>
     <w:lsdException w:uiPriority="99" w:name="HTML Variable"/>
-    <w:lsdException w:uiPriority="99" w:name="Normal Table"/>
+    <w:lsdException w:qFormat="1" w:uiPriority="99" w:name="Normal Table"/>
     <w:lsdException w:uiPriority="99" w:name="annotation subject"/>
     <w:lsdException w:uiPriority="99" w:name="Table Simple 1"/>
     <w:lsdException w:uiPriority="99" w:name="Table Simple 2"/>
@@ -8499,12 +10584,12 @@
     <w:lsdException w:uiPriority="99" w:name="Table Web 2"/>
     <w:lsdException w:uiPriority="99" w:name="Table Web 3"/>
     <w:lsdException w:uiPriority="99" w:name="Balloon Text"/>
-    <w:lsdException w:unhideWhenUsed="0" w:uiPriority="59" w:semiHidden="0" w:name="Table Grid"/>
+    <w:lsdException w:qFormat="1" w:unhideWhenUsed="0" w:uiPriority="59" w:semiHidden="0" w:name="Table Grid"/>
     <w:lsdException w:uiPriority="99" w:name="Table Theme"/>
     <w:lsdException w:qFormat="1" w:unhideWhenUsed="0" w:uiPriority="1" w:semiHidden="0" w:name="No Spacing"/>
-    <w:lsdException w:unhideWhenUsed="0" w:uiPriority="60" w:semiHidden="0" w:name="Light Shading"/>
-    <w:lsdException w:unhideWhenUsed="0" w:uiPriority="61" w:semiHidden="0" w:name="Light List"/>
-    <w:lsdException w:unhideWhenUsed="0" w:uiPriority="62" w:semiHidden="0" w:name="Light Grid"/>
+    <w:lsdException w:qFormat="1" w:unhideWhenUsed="0" w:uiPriority="60" w:semiHidden="0" w:name="Light Shading"/>
+    <w:lsdException w:qFormat="1" w:unhideWhenUsed="0" w:uiPriority="61" w:semiHidden="0" w:name="Light List"/>
+    <w:lsdException w:qFormat="1" w:unhideWhenUsed="0" w:uiPriority="62" w:semiHidden="0" w:name="Light Grid"/>
     <w:lsdException w:unhideWhenUsed="0" w:uiPriority="63" w:semiHidden="0" w:name="Medium Shading 1"/>
     <w:lsdException w:unhideWhenUsed="0" w:uiPriority="64" w:semiHidden="0" w:name="Medium Shading 2"/>
     <w:lsdException w:unhideWhenUsed="0" w:uiPriority="65" w:semiHidden="0" w:name="Medium List 1"/>
@@ -8516,9 +10601,9 @@
     <w:lsdException w:unhideWhenUsed="0" w:uiPriority="71" w:semiHidden="0" w:name="Colorful Shading"/>
     <w:lsdException w:unhideWhenUsed="0" w:uiPriority="72" w:semiHidden="0" w:name="Colorful List"/>
     <w:lsdException w:unhideWhenUsed="0" w:uiPriority="73" w:semiHidden="0" w:name="Colorful Grid"/>
-    <w:lsdException w:unhideWhenUsed="0" w:uiPriority="60" w:semiHidden="0" w:name="Light Shading Accent 1"/>
-    <w:lsdException w:unhideWhenUsed="0" w:uiPriority="61" w:semiHidden="0" w:name="Light List Accent 1"/>
-    <w:lsdException w:unhideWhenUsed="0" w:uiPriority="62" w:semiHidden="0" w:name="Light Grid Accent 1"/>
+    <w:lsdException w:qFormat="1" w:unhideWhenUsed="0" w:uiPriority="60" w:semiHidden="0" w:name="Light Shading Accent 1"/>
+    <w:lsdException w:qFormat="1" w:unhideWhenUsed="0" w:uiPriority="61" w:semiHidden="0" w:name="Light List Accent 1"/>
+    <w:lsdException w:qFormat="1" w:unhideWhenUsed="0" w:uiPriority="62" w:semiHidden="0" w:name="Light Grid Accent 1"/>
     <w:lsdException w:unhideWhenUsed="0" w:uiPriority="63" w:semiHidden="0" w:name="Medium Shading 1 Accent 1"/>
     <w:lsdException w:unhideWhenUsed="0" w:uiPriority="64" w:semiHidden="0" w:name="Medium Shading 2 Accent 1"/>
     <w:lsdException w:unhideWhenUsed="0" w:uiPriority="65" w:semiHidden="0" w:name="Medium List 1 Accent 1"/>
@@ -8533,9 +10618,9 @@
     <w:lsdException w:unhideWhenUsed="0" w:uiPriority="71" w:semiHidden="0" w:name="Colorful Shading Accent 1"/>
     <w:lsdException w:unhideWhenUsed="0" w:uiPriority="72" w:semiHidden="0" w:name="Colorful List Accent 1"/>
     <w:lsdException w:unhideWhenUsed="0" w:uiPriority="73" w:semiHidden="0" w:name="Colorful Grid Accent 1"/>
-    <w:lsdException w:unhideWhenUsed="0" w:uiPriority="60" w:semiHidden="0" w:name="Light Shading Accent 2"/>
-    <w:lsdException w:unhideWhenUsed="0" w:uiPriority="61" w:semiHidden="0" w:name="Light List Accent 2"/>
-    <w:lsdException w:unhideWhenUsed="0" w:uiPriority="62" w:semiHidden="0" w:name="Light Grid Accent 2"/>
+    <w:lsdException w:qFormat="1" w:unhideWhenUsed="0" w:uiPriority="60" w:semiHidden="0" w:name="Light Shading Accent 2"/>
+    <w:lsdException w:qFormat="1" w:unhideWhenUsed="0" w:uiPriority="61" w:semiHidden="0" w:name="Light List Accent 2"/>
+    <w:lsdException w:qFormat="1" w:unhideWhenUsed="0" w:uiPriority="62" w:semiHidden="0" w:name="Light Grid Accent 2"/>
     <w:lsdException w:unhideWhenUsed="0" w:uiPriority="63" w:semiHidden="0" w:name="Medium Shading 1 Accent 2"/>
     <w:lsdException w:unhideWhenUsed="0" w:uiPriority="64" w:semiHidden="0" w:name="Medium Shading 2 Accent 2"/>
     <w:lsdException w:unhideWhenUsed="0" w:uiPriority="65" w:semiHidden="0" w:name="Medium List 1 Accent 2"/>
@@ -8547,9 +10632,9 @@
     <w:lsdException w:unhideWhenUsed="0" w:uiPriority="71" w:semiHidden="0" w:name="Colorful Shading Accent 2"/>
     <w:lsdException w:unhideWhenUsed="0" w:uiPriority="72" w:semiHidden="0" w:name="Colorful List Accent 2"/>
     <w:lsdException w:unhideWhenUsed="0" w:uiPriority="73" w:semiHidden="0" w:name="Colorful Grid Accent 2"/>
-    <w:lsdException w:unhideWhenUsed="0" w:uiPriority="60" w:semiHidden="0" w:name="Light Shading Accent 3"/>
-    <w:lsdException w:unhideWhenUsed="0" w:uiPriority="61" w:semiHidden="0" w:name="Light List Accent 3"/>
-    <w:lsdException w:unhideWhenUsed="0" w:uiPriority="62" w:semiHidden="0" w:name="Light Grid Accent 3"/>
+    <w:lsdException w:qFormat="1" w:unhideWhenUsed="0" w:uiPriority="60" w:semiHidden="0" w:name="Light Shading Accent 3"/>
+    <w:lsdException w:qFormat="1" w:unhideWhenUsed="0" w:uiPriority="61" w:semiHidden="0" w:name="Light List Accent 3"/>
+    <w:lsdException w:qFormat="1" w:unhideWhenUsed="0" w:uiPriority="62" w:semiHidden="0" w:name="Light Grid Accent 3"/>
     <w:lsdException w:unhideWhenUsed="0" w:uiPriority="63" w:semiHidden="0" w:name="Medium Shading 1 Accent 3"/>
     <w:lsdException w:unhideWhenUsed="0" w:uiPriority="64" w:semiHidden="0" w:name="Medium Shading 2 Accent 3"/>
     <w:lsdException w:unhideWhenUsed="0" w:uiPriority="65" w:semiHidden="0" w:name="Medium List 1 Accent 3"/>
@@ -8561,8 +10646,8 @@
     <w:lsdException w:unhideWhenUsed="0" w:uiPriority="71" w:semiHidden="0" w:name="Colorful Shading Accent 3"/>
     <w:lsdException w:unhideWhenUsed="0" w:uiPriority="72" w:semiHidden="0" w:name="Colorful List Accent 3"/>
     <w:lsdException w:unhideWhenUsed="0" w:uiPriority="73" w:semiHidden="0" w:name="Colorful Grid Accent 3"/>
-    <w:lsdException w:unhideWhenUsed="0" w:uiPriority="60" w:semiHidden="0" w:name="Light Shading Accent 4"/>
-    <w:lsdException w:unhideWhenUsed="0" w:uiPriority="61" w:semiHidden="0" w:name="Light List Accent 4"/>
+    <w:lsdException w:qFormat="1" w:unhideWhenUsed="0" w:uiPriority="60" w:semiHidden="0" w:name="Light Shading Accent 4"/>
+    <w:lsdException w:qFormat="1" w:unhideWhenUsed="0" w:uiPriority="61" w:semiHidden="0" w:name="Light List Accent 4"/>
     <w:lsdException w:unhideWhenUsed="0" w:uiPriority="62" w:semiHidden="0" w:name="Light Grid Accent 4"/>
     <w:lsdException w:unhideWhenUsed="0" w:uiPriority="63" w:semiHidden="0" w:name="Medium Shading 1 Accent 4"/>
     <w:lsdException w:unhideWhenUsed="0" w:uiPriority="64" w:semiHidden="0" w:name="Medium Shading 2 Accent 4"/>
@@ -8575,7 +10660,7 @@
     <w:lsdException w:unhideWhenUsed="0" w:uiPriority="71" w:semiHidden="0" w:name="Colorful Shading Accent 4"/>
     <w:lsdException w:unhideWhenUsed="0" w:uiPriority="72" w:semiHidden="0" w:name="Colorful List Accent 4"/>
     <w:lsdException w:unhideWhenUsed="0" w:uiPriority="73" w:semiHidden="0" w:name="Colorful Grid Accent 4"/>
-    <w:lsdException w:unhideWhenUsed="0" w:uiPriority="60" w:semiHidden="0" w:name="Light Shading Accent 5"/>
+    <w:lsdException w:qFormat="1" w:unhideWhenUsed="0" w:uiPriority="60" w:semiHidden="0" w:name="Light Shading Accent 5"/>
     <w:lsdException w:unhideWhenUsed="0" w:uiPriority="61" w:semiHidden="0" w:name="Light List Accent 5"/>
     <w:lsdException w:qFormat="1" w:unhideWhenUsed="0" w:uiPriority="62" w:semiHidden="0" w:name="Light Grid Accent 5"/>
     <w:lsdException w:unhideWhenUsed="0" w:uiPriority="63" w:semiHidden="0" w:name="Medium Shading 1 Accent 5"/>
@@ -8589,8 +10674,8 @@
     <w:lsdException w:unhideWhenUsed="0" w:uiPriority="71" w:semiHidden="0" w:name="Colorful Shading Accent 5"/>
     <w:lsdException w:unhideWhenUsed="0" w:uiPriority="72" w:semiHidden="0" w:name="Colorful List Accent 5"/>
     <w:lsdException w:unhideWhenUsed="0" w:uiPriority="73" w:semiHidden="0" w:name="Colorful Grid Accent 5"/>
-    <w:lsdException w:unhideWhenUsed="0" w:uiPriority="60" w:semiHidden="0" w:name="Light Shading Accent 6"/>
-    <w:lsdException w:unhideWhenUsed="0" w:uiPriority="61" w:semiHidden="0" w:name="Light List Accent 6"/>
+    <w:lsdException w:qFormat="1" w:unhideWhenUsed="0" w:uiPriority="60" w:semiHidden="0" w:name="Light Shading Accent 6"/>
+    <w:lsdException w:qFormat="1" w:unhideWhenUsed="0" w:uiPriority="61" w:semiHidden="0" w:name="Light List Accent 6"/>
     <w:lsdException w:unhideWhenUsed="0" w:uiPriority="62" w:semiHidden="0" w:name="Light Grid Accent 6"/>
     <w:lsdException w:unhideWhenUsed="0" w:uiPriority="63" w:semiHidden="0" w:name="Medium Shading 1 Accent 6"/>
     <w:lsdException w:unhideWhenUsed="0" w:uiPriority="64" w:semiHidden="0" w:name="Medium Shading 2 Accent 6"/>
@@ -8847,6 +10932,7 @@
     <w:name w:val="Normal Table"/>
     <w:semiHidden/>
     <w:unhideWhenUsed/>
+    <w:qFormat/>
     <w:uiPriority w:val="99"/>
     <w:tblPr>
       <w:tblCellMar>
@@ -8861,6 +10947,7 @@
     <w:name w:val="macro"/>
     <w:link w:val="150"/>
     <w:unhideWhenUsed/>
+    <w:qFormat/>
     <w:uiPriority w:val="99"/>
     <w:pPr>
       <w:tabs>
@@ -8885,6 +10972,7 @@
     <w:name w:val="List 3"/>
     <w:basedOn w:val="1"/>
     <w:unhideWhenUsed/>
+    <w:qFormat/>
     <w:uiPriority w:val="99"/>
     <w:pPr>
       <w:ind w:left="1080" w:hanging="360"/>
@@ -8895,6 +10983,7 @@
     <w:name w:val="List Number 2"/>
     <w:basedOn w:val="1"/>
     <w:unhideWhenUsed/>
+    <w:qFormat/>
     <w:uiPriority w:val="99"/>
     <w:pPr>
       <w:numPr>
@@ -8945,6 +11034,7 @@
     <w:name w:val="List Bullet"/>
     <w:basedOn w:val="1"/>
     <w:unhideWhenUsed/>
+    <w:qFormat/>
     <w:uiPriority w:val="99"/>
     <w:pPr>
       <w:numPr>
@@ -8986,6 +11076,7 @@
     <w:name w:val="Body Text"/>
     <w:link w:val="147"/>
     <w:unhideWhenUsed/>
+    <w:qFormat/>
     <w:uiPriority w:val="99"/>
     <w:pPr>
       <w:widowControl w:val="0"/>
@@ -9006,6 +11097,7 @@
     <w:name w:val="List Number 3"/>
     <w:basedOn w:val="1"/>
     <w:unhideWhenUsed/>
+    <w:qFormat/>
     <w:uiPriority w:val="99"/>
     <w:pPr>
       <w:numPr>
@@ -9030,6 +11122,7 @@
     <w:name w:val="List Continue"/>
     <w:basedOn w:val="1"/>
     <w:unhideWhenUsed/>
+    <w:qFormat/>
     <w:uiPriority w:val="99"/>
     <w:pPr>
       <w:spacing w:after="120"/>
@@ -9041,6 +11134,7 @@
     <w:name w:val="List Bullet 2"/>
     <w:basedOn w:val="1"/>
     <w:unhideWhenUsed/>
+    <w:qFormat/>
     <w:uiPriority w:val="99"/>
     <w:pPr>
       <w:numPr>
@@ -9055,6 +11149,7 @@
     <w:next w:val="1"/>
     <w:semiHidden/>
     <w:unhideWhenUsed/>
+    <w:qFormat/>
     <w:uiPriority w:val="39"/>
     <w:pPr>
       <w:adjustRightInd w:val="0"/>
@@ -9073,6 +11168,7 @@
     <w:basedOn w:val="1"/>
     <w:link w:val="139"/>
     <w:unhideWhenUsed/>
+    <w:qFormat/>
     <w:uiPriority w:val="99"/>
     <w:pPr>
       <w:tabs>
@@ -9087,6 +11183,7 @@
     <w:basedOn w:val="1"/>
     <w:link w:val="138"/>
     <w:unhideWhenUsed/>
+    <w:qFormat/>
     <w:uiPriority w:val="99"/>
     <w:pPr>
       <w:tabs>
@@ -9101,6 +11198,7 @@
     <w:next w:val="1"/>
     <w:semiHidden/>
     <w:unhideWhenUsed/>
+    <w:qFormat/>
     <w:uiPriority w:val="39"/>
     <w:pPr>
       <w:adjustRightInd w:val="0"/>
@@ -9137,6 +11235,7 @@
     <w:name w:val="List"/>
     <w:basedOn w:val="1"/>
     <w:unhideWhenUsed/>
+    <w:qFormat/>
     <w:uiPriority w:val="99"/>
     <w:pPr>
       <w:ind w:left="360" w:hanging="360"/>
@@ -9148,6 +11247,7 @@
     <w:next w:val="1"/>
     <w:semiHidden/>
     <w:unhideWhenUsed/>
+    <w:qFormat/>
     <w:uiPriority w:val="39"/>
     <w:pPr>
       <w:adjustRightInd w:val="0"/>
@@ -9166,6 +11266,7 @@
     <w:basedOn w:val="1"/>
     <w:link w:val="148"/>
     <w:unhideWhenUsed/>
+    <w:qFormat/>
     <w:uiPriority w:val="99"/>
     <w:pPr>
       <w:spacing w:after="120" w:line="480" w:lineRule="auto"/>
@@ -9175,6 +11276,7 @@
     <w:name w:val="List Continue 2"/>
     <w:basedOn w:val="1"/>
     <w:unhideWhenUsed/>
+    <w:qFormat/>
     <w:uiPriority w:val="99"/>
     <w:pPr>
       <w:spacing w:after="120"/>
@@ -9186,6 +11288,7 @@
     <w:name w:val="List Continue 3"/>
     <w:basedOn w:val="1"/>
     <w:unhideWhenUsed/>
+    <w:qFormat/>
     <w:uiPriority w:val="99"/>
     <w:pPr>
       <w:spacing w:after="120"/>
@@ -9217,6 +11320,7 @@
   <w:style w:type="table" w:styleId="36">
     <w:name w:val="Table Grid"/>
     <w:basedOn w:val="35"/>
+    <w:qFormat/>
     <w:uiPriority w:val="59"/>
     <w:pPr>
       <w:spacing w:after="0" w:line="240" w:lineRule="auto"/>
@@ -9241,6 +11345,7 @@
   <w:style w:type="table" w:styleId="37">
     <w:name w:val="Light Shading"/>
     <w:basedOn w:val="35"/>
+    <w:qFormat/>
     <w:uiPriority w:val="60"/>
     <w:pPr>
       <w:spacing w:after="0" w:line="240" w:lineRule="auto"/>
@@ -9340,6 +11445,7 @@
   <w:style w:type="table" w:styleId="38">
     <w:name w:val="Light Shading Accent 1"/>
     <w:basedOn w:val="35"/>
+    <w:qFormat/>
     <w:uiPriority w:val="60"/>
     <w:pPr>
       <w:spacing w:after="0" w:line="240" w:lineRule="auto"/>
@@ -9439,6 +11545,7 @@
   <w:style w:type="table" w:styleId="39">
     <w:name w:val="Light Shading Accent 2"/>
     <w:basedOn w:val="35"/>
+    <w:qFormat/>
     <w:uiPriority w:val="60"/>
     <w:pPr>
       <w:spacing w:after="0" w:line="240" w:lineRule="auto"/>
@@ -9538,6 +11645,7 @@
   <w:style w:type="table" w:styleId="40">
     <w:name w:val="Light Shading Accent 3"/>
     <w:basedOn w:val="35"/>
+    <w:qFormat/>
     <w:uiPriority w:val="60"/>
     <w:pPr>
       <w:spacing w:after="0" w:line="240" w:lineRule="auto"/>
@@ -9637,6 +11745,7 @@
   <w:style w:type="table" w:styleId="41">
     <w:name w:val="Light Shading Accent 4"/>
     <w:basedOn w:val="35"/>
+    <w:qFormat/>
     <w:uiPriority w:val="60"/>
     <w:pPr>
       <w:spacing w:after="0" w:line="240" w:lineRule="auto"/>
@@ -9736,6 +11845,7 @@
   <w:style w:type="table" w:styleId="42">
     <w:name w:val="Light Shading Accent 5"/>
     <w:basedOn w:val="35"/>
+    <w:qFormat/>
     <w:uiPriority w:val="60"/>
     <w:pPr>
       <w:spacing w:after="0" w:line="240" w:lineRule="auto"/>
@@ -9835,6 +11945,7 @@
   <w:style w:type="table" w:styleId="43">
     <w:name w:val="Light Shading Accent 6"/>
     <w:basedOn w:val="35"/>
+    <w:qFormat/>
     <w:uiPriority w:val="60"/>
     <w:pPr>
       <w:spacing w:after="0" w:line="240" w:lineRule="auto"/>
@@ -9934,6 +12045,7 @@
   <w:style w:type="table" w:styleId="44">
     <w:name w:val="Light List"/>
     <w:basedOn w:val="35"/>
+    <w:qFormat/>
     <w:uiPriority w:val="61"/>
     <w:pPr>
       <w:spacing w:after="0" w:line="240" w:lineRule="auto"/>
@@ -10027,6 +12139,7 @@
   <w:style w:type="table" w:styleId="45">
     <w:name w:val="Light List Accent 1"/>
     <w:basedOn w:val="35"/>
+    <w:qFormat/>
     <w:uiPriority w:val="61"/>
     <w:pPr>
       <w:spacing w:after="0" w:line="240" w:lineRule="auto"/>
@@ -10120,6 +12233,7 @@
   <w:style w:type="table" w:styleId="46">
     <w:name w:val="Light List Accent 2"/>
     <w:basedOn w:val="35"/>
+    <w:qFormat/>
     <w:uiPriority w:val="61"/>
     <w:pPr>
       <w:spacing w:after="0" w:line="240" w:lineRule="auto"/>
@@ -10213,6 +12327,7 @@
   <w:style w:type="table" w:styleId="47">
     <w:name w:val="Light List Accent 3"/>
     <w:basedOn w:val="35"/>
+    <w:qFormat/>
     <w:uiPriority w:val="61"/>
     <w:pPr>
       <w:spacing w:after="0" w:line="240" w:lineRule="auto"/>
@@ -10306,6 +12421,7 @@
   <w:style w:type="table" w:styleId="48">
     <w:name w:val="Light List Accent 4"/>
     <w:basedOn w:val="35"/>
+    <w:qFormat/>
     <w:uiPriority w:val="61"/>
     <w:pPr>
       <w:spacing w:after="0" w:line="240" w:lineRule="auto"/>
@@ -10492,6 +12608,7 @@
   <w:style w:type="table" w:styleId="50">
     <w:name w:val="Light List Accent 6"/>
     <w:basedOn w:val="35"/>
+    <w:qFormat/>
     <w:uiPriority w:val="61"/>
     <w:pPr>
       <w:spacing w:after="0" w:line="240" w:lineRule="auto"/>
@@ -10585,6 +12702,7 @@
   <w:style w:type="table" w:styleId="51">
     <w:name w:val="Light Grid"/>
     <w:basedOn w:val="35"/>
+    <w:qFormat/>
     <w:uiPriority w:val="62"/>
     <w:pPr>
       <w:spacing w:after="0" w:line="240" w:lineRule="auto"/>
@@ -10711,6 +12829,7 @@
   <w:style w:type="table" w:styleId="52">
     <w:name w:val="Light Grid Accent 1"/>
     <w:basedOn w:val="35"/>
+    <w:qFormat/>
     <w:uiPriority w:val="62"/>
     <w:pPr>
       <w:spacing w:after="0" w:line="240" w:lineRule="auto"/>
@@ -10837,6 +12956,7 @@
   <w:style w:type="table" w:styleId="53">
     <w:name w:val="Light Grid Accent 2"/>
     <w:basedOn w:val="35"/>
+    <w:qFormat/>
     <w:uiPriority w:val="62"/>
     <w:pPr>
       <w:spacing w:after="0" w:line="240" w:lineRule="auto"/>
@@ -10963,6 +13083,7 @@
   <w:style w:type="table" w:styleId="54">
     <w:name w:val="Light Grid Accent 3"/>
     <w:basedOn w:val="35"/>
+    <w:qFormat/>
     <w:uiPriority w:val="62"/>
     <w:pPr>
       <w:spacing w:after="0" w:line="240" w:lineRule="auto"/>
@@ -20743,6 +22864,7 @@
   <w:style w:type="character" w:customStyle="1" w:styleId="145">
     <w:name w:val="Subtitle Char"/>
     <w:basedOn w:val="135"/>
+    <w:qFormat/>
     <w:uiPriority w:val="11"/>
     <w:rPr>
       <w:rFonts w:asciiTheme="majorHAnsi" w:hAnsiTheme="majorHAnsi" w:eastAsiaTheme="majorEastAsia" w:cstheme="majorBidi"/>
@@ -20792,6 +22914,7 @@
     <w:name w:val="Body Text 3 Char"/>
     <w:basedOn w:val="135"/>
     <w:link w:val="17"/>
+    <w:qFormat/>
     <w:uiPriority w:val="99"/>
     <w:rPr>
       <w:sz w:val="16"/>
@@ -20802,6 +22925,7 @@
     <w:name w:val="Macro Text Char"/>
     <w:basedOn w:val="135"/>
     <w:link w:val="2"/>
+    <w:qFormat/>
     <w:uiPriority w:val="99"/>
     <w:rPr>
       <w:rFonts w:ascii="Courier" w:hAnsi="Courier"/>
@@ -20831,6 +22955,7 @@
     <w:name w:val="Quote Char"/>
     <w:basedOn w:val="135"/>
     <w:link w:val="151"/>
+    <w:qFormat/>
     <w:uiPriority w:val="29"/>
     <w:rPr>
       <w:i/>
@@ -20847,6 +22972,7 @@
     <w:name w:val="Heading 4 Char"/>
     <w:link w:val="6"/>
     <w:semiHidden/>
+    <w:qFormat/>
     <w:uiPriority w:val="9"/>
     <w:rPr>
       <w:rFonts w:ascii="Cambria" w:hAnsi="Cambria" w:eastAsia="黑体" w:cs="Cambria"/>
@@ -20860,6 +22986,7 @@
     <w:name w:val="Heading 5 Char"/>
     <w:link w:val="7"/>
     <w:semiHidden/>
+    <w:qFormat/>
     <w:uiPriority w:val="9"/>
     <w:rPr>
       <w:rFonts w:ascii="Cambria" w:hAnsi="Cambria" w:eastAsia="黑体" w:cs="Cambria"/>
@@ -20873,6 +23000,7 @@
     <w:name w:val="Heading 6 Char"/>
     <w:link w:val="8"/>
     <w:semiHidden/>
+    <w:qFormat/>
     <w:uiPriority w:val="9"/>
     <w:rPr>
       <w:rFonts w:ascii="Cambria" w:hAnsi="Cambria" w:eastAsia="黑体" w:cs="Cambria"/>
@@ -20886,6 +23014,7 @@
     <w:name w:val="Heading 7 Char"/>
     <w:basedOn w:val="135"/>
     <w:semiHidden/>
+    <w:qFormat/>
     <w:uiPriority w:val="9"/>
     <w:rPr>
       <w:rFonts w:asciiTheme="majorHAnsi" w:hAnsiTheme="majorHAnsi" w:eastAsiaTheme="majorEastAsia" w:cstheme="majorBidi"/>
@@ -20906,6 +23035,7 @@
     <w:name w:val="Heading 8 Char"/>
     <w:basedOn w:val="135"/>
     <w:semiHidden/>
+    <w:qFormat/>
     <w:uiPriority w:val="9"/>
     <w:rPr>
       <w:rFonts w:asciiTheme="majorHAnsi" w:hAnsiTheme="majorHAnsi" w:eastAsiaTheme="majorEastAsia" w:cstheme="majorBidi"/>
@@ -20972,6 +23102,7 @@
     <w:name w:val="Intense Quote Char"/>
     <w:basedOn w:val="135"/>
     <w:link w:val="159"/>
+    <w:qFormat/>
     <w:uiPriority w:val="30"/>
     <w:rPr>
       <w:b/>
@@ -21086,6 +23217,7 @@
   <w:style w:type="paragraph" w:customStyle="1" w:styleId="167">
     <w:name w:val="摘要标题"/>
     <w:next w:val="1"/>
+    <w:qFormat/>
     <w:uiPriority w:val="0"/>
     <w:pPr>
       <w:widowControl w:val="0"/>
@@ -21106,6 +23238,7 @@
   <w:style w:type="paragraph" w:customStyle="1" w:styleId="168">
     <w:name w:val="摘要正文"/>
     <w:next w:val="1"/>
+    <w:qFormat/>
     <w:uiPriority w:val="0"/>
     <w:pPr>
       <w:widowControl w:val="0"/>
@@ -21143,6 +23276,7 @@
   <w:style w:type="paragraph" w:customStyle="1" w:styleId="170">
     <w:name w:val="图片标题"/>
     <w:next w:val="1"/>
+    <w:qFormat/>
     <w:uiPriority w:val="0"/>
     <w:pPr>
       <w:widowControl w:val="0"/>
@@ -21151,7 +23285,7 @@
       </w:tabs>
       <w:adjustRightInd w:val="0"/>
       <w:spacing w:line="400" w:lineRule="exact"/>
-      <w:jc w:val="left"/>
+      <w:jc w:val="center"/>
     </w:pPr>
     <w:rPr>
       <w:rFonts w:ascii="Times New Roman" w:hAnsi="Times New Roman" w:eastAsia="宋体" w:cs="Times New Roman"/>
